--- a/shared/documentation/project_library/MapSnap/MapSnap_IT_Components_and_Licensing_2026-06-27.docx
+++ b/shared/documentation/project_library/MapSnap/MapSnap_IT_Components_and_Licensing_2026-06-27.docx
@@ -2,205 +2,332 @@
 <file path=word/document.xml><?xml version="1.0" encoding="utf-8"?>
 <w:document xmlns:wpc="http://schemas.microsoft.com/office/word/2010/wordprocessingCanvas" xmlns:mo="http://schemas.microsoft.com/office/mac/office/2008/main" xmlns:mc="http://schemas.openxmlformats.org/markup-compatibility/2006" xmlns:mv="urn:schemas-microsoft-com:mac:vml" xmlns:o="urn:schemas-microsoft-com:office:office" xmlns:r="http://schemas.openxmlformats.org/officeDocument/2006/relationships" xmlns:m="http://schemas.openxmlformats.org/officeDocument/2006/math" xmlns:v="urn:schemas-microsoft-com:vml" xmlns:wp14="http://schemas.microsoft.com/office/word/2010/wordprocessingDrawing" xmlns:wp="http://schemas.openxmlformats.org/drawingml/2006/wordprocessingDrawing" xmlns:w10="urn:schemas-microsoft-com:office:word" xmlns:w="http://schemas.openxmlformats.org/wordprocessingml/2006/main" xmlns:w14="http://schemas.microsoft.com/office/word/2010/wordml" xmlns:wpg="http://schemas.microsoft.com/office/word/2010/wordprocessingGroup" xmlns:wpi="http://schemas.microsoft.com/office/word/2010/wordprocessingInk" xmlns:wne="http://schemas.microsoft.com/office/word/2006/wordml" xmlns:wps="http://schemas.microsoft.com/office/word/2010/wordprocessingShape" mc:Ignorable="w14 wp14">
   <w:body>
+    <w:p>
+      <w:pPr>
+        <w:spacing w:after="0"/>
+        <w:pBdr>
+          <w:bottom w:val="single" w:sz="48" w:space="0" w:color="0D6EA6"/>
+        </w:pBdr>
+      </w:pPr>
+    </w:p>
+    <w:p>
+      <w:pPr>
+        <w:spacing w:before="160"/>
+      </w:pPr>
+      <w:r>
+        <w:rPr>
+          <w:rFonts w:ascii="Segoe UI" w:hAnsi="Segoe UI"/>
+          <w:b/>
+          <w:color w:val="64748B"/>
+          <w:sz w:val="20"/>
+        </w:rPr>
+        <w:t>Q U I D D I T Y   I N N O V A T I O N S</w:t>
+      </w:r>
+    </w:p>
+    <w:p>
+      <w:r>
+        <w:rPr>
+          <w:rFonts w:ascii="Segoe UI" w:hAnsi="Segoe UI"/>
+          <w:color w:val="0D6EA6"/>
+          <w:sz w:val="20"/>
+        </w:rPr>
+        <w:t>QI Hive · Project Documentation Library</w:t>
+      </w:r>
+    </w:p>
+    <w:p/>
+    <w:p/>
     <w:p/>
     <w:p/>
     <w:p/>
     <w:p>
-      <w:pPr>
-        <w:spacing w:after="40" w:before="0"/>
-        <w:jc w:val="center"/>
-      </w:pPr>
       <w:r>
         <w:rPr>
+          <w:rFonts w:ascii="Segoe UI" w:hAnsi="Segoe UI"/>
           <w:b/>
-          <w:i w:val="0"/>
-          <w:color w:val="B31B1B"/>
-          <w:sz w:val="30"/>
+          <w:color w:val="1F2937"/>
+          <w:sz w:val="64"/>
         </w:rPr>
-        <w:t>QUIDDITY INNOVATIONS</w:t>
+        <w:t>MapSnap — IT Components &amp; Licensing</w:t>
       </w:r>
     </w:p>
     <w:p>
       <w:pPr>
-        <w:spacing w:after="40" w:before="0"/>
-        <w:jc w:val="center"/>
+        <w:pBdr>
+          <w:bottom w:val="single" w:sz="10" w:space="10" w:color="C9D4DE"/>
+        </w:pBdr>
       </w:pPr>
       <w:r>
         <w:rPr>
-          <w:b/>
-          <w:i w:val="0"/>
-          <w:color w:val="222222"/>
-          <w:sz w:val="60"/>
+          <w:rFonts w:ascii="Segoe UI" w:hAnsi="Segoe UI"/>
+          <w:color w:val="0D6EA6"/>
+          <w:sz w:val="32"/>
         </w:rPr>
-        <w:t>MapSnap</w:t>
+        <w:t>IT Review Reference</w:t>
       </w:r>
     </w:p>
-    <w:p>
-      <w:pPr>
-        <w:spacing w:after="40" w:before="0"/>
-        <w:jc w:val="center"/>
-      </w:pPr>
-      <w:r>
-        <w:rPr>
-          <w:b w:val="0"/>
-          <w:i/>
-          <w:color w:val="666666"/>
-          <w:sz w:val="28"/>
-        </w:rPr>
-        <w:t>Understand any enterprise database, in plain English</w:t>
-      </w:r>
-    </w:p>
-    <w:p>
-      <w:pPr>
-        <w:spacing w:after="80" w:before="0"/>
-        <w:jc w:val="center"/>
-      </w:pPr>
-      <w:r>
-        <w:rPr>
-          <w:b/>
-          <w:i w:val="0"/>
-          <w:color w:val="222222"/>
-          <w:sz w:val="26"/>
-        </w:rPr>
-        <w:t>Components, Architecture &amp; Open-Source Licensing</w:t>
-      </w:r>
-    </w:p>
-    <w:p>
-      <w:pPr>
-        <w:spacing w:after="480" w:before="0"/>
-        <w:jc w:val="center"/>
-      </w:pPr>
-      <w:r>
-        <w:rPr>
-          <w:b w:val="0"/>
-          <w:i/>
-          <w:color w:val="666666"/>
-          <w:sz w:val="22"/>
-        </w:rPr>
-        <w:t>Technical reference for IT staff</w:t>
-      </w:r>
-    </w:p>
-    <w:p>
-      <w:pPr>
-        <w:spacing w:after="360" w:before="0"/>
-        <w:jc w:val="center"/>
-      </w:pPr>
-      <w:r>
-        <w:rPr>
-          <w:b w:val="0"/>
-          <w:i w:val="0"/>
-          <w:color w:val="222222"/>
-          <w:sz w:val="22"/>
-        </w:rPr>
-        <w:t>A self-contained, local-first schema-intelligence tool: it maps any SQL Server / PostgreSQL / MySQL / Oracle / SQLite database into a navigable HTML browser and layers a local-AI assistant on top that explains the schema and turns plain-English questions into read-only SQL.</w:t>
-      </w:r>
-    </w:p>
-    <w:p>
-      <w:pPr>
-        <w:spacing w:after="40" w:before="0"/>
-        <w:jc w:val="center"/>
-      </w:pPr>
-      <w:r>
-        <w:rPr>
-          <w:b/>
-          <w:i w:val="0"/>
-          <w:color w:val="B31B1B"/>
-          <w:sz w:val="22"/>
-        </w:rPr>
-        <w:t>Python · localhost:9876 · local Ollama AI · compliance-by-construction</w:t>
-      </w:r>
-    </w:p>
-    <w:p>
-      <w:pPr>
-        <w:spacing w:after="80" w:before="0"/>
-        <w:jc w:val="center"/>
-      </w:pPr>
-      <w:r>
-        <w:rPr>
-          <w:b w:val="0"/>
-          <w:i/>
-          <w:color w:val="666666"/>
-          <w:sz w:val="19"/>
-        </w:rPr>
-        <w:t>Generated 2026-06-27  ·  Source: QI Hive Project-Status library</w:t>
-      </w:r>
-    </w:p>
+    <w:p/>
+    <w:p/>
+    <w:p/>
+    <w:tbl>
+      <w:tblPr>
+        <w:tblW w:type="auto" w:w="0"/>
+        <w:tblLook w:firstColumn="1" w:firstRow="1" w:lastColumn="0" w:lastRow="0" w:noHBand="0" w:noVBand="1" w:val="04A0"/>
+        <w:tblBorders>
+          <w:top w:val="none" w:sz="0" w:color="auto"/>
+          <w:left w:val="none" w:sz="0" w:color="auto"/>
+          <w:bottom w:val="none" w:sz="0" w:color="auto"/>
+          <w:right w:val="none" w:sz="0" w:color="auto"/>
+          <w:insideH w:val="single" w:sz="4" w:color="C9D4DE"/>
+          <w:insideV w:val="none" w:sz="0" w:color="auto"/>
+        </w:tblBorders>
+        <w:tblCellMar>
+          <w:top w:w="60" w:type="dxa"/>
+          <w:left w:w="0" w:type="dxa"/>
+          <w:bottom w:w="60" w:type="dxa"/>
+          <w:right w:w="90" w:type="dxa"/>
+        </w:tblCellMar>
+      </w:tblPr>
+      <w:tblGrid>
+        <w:gridCol w:w="2160"/>
+        <w:gridCol w:w="7344"/>
+      </w:tblGrid>
+      <w:tr>
+        <w:tc>
+          <w:tcPr>
+            <w:tcW w:type="dxa" w:w="2160"/>
+          </w:tcPr>
+          <w:p>
+            <w:r>
+              <w:rPr>
+                <w:rFonts w:ascii="Segoe UI" w:hAnsi="Segoe UI"/>
+                <w:b/>
+                <w:color w:val="64748B"/>
+                <w:sz w:val="16"/>
+              </w:rPr>
+              <w:t>GENERATED</w:t>
+            </w:r>
+          </w:p>
+        </w:tc>
+        <w:tc>
+          <w:tcPr>
+            <w:tcW w:type="dxa" w:w="7344"/>
+          </w:tcPr>
+          <w:p>
+            <w:r>
+              <w:rPr>
+                <w:sz w:val="19"/>
+              </w:rPr>
+              <w:t>2026-08-06</w:t>
+            </w:r>
+          </w:p>
+        </w:tc>
+      </w:tr>
+      <w:tr>
+        <w:tc>
+          <w:tcPr>
+            <w:tcW w:type="dxa" w:w="2160"/>
+          </w:tcPr>
+          <w:p>
+            <w:r>
+              <w:rPr>
+                <w:rFonts w:ascii="Segoe UI" w:hAnsi="Segoe UI"/>
+                <w:b/>
+                <w:color w:val="64748B"/>
+                <w:sz w:val="16"/>
+              </w:rPr>
+              <w:t>SOURCE</w:t>
+            </w:r>
+          </w:p>
+        </w:tc>
+        <w:tc>
+          <w:tcPr>
+            <w:tcW w:type="dxa" w:w="7344"/>
+          </w:tcPr>
+          <w:p>
+            <w:r>
+              <w:rPr>
+                <w:rFonts w:ascii="Consolas" w:hAnsi="Consolas"/>
+                <w:sz w:val="17"/>
+              </w:rPr>
+              <w:t>shared\documentation\project_library\MapSnap\MapSnap_IT_Components_and_Licensing_2026-06-27.docx</w:t>
+            </w:r>
+          </w:p>
+        </w:tc>
+      </w:tr>
+      <w:tr>
+        <w:tc>
+          <w:tcPr>
+            <w:tcW w:type="dxa" w:w="2160"/>
+          </w:tcPr>
+          <w:p>
+            <w:r>
+              <w:rPr>
+                <w:rFonts w:ascii="Segoe UI" w:hAnsi="Segoe UI"/>
+                <w:b/>
+                <w:color w:val="64748B"/>
+                <w:sz w:val="16"/>
+              </w:rPr>
+              <w:t>CLASSIFICATION</w:t>
+            </w:r>
+          </w:p>
+        </w:tc>
+        <w:tc>
+          <w:tcPr>
+            <w:tcW w:type="dxa" w:w="7344"/>
+          </w:tcPr>
+          <w:p>
+            <w:r>
+              <w:rPr>
+                <w:sz w:val="19"/>
+              </w:rPr>
+              <w:t>Internal — QI Ecosystem</w:t>
+            </w:r>
+          </w:p>
+        </w:tc>
+      </w:tr>
+    </w:tbl>
     <w:p>
       <w:r>
         <w:br w:type="page"/>
       </w:r>
     </w:p>
     <w:p>
+      <w:r>
+        <w:rPr>
+          <w:b/>
+          <w:i w:val="0"/>
+        </w:rPr>
+        <w:t>QUIDDITY INNOVATIONS</w:t>
+      </w:r>
+    </w:p>
+    <w:p>
+      <w:r>
+        <w:rPr>
+          <w:b/>
+          <w:i w:val="0"/>
+        </w:rPr>
+        <w:t>MapSnap</w:t>
+      </w:r>
+    </w:p>
+    <w:p>
+      <w:r>
+        <w:rPr>
+          <w:b w:val="0"/>
+          <w:i/>
+        </w:rPr>
+        <w:t>Understand any enterprise database, in plain English</w:t>
+      </w:r>
+    </w:p>
+    <w:p>
+      <w:r>
+        <w:rPr>
+          <w:b/>
+          <w:i w:val="0"/>
+        </w:rPr>
+        <w:t>Components, Architecture &amp; Open-Source Licensing</w:t>
+      </w:r>
+    </w:p>
+    <w:p>
+      <w:r>
+        <w:rPr>
+          <w:b w:val="0"/>
+          <w:i/>
+        </w:rPr>
+        <w:t>Technical reference for IT staff</w:t>
+      </w:r>
+    </w:p>
+    <w:p>
+      <w:r>
+        <w:rPr>
+          <w:b w:val="0"/>
+          <w:i w:val="0"/>
+        </w:rPr>
+        <w:t>A self-contained, local-first schema-intelligence tool: it maps any SQL Server / PostgreSQL / MySQL / Oracle / SQLite database into a navigable HTML browser and layers a local-AI assistant on top that explains the schema and turns plain-English questions into read-only SQL.</w:t>
+      </w:r>
+    </w:p>
+    <w:p>
+      <w:r>
+        <w:rPr>
+          <w:b/>
+          <w:i w:val="0"/>
+        </w:rPr>
+        <w:t>Python · localhost:9876 · local Ollama AI · compliance-by-construction</w:t>
+      </w:r>
+    </w:p>
+    <w:p>
+      <w:r>
+        <w:rPr>
+          <w:b w:val="0"/>
+          <w:i/>
+        </w:rPr>
+        <w:t>Generated 2026-06-27  ·  Source: QI Hive Project-Status library</w:t>
+      </w:r>
+    </w:p>
+    <w:p>
       <w:pPr>
         <w:pStyle w:val="Heading1"/>
+        <w:pBdr>
+          <w:bottom w:val="single" w:sz="14" w:space="6" w:color="0D6EA6"/>
+        </w:pBdr>
       </w:pPr>
       <w:r>
         <w:t>1. What MapSnap is, for IT</w:t>
       </w:r>
     </w:p>
     <w:p>
-      <w:pPr>
-        <w:spacing w:after="60"/>
-      </w:pPr>
       <w:r>
         <w:rPr>
           <w:b/>
-          <w:color w:val="B31B1B"/>
         </w:rPr>
         <w:t xml:space="preserve">In one line.  </w:t>
       </w:r>
       <w:r>
+        <w:rPr/>
         <w:t>MapSnap points at a large, often-undocumented enterprise database and produces a fully navigable map of every table, column, key and relationship, then adds an AI assistant that explains the schema and writes read-only SQL — with regulated data never leaving the machine by default.</w:t>
       </w:r>
     </w:p>
     <w:p>
-      <w:pPr>
-        <w:spacing w:after="60"/>
-      </w:pPr>
       <w:r>
         <w:rPr>
           <w:b/>
-          <w:color w:val="B31B1B"/>
         </w:rPr>
         <w:t xml:space="preserve">Runtime shape.  </w:t>
       </w:r>
       <w:r>
+        <w:rPr/>
         <w:t>A single Python process runs a standard-library HTTP server on 127.0.0.1:9876 and serves one rich HTML application. There is no web framework (no Flask/FastAPI), no database server to install, and no mandatory cloud dependency. This keeps the install dependency-light and trivially portable to a customer or air-gapped box.</w:t>
       </w:r>
     </w:p>
     <w:p>
-      <w:pPr>
-        <w:spacing w:after="60"/>
-      </w:pPr>
       <w:r>
         <w:rPr>
           <w:b/>
-          <w:color w:val="B31B1B"/>
         </w:rPr>
         <w:t xml:space="preserve">Why IT should care.  </w:t>
       </w:r>
       <w:r>
+        <w:rPr/>
         <w:t>MapSnap separates reasoning from data: a model reasons over schema structure and drafts SQL; the SQL executes locally; result rows render locally and never leave the box. A fail-safe egress guardrail (default policy local_only) is the single chokepoint for any cloud call, so FERPA/GLBA/HIPAA data cannot be casually shipped to a cloud AI.</w:t>
       </w:r>
     </w:p>
     <w:p>
-      <w:pPr>
-        <w:spacing w:after="60"/>
-      </w:pPr>
       <w:r>
         <w:rPr>
           <w:b/>
-          <w:color w:val="B31B1B"/>
         </w:rPr>
         <w:t xml:space="preserve">Lineage.  </w:t>
       </w:r>
       <w:r>
+        <w:rPr/>
         <w:t>MapSnap is the design ancestor of CogniBase; the same engine-agnostic pipeline is intended to carry, unchanged, to a Boston University OnBase deployment.</w:t>
       </w:r>
     </w:p>
     <w:p>
       <w:pPr>
         <w:pStyle w:val="Heading1"/>
+        <w:pBdr>
+          <w:bottom w:val="single" w:sz="14" w:space="6" w:color="0D6EA6"/>
+        </w:pBdr>
       </w:pPr>
       <w:r>
         <w:t>2. Runtime &amp; deployment architecture</w:t>
@@ -208,27 +335,47 @@
     </w:p>
     <w:tbl>
       <w:tblPr>
-        <w:tblStyle w:val="TableGrid"/>
         <w:tblW w:type="auto" w:w="0"/>
-        <w:jc w:val="center"/>
+        <w:jc w:val="left"/>
         <w:tblLook w:firstColumn="1" w:firstRow="1" w:lastColumn="0" w:lastRow="0" w:noHBand="0" w:noVBand="1" w:val="04A0"/>
+        <w:tblBorders>
+          <w:top w:val="single" w:sz="8" w:color="0D6EA6"/>
+          <w:left w:val="none" w:sz="0" w:color="auto"/>
+          <w:bottom w:val="single" w:sz="8" w:color="C9D4DE"/>
+          <w:right w:val="none" w:sz="0" w:color="auto"/>
+          <w:insideH w:val="single" w:sz="4" w:color="C9D4DE"/>
+          <w:insideV w:val="none" w:sz="0" w:color="auto"/>
+        </w:tblBorders>
+        <w:tblCellMar>
+          <w:top w:w="40" w:type="dxa"/>
+          <w:left w:w="90" w:type="dxa"/>
+          <w:bottom w:w="40" w:type="dxa"/>
+          <w:right w:w="90" w:type="dxa"/>
+        </w:tblCellMar>
       </w:tblPr>
       <w:tblGrid>
-        <w:gridCol w:w="4320"/>
-        <w:gridCol w:w="4320"/>
+        <w:gridCol w:w="4752"/>
+        <w:gridCol w:w="4752"/>
       </w:tblGrid>
       <w:tr>
+        <w:trPr>
+          <w:tblHeader w:val="true"/>
+        </w:trPr>
         <w:tc>
           <w:tcPr>
-            <w:tcW w:type="dxa" w:w="4320"/>
-            <w:shd w:val="clear" w:color="auto" w:fill="B31B1B"/>
+            <w:tcW w:type="dxa" w:w="4752"/>
+            <w:shd w:val="clear" w:fill="0D6EA6"/>
           </w:tcPr>
           <w:p>
+            <w:pPr>
+              <w:spacing w:after="0" w:before="0"/>
+            </w:pPr>
             <w:r>
               <w:rPr>
+                <w:rFonts w:ascii="Segoe UI" w:hAnsi="Segoe UI"/>
                 <w:b/>
                 <w:color w:val="FFFFFF"/>
-                <w:sz w:val="19"/>
+                <w:sz w:val="18"/>
               </w:rPr>
               <w:t>Concern</w:t>
             </w:r>
@@ -236,15 +383,19 @@
         </w:tc>
         <w:tc>
           <w:tcPr>
-            <w:tcW w:type="dxa" w:w="4320"/>
-            <w:shd w:val="clear" w:color="auto" w:fill="B31B1B"/>
+            <w:tcW w:type="dxa" w:w="4752"/>
+            <w:shd w:val="clear" w:fill="0D6EA6"/>
           </w:tcPr>
           <w:p>
+            <w:pPr>
+              <w:spacing w:after="0" w:before="0"/>
+            </w:pPr>
             <w:r>
               <w:rPr>
+                <w:rFonts w:ascii="Segoe UI" w:hAnsi="Segoe UI"/>
                 <w:b/>
                 <w:color w:val="FFFFFF"/>
-                <w:sz w:val="19"/>
+                <w:sz w:val="18"/>
               </w:rPr>
               <w:t>Detail</w:t>
             </w:r>
@@ -254,14 +405,15 @@
       <w:tr>
         <w:tc>
           <w:tcPr>
-            <w:tcW w:type="dxa" w:w="4320"/>
+            <w:tcW w:type="dxa" w:w="4752"/>
           </w:tcPr>
           <w:p>
-            <w:r/>
+            <w:pPr>
+              <w:spacing w:after="0" w:before="0"/>
+            </w:pPr>
             <w:r>
               <w:rPr>
-                <w:b/>
-                <w:sz w:val="18"/>
+                <w:sz w:val="19"/>
               </w:rPr>
               <w:t>Language / runtime</w:t>
             </w:r>
@@ -269,13 +421,15 @@
         </w:tc>
         <w:tc>
           <w:tcPr>
-            <w:tcW w:type="dxa" w:w="4320"/>
+            <w:tcW w:type="dxa" w:w="4752"/>
           </w:tcPr>
           <w:p>
-            <w:r/>
+            <w:pPr>
+              <w:spacing w:after="0" w:before="0"/>
+            </w:pPr>
             <w:r>
               <w:rPr>
-                <w:sz w:val="18"/>
+                <w:sz w:val="19"/>
               </w:rPr>
               <w:t>Python (CPython) 3.11+ — sole implementation language for server, extractors, enrichment and doc generators</w:t>
             </w:r>
@@ -285,14 +439,16 @@
       <w:tr>
         <w:tc>
           <w:tcPr>
-            <w:tcW w:type="dxa" w:w="4320"/>
+            <w:tcW w:type="dxa" w:w="4752"/>
+            <w:shd w:val="clear" w:fill="F1F5F9"/>
           </w:tcPr>
           <w:p>
-            <w:r/>
+            <w:pPr>
+              <w:spacing w:after="0" w:before="0"/>
+            </w:pPr>
             <w:r>
               <w:rPr>
-                <w:b/>
-                <w:sz w:val="18"/>
+                <w:sz w:val="19"/>
               </w:rPr>
               <w:t>Web server</w:t>
             </w:r>
@@ -300,13 +456,16 @@
         </w:tc>
         <w:tc>
           <w:tcPr>
-            <w:tcW w:type="dxa" w:w="4320"/>
+            <w:tcW w:type="dxa" w:w="4752"/>
+            <w:shd w:val="clear" w:fill="F1F5F9"/>
           </w:tcPr>
           <w:p>
-            <w:r/>
+            <w:pPr>
+              <w:spacing w:after="0" w:before="0"/>
+            </w:pPr>
             <w:r>
               <w:rPr>
-                <w:sz w:val="18"/>
+                <w:sz w:val="19"/>
               </w:rPr>
               <w:t>Python stdlib http.server (ThreadingHTTPServer), threaded for SSE streaming; ~50 /api/* routes</w:t>
             </w:r>
@@ -316,14 +475,15 @@
       <w:tr>
         <w:tc>
           <w:tcPr>
-            <w:tcW w:type="dxa" w:w="4320"/>
+            <w:tcW w:type="dxa" w:w="4752"/>
           </w:tcPr>
           <w:p>
-            <w:r/>
+            <w:pPr>
+              <w:spacing w:after="0" w:before="0"/>
+            </w:pPr>
             <w:r>
               <w:rPr>
-                <w:b/>
-                <w:sz w:val="18"/>
+                <w:sz w:val="19"/>
               </w:rPr>
               <w:t>Bind address / port</w:t>
             </w:r>
@@ -331,13 +491,15 @@
         </w:tc>
         <w:tc>
           <w:tcPr>
-            <w:tcW w:type="dxa" w:w="4320"/>
+            <w:tcW w:type="dxa" w:w="4752"/>
           </w:tcPr>
           <w:p>
-            <w:r/>
+            <w:pPr>
+              <w:spacing w:after="0" w:before="0"/>
+            </w:pPr>
             <w:r>
               <w:rPr>
-                <w:sz w:val="18"/>
+                <w:sz w:val="19"/>
               </w:rPr>
               <w:t>127.0.0.1:9876 (--port override)</w:t>
             </w:r>
@@ -347,14 +509,16 @@
       <w:tr>
         <w:tc>
           <w:tcPr>
-            <w:tcW w:type="dxa" w:w="4320"/>
+            <w:tcW w:type="dxa" w:w="4752"/>
+            <w:shd w:val="clear" w:fill="F1F5F9"/>
           </w:tcPr>
           <w:p>
-            <w:r/>
+            <w:pPr>
+              <w:spacing w:after="0" w:before="0"/>
+            </w:pPr>
             <w:r>
               <w:rPr>
-                <w:b/>
-                <w:sz w:val="18"/>
+                <w:sz w:val="19"/>
               </w:rPr>
               <w:t>Front-end</w:t>
             </w:r>
@@ -362,13 +526,16 @@
         </w:tc>
         <w:tc>
           <w:tcPr>
-            <w:tcW w:type="dxa" w:w="4320"/>
+            <w:tcW w:type="dxa" w:w="4752"/>
+            <w:shd w:val="clear" w:fill="F1F5F9"/>
           </w:tcPr>
           <w:p>
-            <w:r/>
+            <w:pPr>
+              <w:spacing w:after="0" w:before="0"/>
+            </w:pPr>
             <w:r>
               <w:rPr>
-                <w:sz w:val="18"/>
+                <w:sz w:val="19"/>
               </w:rPr>
               <w:t>One generated single-page HTML/CSS/vanilla-JS file (schema_browser.html via build_browser.py)</w:t>
             </w:r>
@@ -378,14 +545,15 @@
       <w:tr>
         <w:tc>
           <w:tcPr>
-            <w:tcW w:type="dxa" w:w="4320"/>
+            <w:tcW w:type="dxa" w:w="4752"/>
           </w:tcPr>
           <w:p>
-            <w:r/>
+            <w:pPr>
+              <w:spacing w:after="0" w:before="0"/>
+            </w:pPr>
             <w:r>
               <w:rPr>
-                <w:b/>
-                <w:sz w:val="18"/>
+                <w:sz w:val="19"/>
               </w:rPr>
               <w:t>App storage</w:t>
             </w:r>
@@ -393,13 +561,15 @@
         </w:tc>
         <w:tc>
           <w:tcPr>
-            <w:tcW w:type="dxa" w:w="4320"/>
+            <w:tcW w:type="dxa" w:w="4752"/>
           </w:tcPr>
           <w:p>
-            <w:r/>
+            <w:pPr>
+              <w:spacing w:after="0" w:before="0"/>
+            </w:pPr>
             <w:r>
               <w:rPr>
-                <w:sz w:val="18"/>
+                <w:sz w:val="19"/>
               </w:rPr>
               <w:t>SQLite (mapsnap_users.db) for users + sessions; per-profile state as JSON sidecars</w:t>
             </w:r>
@@ -409,14 +579,16 @@
       <w:tr>
         <w:tc>
           <w:tcPr>
-            <w:tcW w:type="dxa" w:w="4320"/>
+            <w:tcW w:type="dxa" w:w="4752"/>
+            <w:shd w:val="clear" w:fill="F1F5F9"/>
           </w:tcPr>
           <w:p>
-            <w:r/>
+            <w:pPr>
+              <w:spacing w:after="0" w:before="0"/>
+            </w:pPr>
             <w:r>
               <w:rPr>
-                <w:b/>
-                <w:sz w:val="18"/>
+                <w:sz w:val="19"/>
               </w:rPr>
               <w:t>AI (default)</w:t>
             </w:r>
@@ -424,13 +596,16 @@
         </w:tc>
         <w:tc>
           <w:tcPr>
-            <w:tcW w:type="dxa" w:w="4320"/>
+            <w:tcW w:type="dxa" w:w="4752"/>
+            <w:shd w:val="clear" w:fill="F1F5F9"/>
           </w:tcPr>
           <w:p>
-            <w:r/>
+            <w:pPr>
+              <w:spacing w:after="0" w:before="0"/>
+            </w:pPr>
             <w:r>
               <w:rPr>
-                <w:sz w:val="18"/>
+                <w:sz w:val="19"/>
               </w:rPr>
               <w:t>Local Ollama model at 127.0.0.1:11434 — 100% local; granite, qwen2.5-coder, sqlcoder, gemma</w:t>
             </w:r>
@@ -440,14 +615,15 @@
       <w:tr>
         <w:tc>
           <w:tcPr>
-            <w:tcW w:type="dxa" w:w="4320"/>
+            <w:tcW w:type="dxa" w:w="4752"/>
           </w:tcPr>
           <w:p>
-            <w:r/>
+            <w:pPr>
+              <w:spacing w:after="0" w:before="0"/>
+            </w:pPr>
             <w:r>
               <w:rPr>
-                <w:b/>
-                <w:sz w:val="18"/>
+                <w:sz w:val="19"/>
               </w:rPr>
               <w:t>AI (optional)</w:t>
             </w:r>
@@ -455,13 +631,15 @@
         </w:tc>
         <w:tc>
           <w:tcPr>
-            <w:tcW w:type="dxa" w:w="4320"/>
+            <w:tcW w:type="dxa" w:w="4752"/>
           </w:tcPr>
           <w:p>
-            <w:r/>
+            <w:pPr>
+              <w:spacing w:after="0" w:before="0"/>
+            </w:pPr>
             <w:r>
               <w:rPr>
-                <w:sz w:val="18"/>
+                <w:sz w:val="19"/>
               </w:rPr>
               <w:t>OpenRouter / direct provider APIs — only reachable when a profile's data_policy permits</w:t>
             </w:r>
@@ -471,14 +649,16 @@
       <w:tr>
         <w:tc>
           <w:tcPr>
-            <w:tcW w:type="dxa" w:w="4320"/>
+            <w:tcW w:type="dxa" w:w="4752"/>
+            <w:shd w:val="clear" w:fill="F1F5F9"/>
           </w:tcPr>
           <w:p>
-            <w:r/>
+            <w:pPr>
+              <w:spacing w:after="0" w:before="0"/>
+            </w:pPr>
             <w:r>
               <w:rPr>
-                <w:b/>
-                <w:sz w:val="18"/>
+                <w:sz w:val="19"/>
               </w:rPr>
               <w:t>Windows service</w:t>
             </w:r>
@@ -486,13 +666,16 @@
         </w:tc>
         <w:tc>
           <w:tcPr>
-            <w:tcW w:type="dxa" w:w="4320"/>
+            <w:tcW w:type="dxa" w:w="4752"/>
+            <w:shd w:val="clear" w:fill="F1F5F9"/>
           </w:tcPr>
           <w:p>
-            <w:r/>
+            <w:pPr>
+              <w:spacing w:after="0" w:before="0"/>
+            </w:pPr>
             <w:r>
               <w:rPr>
-                <w:sz w:val="18"/>
+                <w:sz w:val="19"/>
               </w:rPr>
               <w:t>QI_MapSnap (server) + QI_MapSnapTunnel (tunnel) via NSSM, AppDirectory C:\MapSnap</w:t>
             </w:r>
@@ -502,14 +685,15 @@
       <w:tr>
         <w:tc>
           <w:tcPr>
-            <w:tcW w:type="dxa" w:w="4320"/>
+            <w:tcW w:type="dxa" w:w="4752"/>
           </w:tcPr>
           <w:p>
-            <w:r/>
+            <w:pPr>
+              <w:spacing w:after="0" w:before="0"/>
+            </w:pPr>
             <w:r>
               <w:rPr>
-                <w:b/>
-                <w:sz w:val="18"/>
+                <w:sz w:val="19"/>
               </w:rPr>
               <w:t>Public URL</w:t>
             </w:r>
@@ -517,13 +701,15 @@
         </w:tc>
         <w:tc>
           <w:tcPr>
-            <w:tcW w:type="dxa" w:w="4320"/>
+            <w:tcW w:type="dxa" w:w="4752"/>
           </w:tcPr>
           <w:p>
-            <w:r/>
+            <w:pPr>
+              <w:spacing w:after="0" w:before="0"/>
+            </w:pPr>
             <w:r>
               <w:rPr>
-                <w:sz w:val="18"/>
+                <w:sz w:val="19"/>
               </w:rPr>
               <w:t>https://mapsnap.quiddityinnovations.com via named Cloudflare tunnel (qi-mapsnap)</w:t>
             </w:r>
@@ -533,14 +719,16 @@
       <w:tr>
         <w:tc>
           <w:tcPr>
-            <w:tcW w:type="dxa" w:w="4320"/>
+            <w:tcW w:type="dxa" w:w="4752"/>
+            <w:shd w:val="clear" w:fill="F1F5F9"/>
           </w:tcPr>
           <w:p>
-            <w:r/>
+            <w:pPr>
+              <w:spacing w:after="0" w:before="0"/>
+            </w:pPr>
             <w:r>
               <w:rPr>
-                <w:b/>
-                <w:sz w:val="18"/>
+                <w:sz w:val="19"/>
               </w:rPr>
               <w:t>Logs</w:t>
             </w:r>
@@ -548,13 +736,16 @@
         </w:tc>
         <w:tc>
           <w:tcPr>
-            <w:tcW w:type="dxa" w:w="4320"/>
+            <w:tcW w:type="dxa" w:w="4752"/>
+            <w:shd w:val="clear" w:fill="F1F5F9"/>
           </w:tcPr>
           <w:p>
-            <w:r/>
+            <w:pPr>
+              <w:spacing w:after="0" w:before="0"/>
+            </w:pPr>
             <w:r>
               <w:rPr>
-                <w:sz w:val="18"/>
+                <w:sz w:val="19"/>
               </w:rPr>
               <w:t>Rotated logs in C:\MapSnap\LOGS</w:t>
             </w:r>
@@ -564,14 +755,15 @@
       <w:tr>
         <w:tc>
           <w:tcPr>
-            <w:tcW w:type="dxa" w:w="4320"/>
+            <w:tcW w:type="dxa" w:w="4752"/>
           </w:tcPr>
           <w:p>
-            <w:r/>
+            <w:pPr>
+              <w:spacing w:after="0" w:before="0"/>
+            </w:pPr>
             <w:r>
               <w:rPr>
-                <w:b/>
-                <w:sz w:val="18"/>
+                <w:sz w:val="19"/>
               </w:rPr>
               <w:t>Customer/offline mode</w:t>
             </w:r>
@@ -579,13 +771,15 @@
         </w:tc>
         <w:tc>
           <w:tcPr>
-            <w:tcW w:type="dxa" w:w="4320"/>
+            <w:tcW w:type="dxa" w:w="4752"/>
           </w:tcPr>
           <w:p>
-            <w:r/>
+            <w:pPr>
+              <w:spacing w:after="0" w:before="0"/>
+            </w:pPr>
             <w:r>
               <w:rPr>
-                <w:sz w:val="18"/>
+                <w:sz w:val="19"/>
               </w:rPr>
               <w:t>start.bat auto-detects service vs manual; falls back to local Python + Cloudflare quick tunnel</w:t>
             </w:r>
@@ -595,47 +789,71 @@
     </w:tbl>
     <w:p>
       <w:pPr>
+        <w:spacing w:after="40"/>
+      </w:pPr>
+    </w:p>
+    <w:p>
+      <w:pPr>
         <w:pStyle w:val="Heading1"/>
+        <w:pBdr>
+          <w:bottom w:val="single" w:sz="14" w:space="6" w:color="0D6EA6"/>
+        </w:pBdr>
       </w:pPr>
       <w:r>
         <w:t>3. Component inventory</w:t>
       </w:r>
     </w:p>
     <w:p>
-      <w:pPr>
-        <w:spacing w:after="160" w:before="0"/>
-      </w:pPr>
       <w:r>
         <w:rPr>
           <w:b w:val="0"/>
           <w:i w:val="0"/>
-          <w:sz w:val="21"/>
         </w:rPr>
         <w:t>Every component in the MapSnap stack, grouped by layer. The open-source third-party components and the obligations they carry are detailed in section 5.</w:t>
       </w:r>
     </w:p>
     <w:tbl>
       <w:tblPr>
-        <w:tblStyle w:val="TableGrid"/>
         <w:tblW w:type="auto" w:w="0"/>
-        <w:jc w:val="center"/>
+        <w:jc w:val="left"/>
         <w:tblLook w:firstColumn="1" w:firstRow="1" w:lastColumn="0" w:lastRow="0" w:noHBand="0" w:noVBand="1" w:val="04A0"/>
+        <w:tblBorders>
+          <w:top w:val="single" w:sz="8" w:color="0D6EA6"/>
+          <w:left w:val="none" w:sz="0" w:color="auto"/>
+          <w:bottom w:val="single" w:sz="8" w:color="C9D4DE"/>
+          <w:right w:val="none" w:sz="0" w:color="auto"/>
+          <w:insideH w:val="single" w:sz="4" w:color="C9D4DE"/>
+          <w:insideV w:val="none" w:sz="0" w:color="auto"/>
+        </w:tblBorders>
+        <w:tblCellMar>
+          <w:top w:w="40" w:type="dxa"/>
+          <w:left w:w="90" w:type="dxa"/>
+          <w:bottom w:w="40" w:type="dxa"/>
+          <w:right w:w="90" w:type="dxa"/>
+        </w:tblCellMar>
       </w:tblPr>
       <w:tblGrid>
-        <w:gridCol w:w="2160"/>
-        <w:gridCol w:w="2160"/>
-        <w:gridCol w:w="2160"/>
-        <w:gridCol w:w="2160"/>
+        <w:gridCol w:w="2376"/>
+        <w:gridCol w:w="2376"/>
+        <w:gridCol w:w="2376"/>
+        <w:gridCol w:w="2376"/>
       </w:tblGrid>
       <w:tr>
+        <w:trPr>
+          <w:tblHeader w:val="true"/>
+        </w:trPr>
         <w:tc>
           <w:tcPr>
-            <w:tcW w:type="dxa" w:w="2160"/>
-            <w:shd w:val="clear" w:color="auto" w:fill="B31B1B"/>
+            <w:tcW w:type="dxa" w:w="2376"/>
+            <w:shd w:val="clear" w:fill="0D6EA6"/>
           </w:tcPr>
           <w:p>
+            <w:pPr>
+              <w:spacing w:after="0" w:before="0"/>
+            </w:pPr>
             <w:r>
               <w:rPr>
+                <w:rFonts w:ascii="Segoe UI" w:hAnsi="Segoe UI"/>
                 <w:b/>
                 <w:color w:val="FFFFFF"/>
                 <w:sz w:val="18"/>
@@ -646,12 +864,16 @@
         </w:tc>
         <w:tc>
           <w:tcPr>
-            <w:tcW w:type="dxa" w:w="2160"/>
-            <w:shd w:val="clear" w:color="auto" w:fill="B31B1B"/>
+            <w:tcW w:type="dxa" w:w="2376"/>
+            <w:shd w:val="clear" w:fill="0D6EA6"/>
           </w:tcPr>
           <w:p>
+            <w:pPr>
+              <w:spacing w:after="0" w:before="0"/>
+            </w:pPr>
             <w:r>
               <w:rPr>
+                <w:rFonts w:ascii="Segoe UI" w:hAnsi="Segoe UI"/>
                 <w:b/>
                 <w:color w:val="FFFFFF"/>
                 <w:sz w:val="18"/>
@@ -662,12 +884,16 @@
         </w:tc>
         <w:tc>
           <w:tcPr>
-            <w:tcW w:type="dxa" w:w="2160"/>
-            <w:shd w:val="clear" w:color="auto" w:fill="B31B1B"/>
+            <w:tcW w:type="dxa" w:w="2376"/>
+            <w:shd w:val="clear" w:fill="0D6EA6"/>
           </w:tcPr>
           <w:p>
+            <w:pPr>
+              <w:spacing w:after="0" w:before="0"/>
+            </w:pPr>
             <w:r>
               <w:rPr>
+                <w:rFonts w:ascii="Segoe UI" w:hAnsi="Segoe UI"/>
                 <w:b/>
                 <w:color w:val="FFFFFF"/>
                 <w:sz w:val="18"/>
@@ -678,12 +904,16 @@
         </w:tc>
         <w:tc>
           <w:tcPr>
-            <w:tcW w:type="dxa" w:w="2160"/>
-            <w:shd w:val="clear" w:color="auto" w:fill="B31B1B"/>
+            <w:tcW w:type="dxa" w:w="2376"/>
+            <w:shd w:val="clear" w:fill="0D6EA6"/>
           </w:tcPr>
           <w:p>
+            <w:pPr>
+              <w:spacing w:after="0" w:before="0"/>
+            </w:pPr>
             <w:r>
               <w:rPr>
+                <w:rFonts w:ascii="Segoe UI" w:hAnsi="Segoe UI"/>
                 <w:b/>
                 <w:color w:val="FFFFFF"/>
                 <w:sz w:val="18"/>
@@ -696,14 +926,15 @@
       <w:tr>
         <w:tc>
           <w:tcPr>
-            <w:tcW w:type="dxa" w:w="2160"/>
+            <w:tcW w:type="dxa" w:w="2376"/>
           </w:tcPr>
           <w:p>
-            <w:r/>
+            <w:pPr>
+              <w:spacing w:after="0" w:before="0"/>
+            </w:pPr>
             <w:r>
               <w:rPr>
-                <w:b/>
-                <w:sz w:val="17"/>
+                <w:sz w:val="19"/>
               </w:rPr>
               <w:t>Runtime</w:t>
             </w:r>
@@ -711,13 +942,15 @@
         </w:tc>
         <w:tc>
           <w:tcPr>
-            <w:tcW w:type="dxa" w:w="2160"/>
+            <w:tcW w:type="dxa" w:w="2376"/>
           </w:tcPr>
           <w:p>
-            <w:r/>
+            <w:pPr>
+              <w:spacing w:after="0" w:before="0"/>
+            </w:pPr>
             <w:r>
               <w:rPr>
-                <w:sz w:val="17"/>
+                <w:sz w:val="19"/>
               </w:rPr>
               <w:t>Python (CPython) 3.11+</w:t>
             </w:r>
@@ -725,13 +958,15 @@
         </w:tc>
         <w:tc>
           <w:tcPr>
-            <w:tcW w:type="dxa" w:w="2160"/>
+            <w:tcW w:type="dxa" w:w="2376"/>
           </w:tcPr>
           <w:p>
-            <w:r/>
+            <w:pPr>
+              <w:spacing w:after="0" w:before="0"/>
+            </w:pPr>
             <w:r>
               <w:rPr>
-                <w:sz w:val="17"/>
+                <w:sz w:val="19"/>
               </w:rPr>
               <w:t>Single implementation language for the server, extractors, enrichment pipeline and doc generators.</w:t>
             </w:r>
@@ -739,13 +974,15 @@
         </w:tc>
         <w:tc>
           <w:tcPr>
-            <w:tcW w:type="dxa" w:w="2160"/>
+            <w:tcW w:type="dxa" w:w="2376"/>
           </w:tcPr>
           <w:p>
-            <w:r/>
+            <w:pPr>
+              <w:spacing w:after="0" w:before="0"/>
+            </w:pPr>
             <w:r>
               <w:rPr>
-                <w:sz w:val="17"/>
+                <w:sz w:val="19"/>
               </w:rPr>
               <w:t>PSF</w:t>
             </w:r>
@@ -755,14 +992,16 @@
       <w:tr>
         <w:tc>
           <w:tcPr>
-            <w:tcW w:type="dxa" w:w="2160"/>
+            <w:tcW w:type="dxa" w:w="2376"/>
+            <w:shd w:val="clear" w:fill="F1F5F9"/>
           </w:tcPr>
           <w:p>
-            <w:r/>
+            <w:pPr>
+              <w:spacing w:after="0" w:before="0"/>
+            </w:pPr>
             <w:r>
               <w:rPr>
-                <w:b/>
-                <w:sz w:val="17"/>
+                <w:sz w:val="19"/>
               </w:rPr>
               <w:t>Web server</w:t>
             </w:r>
@@ -770,13 +1009,16 @@
         </w:tc>
         <w:tc>
           <w:tcPr>
-            <w:tcW w:type="dxa" w:w="2160"/>
+            <w:tcW w:type="dxa" w:w="2376"/>
+            <w:shd w:val="clear" w:fill="F1F5F9"/>
           </w:tcPr>
           <w:p>
-            <w:r/>
+            <w:pPr>
+              <w:spacing w:after="0" w:before="0"/>
+            </w:pPr>
             <w:r>
               <w:rPr>
-                <w:sz w:val="17"/>
+                <w:sz w:val="19"/>
               </w:rPr>
               <w:t>stdlib http.server (ThreadingHTTPServer)</w:t>
             </w:r>
@@ -784,13 +1026,16 @@
         </w:tc>
         <w:tc>
           <w:tcPr>
-            <w:tcW w:type="dxa" w:w="2160"/>
+            <w:tcW w:type="dxa" w:w="2376"/>
+            <w:shd w:val="clear" w:fill="F1F5F9"/>
           </w:tcPr>
           <w:p>
-            <w:r/>
+            <w:pPr>
+              <w:spacing w:after="0" w:before="0"/>
+            </w:pPr>
             <w:r>
               <w:rPr>
-                <w:sz w:val="17"/>
+                <w:sz w:val="19"/>
               </w:rPr>
               <w:t>Serves the HTML browser and ~50 /api/* routes; threaded for SSE streaming. No web framework.</w:t>
             </w:r>
@@ -798,13 +1043,16 @@
         </w:tc>
         <w:tc>
           <w:tcPr>
-            <w:tcW w:type="dxa" w:w="2160"/>
+            <w:tcW w:type="dxa" w:w="2376"/>
+            <w:shd w:val="clear" w:fill="F1F5F9"/>
           </w:tcPr>
           <w:p>
-            <w:r/>
+            <w:pPr>
+              <w:spacing w:after="0" w:before="0"/>
+            </w:pPr>
             <w:r>
               <w:rPr>
-                <w:sz w:val="17"/>
+                <w:sz w:val="19"/>
               </w:rPr>
               <w:t>PSF</w:t>
             </w:r>
@@ -814,14 +1062,15 @@
       <w:tr>
         <w:tc>
           <w:tcPr>
-            <w:tcW w:type="dxa" w:w="2160"/>
+            <w:tcW w:type="dxa" w:w="2376"/>
           </w:tcPr>
           <w:p>
-            <w:r/>
+            <w:pPr>
+              <w:spacing w:after="0" w:before="0"/>
+            </w:pPr>
             <w:r>
               <w:rPr>
-                <w:b/>
-                <w:sz w:val="17"/>
+                <w:sz w:val="19"/>
               </w:rPr>
               <w:t>Frontend</w:t>
             </w:r>
@@ -829,13 +1078,15 @@
         </w:tc>
         <w:tc>
           <w:tcPr>
-            <w:tcW w:type="dxa" w:w="2160"/>
+            <w:tcW w:type="dxa" w:w="2376"/>
           </w:tcPr>
           <w:p>
-            <w:r/>
+            <w:pPr>
+              <w:spacing w:after="0" w:before="0"/>
+            </w:pPr>
             <w:r>
               <w:rPr>
-                <w:sz w:val="17"/>
+                <w:sz w:val="19"/>
               </w:rPr>
               <w:t>Single-page HTML / CSS / vanilla JS</w:t>
             </w:r>
@@ -843,13 +1094,15 @@
         </w:tc>
         <w:tc>
           <w:tcPr>
-            <w:tcW w:type="dxa" w:w="2160"/>
+            <w:tcW w:type="dxa" w:w="2376"/>
           </w:tcPr>
           <w:p>
-            <w:r/>
+            <w:pPr>
+              <w:spacing w:after="0" w:before="0"/>
+            </w:pPr>
             <w:r>
               <w:rPr>
-                <w:sz w:val="17"/>
+                <w:sz w:val="19"/>
               </w:rPr>
               <w:t>schema_browser.html (built by build_browser.py): table/column/FK/diagram/data/chat/compare tabs; fetch + SSE.</w:t>
             </w:r>
@@ -857,13 +1110,15 @@
         </w:tc>
         <w:tc>
           <w:tcPr>
-            <w:tcW w:type="dxa" w:w="2160"/>
+            <w:tcW w:type="dxa" w:w="2376"/>
           </w:tcPr>
           <w:p>
-            <w:r/>
+            <w:pPr>
+              <w:spacing w:after="0" w:before="0"/>
+            </w:pPr>
             <w:r>
               <w:rPr>
-                <w:sz w:val="17"/>
+                <w:sz w:val="19"/>
               </w:rPr>
               <w:t>Proprietary (QI)</w:t>
             </w:r>
@@ -873,14 +1128,16 @@
       <w:tr>
         <w:tc>
           <w:tcPr>
-            <w:tcW w:type="dxa" w:w="2160"/>
+            <w:tcW w:type="dxa" w:w="2376"/>
+            <w:shd w:val="clear" w:fill="F1F5F9"/>
           </w:tcPr>
           <w:p>
-            <w:r/>
+            <w:pPr>
+              <w:spacing w:after="0" w:before="0"/>
+            </w:pPr>
             <w:r>
               <w:rPr>
-                <w:b/>
-                <w:sz w:val="17"/>
+                <w:sz w:val="19"/>
               </w:rPr>
               <w:t>App storage</w:t>
             </w:r>
@@ -888,13 +1145,16 @@
         </w:tc>
         <w:tc>
           <w:tcPr>
-            <w:tcW w:type="dxa" w:w="2160"/>
+            <w:tcW w:type="dxa" w:w="2376"/>
+            <w:shd w:val="clear" w:fill="F1F5F9"/>
           </w:tcPr>
           <w:p>
-            <w:r/>
+            <w:pPr>
+              <w:spacing w:after="0" w:before="0"/>
+            </w:pPr>
             <w:r>
               <w:rPr>
-                <w:sz w:val="17"/>
+                <w:sz w:val="19"/>
               </w:rPr>
               <w:t>SQLite (sqlite3)</w:t>
             </w:r>
@@ -902,13 +1162,16 @@
         </w:tc>
         <w:tc>
           <w:tcPr>
-            <w:tcW w:type="dxa" w:w="2160"/>
+            <w:tcW w:type="dxa" w:w="2376"/>
+            <w:shd w:val="clear" w:fill="F1F5F9"/>
           </w:tcPr>
           <w:p>
-            <w:r/>
+            <w:pPr>
+              <w:spacing w:after="0" w:before="0"/>
+            </w:pPr>
             <w:r>
               <w:rPr>
-                <w:sz w:val="17"/>
+                <w:sz w:val="19"/>
               </w:rPr>
               <w:t>User accounts + sessions (mapsnap_users.db). Per-profile state stored as JSON sidecars, not a DB.</w:t>
             </w:r>
@@ -916,13 +1179,16 @@
         </w:tc>
         <w:tc>
           <w:tcPr>
-            <w:tcW w:type="dxa" w:w="2160"/>
+            <w:tcW w:type="dxa" w:w="2376"/>
+            <w:shd w:val="clear" w:fill="F1F5F9"/>
           </w:tcPr>
           <w:p>
-            <w:r/>
+            <w:pPr>
+              <w:spacing w:after="0" w:before="0"/>
+            </w:pPr>
             <w:r>
               <w:rPr>
-                <w:sz w:val="17"/>
+                <w:sz w:val="19"/>
               </w:rPr>
               <w:t>Public domain</w:t>
             </w:r>
@@ -932,14 +1198,15 @@
       <w:tr>
         <w:tc>
           <w:tcPr>
-            <w:tcW w:type="dxa" w:w="2160"/>
+            <w:tcW w:type="dxa" w:w="2376"/>
           </w:tcPr>
           <w:p>
-            <w:r/>
+            <w:pPr>
+              <w:spacing w:after="0" w:before="0"/>
+            </w:pPr>
             <w:r>
               <w:rPr>
-                <w:b/>
-                <w:sz w:val="17"/>
+                <w:sz w:val="19"/>
               </w:rPr>
               <w:t>Schema store</w:t>
             </w:r>
@@ -947,13 +1214,15 @@
         </w:tc>
         <w:tc>
           <w:tcPr>
-            <w:tcW w:type="dxa" w:w="2160"/>
+            <w:tcW w:type="dxa" w:w="2376"/>
           </w:tcPr>
           <w:p>
-            <w:r/>
+            <w:pPr>
+              <w:spacing w:after="0" w:before="0"/>
+            </w:pPr>
             <w:r>
               <w:rPr>
-                <w:sz w:val="17"/>
+                <w:sz w:val="19"/>
               </w:rPr>
               <w:t>JSON sidecar files</w:t>
             </w:r>
@@ -961,13 +1230,15 @@
         </w:tc>
         <w:tc>
           <w:tcPr>
-            <w:tcW w:type="dxa" w:w="2160"/>
+            <w:tcW w:type="dxa" w:w="2376"/>
           </w:tcPr>
           <w:p>
-            <w:r/>
+            <w:pPr>
+              <w:spacing w:after="0" w:before="0"/>
+            </w:pPr>
             <w:r>
               <w:rPr>
-                <w:sz w:val="17"/>
+                <w:sz w:val="19"/>
               </w:rPr>
               <w:t>schema.json + annotations.json + BU_Catalog.json + profile.json + mapsnap_meta.json + enrich_status.json per profile.</w:t>
             </w:r>
@@ -975,13 +1246,15 @@
         </w:tc>
         <w:tc>
           <w:tcPr>
-            <w:tcW w:type="dxa" w:w="2160"/>
+            <w:tcW w:type="dxa" w:w="2376"/>
           </w:tcPr>
           <w:p>
-            <w:r/>
+            <w:pPr>
+              <w:spacing w:after="0" w:before="0"/>
+            </w:pPr>
             <w:r>
               <w:rPr>
-                <w:sz w:val="17"/>
+                <w:sz w:val="19"/>
               </w:rPr>
               <w:t>N/A (data)</w:t>
             </w:r>
@@ -991,14 +1264,16 @@
       <w:tr>
         <w:tc>
           <w:tcPr>
-            <w:tcW w:type="dxa" w:w="2160"/>
+            <w:tcW w:type="dxa" w:w="2376"/>
+            <w:shd w:val="clear" w:fill="F1F5F9"/>
           </w:tcPr>
           <w:p>
-            <w:r/>
+            <w:pPr>
+              <w:spacing w:after="0" w:before="0"/>
+            </w:pPr>
             <w:r>
               <w:rPr>
-                <w:b/>
-                <w:sz w:val="17"/>
+                <w:sz w:val="19"/>
               </w:rPr>
               <w:t>DB driver</w:t>
             </w:r>
@@ -1006,13 +1281,16 @@
         </w:tc>
         <w:tc>
           <w:tcPr>
-            <w:tcW w:type="dxa" w:w="2160"/>
+            <w:tcW w:type="dxa" w:w="2376"/>
+            <w:shd w:val="clear" w:fill="F1F5F9"/>
           </w:tcPr>
           <w:p>
-            <w:r/>
+            <w:pPr>
+              <w:spacing w:after="0" w:before="0"/>
+            </w:pPr>
             <w:r>
               <w:rPr>
-                <w:sz w:val="17"/>
+                <w:sz w:val="19"/>
               </w:rPr>
               <w:t>pyodbc (SQL Server)</w:t>
             </w:r>
@@ -1020,13 +1298,16 @@
         </w:tc>
         <w:tc>
           <w:tcPr>
-            <w:tcW w:type="dxa" w:w="2160"/>
+            <w:tcW w:type="dxa" w:w="2376"/>
+            <w:shd w:val="clear" w:fill="F1F5F9"/>
           </w:tcPr>
           <w:p>
-            <w:r/>
+            <w:pPr>
+              <w:spacing w:after="0" w:before="0"/>
+            </w:pPr>
             <w:r>
               <w:rPr>
-                <w:sz w:val="17"/>
+                <w:sz w:val="19"/>
               </w:rPr>
               <w:t>Live extract + read-only query execution against SQL Server (OnBase hsi schema, Jenzabar).</w:t>
             </w:r>
@@ -1034,13 +1315,16 @@
         </w:tc>
         <w:tc>
           <w:tcPr>
-            <w:tcW w:type="dxa" w:w="2160"/>
+            <w:tcW w:type="dxa" w:w="2376"/>
+            <w:shd w:val="clear" w:fill="F1F5F9"/>
           </w:tcPr>
           <w:p>
-            <w:r/>
+            <w:pPr>
+              <w:spacing w:after="0" w:before="0"/>
+            </w:pPr>
             <w:r>
               <w:rPr>
-                <w:sz w:val="17"/>
+                <w:sz w:val="19"/>
               </w:rPr>
               <w:t>MIT-0</w:t>
             </w:r>
@@ -1050,14 +1334,15 @@
       <w:tr>
         <w:tc>
           <w:tcPr>
-            <w:tcW w:type="dxa" w:w="2160"/>
+            <w:tcW w:type="dxa" w:w="2376"/>
           </w:tcPr>
           <w:p>
-            <w:r/>
+            <w:pPr>
+              <w:spacing w:after="0" w:before="0"/>
+            </w:pPr>
             <w:r>
               <w:rPr>
-                <w:b/>
-                <w:sz w:val="17"/>
+                <w:sz w:val="19"/>
               </w:rPr>
               <w:t>DB driver</w:t>
             </w:r>
@@ -1065,13 +1350,15 @@
         </w:tc>
         <w:tc>
           <w:tcPr>
-            <w:tcW w:type="dxa" w:w="2160"/>
+            <w:tcW w:type="dxa" w:w="2376"/>
           </w:tcPr>
           <w:p>
-            <w:r/>
+            <w:pPr>
+              <w:spacing w:after="0" w:before="0"/>
+            </w:pPr>
             <w:r>
               <w:rPr>
-                <w:sz w:val="17"/>
+                <w:sz w:val="19"/>
               </w:rPr>
               <w:t>psycopg2 (PostgreSQL)</w:t>
             </w:r>
@@ -1079,13 +1366,15 @@
         </w:tc>
         <w:tc>
           <w:tcPr>
-            <w:tcW w:type="dxa" w:w="2160"/>
+            <w:tcW w:type="dxa" w:w="2376"/>
           </w:tcPr>
           <w:p>
-            <w:r/>
+            <w:pPr>
+              <w:spacing w:after="0" w:before="0"/>
+            </w:pPr>
             <w:r>
               <w:rPr>
-                <w:sz w:val="17"/>
+                <w:sz w:val="19"/>
               </w:rPr>
               <w:t>PostgresExtractor live extract + query execution.</w:t>
             </w:r>
@@ -1093,13 +1382,15 @@
         </w:tc>
         <w:tc>
           <w:tcPr>
-            <w:tcW w:type="dxa" w:w="2160"/>
+            <w:tcW w:type="dxa" w:w="2376"/>
           </w:tcPr>
           <w:p>
-            <w:r/>
+            <w:pPr>
+              <w:spacing w:after="0" w:before="0"/>
+            </w:pPr>
             <w:r>
               <w:rPr>
-                <w:sz w:val="17"/>
+                <w:sz w:val="19"/>
               </w:rPr>
               <w:t>LGPL</w:t>
             </w:r>
@@ -1109,14 +1400,16 @@
       <w:tr>
         <w:tc>
           <w:tcPr>
-            <w:tcW w:type="dxa" w:w="2160"/>
+            <w:tcW w:type="dxa" w:w="2376"/>
+            <w:shd w:val="clear" w:fill="F1F5F9"/>
           </w:tcPr>
           <w:p>
-            <w:r/>
+            <w:pPr>
+              <w:spacing w:after="0" w:before="0"/>
+            </w:pPr>
             <w:r>
               <w:rPr>
-                <w:b/>
-                <w:sz w:val="17"/>
+                <w:sz w:val="19"/>
               </w:rPr>
               <w:t>DB driver</w:t>
             </w:r>
@@ -1124,13 +1417,16 @@
         </w:tc>
         <w:tc>
           <w:tcPr>
-            <w:tcW w:type="dxa" w:w="2160"/>
+            <w:tcW w:type="dxa" w:w="2376"/>
+            <w:shd w:val="clear" w:fill="F1F5F9"/>
           </w:tcPr>
           <w:p>
-            <w:r/>
+            <w:pPr>
+              <w:spacing w:after="0" w:before="0"/>
+            </w:pPr>
             <w:r>
               <w:rPr>
-                <w:sz w:val="17"/>
+                <w:sz w:val="19"/>
               </w:rPr>
               <w:t>PyMySQL (MySQL)</w:t>
             </w:r>
@@ -1138,13 +1434,16 @@
         </w:tc>
         <w:tc>
           <w:tcPr>
-            <w:tcW w:type="dxa" w:w="2160"/>
+            <w:tcW w:type="dxa" w:w="2376"/>
+            <w:shd w:val="clear" w:fill="F1F5F9"/>
           </w:tcPr>
           <w:p>
-            <w:r/>
+            <w:pPr>
+              <w:spacing w:after="0" w:before="0"/>
+            </w:pPr>
             <w:r>
               <w:rPr>
-                <w:sz w:val="17"/>
+                <w:sz w:val="19"/>
               </w:rPr>
               <w:t>MySqlExtractor live extract + query execution.</w:t>
             </w:r>
@@ -1152,13 +1451,16 @@
         </w:tc>
         <w:tc>
           <w:tcPr>
-            <w:tcW w:type="dxa" w:w="2160"/>
+            <w:tcW w:type="dxa" w:w="2376"/>
+            <w:shd w:val="clear" w:fill="F1F5F9"/>
           </w:tcPr>
           <w:p>
-            <w:r/>
+            <w:pPr>
+              <w:spacing w:after="0" w:before="0"/>
+            </w:pPr>
             <w:r>
               <w:rPr>
-                <w:sz w:val="17"/>
+                <w:sz w:val="19"/>
               </w:rPr>
               <w:t>MIT</w:t>
             </w:r>
@@ -1168,14 +1470,15 @@
       <w:tr>
         <w:tc>
           <w:tcPr>
-            <w:tcW w:type="dxa" w:w="2160"/>
+            <w:tcW w:type="dxa" w:w="2376"/>
           </w:tcPr>
           <w:p>
-            <w:r/>
+            <w:pPr>
+              <w:spacing w:after="0" w:before="0"/>
+            </w:pPr>
             <w:r>
               <w:rPr>
-                <w:b/>
-                <w:sz w:val="17"/>
+                <w:sz w:val="19"/>
               </w:rPr>
               <w:t>DB driver</w:t>
             </w:r>
@@ -1183,13 +1486,15 @@
         </w:tc>
         <w:tc>
           <w:tcPr>
-            <w:tcW w:type="dxa" w:w="2160"/>
+            <w:tcW w:type="dxa" w:w="2376"/>
           </w:tcPr>
           <w:p>
-            <w:r/>
+            <w:pPr>
+              <w:spacing w:after="0" w:before="0"/>
+            </w:pPr>
             <w:r>
               <w:rPr>
-                <w:sz w:val="17"/>
+                <w:sz w:val="19"/>
               </w:rPr>
               <w:t>oracledb (Oracle)</w:t>
             </w:r>
@@ -1197,13 +1502,15 @@
         </w:tc>
         <w:tc>
           <w:tcPr>
-            <w:tcW w:type="dxa" w:w="2160"/>
+            <w:tcW w:type="dxa" w:w="2376"/>
           </w:tcPr>
           <w:p>
-            <w:r/>
+            <w:pPr>
+              <w:spacing w:after="0" w:before="0"/>
+            </w:pPr>
             <w:r>
               <w:rPr>
-                <w:sz w:val="17"/>
+                <w:sz w:val="19"/>
               </w:rPr>
               <w:t>OracleExtractor live extract + query execution (thin mode, no Oracle client install).</w:t>
             </w:r>
@@ -1211,13 +1518,15 @@
         </w:tc>
         <w:tc>
           <w:tcPr>
-            <w:tcW w:type="dxa" w:w="2160"/>
+            <w:tcW w:type="dxa" w:w="2376"/>
           </w:tcPr>
           <w:p>
-            <w:r/>
+            <w:pPr>
+              <w:spacing w:after="0" w:before="0"/>
+            </w:pPr>
             <w:r>
               <w:rPr>
-                <w:sz w:val="17"/>
+                <w:sz w:val="19"/>
               </w:rPr>
               <w:t>Apache-2.0 / UPL</w:t>
             </w:r>
@@ -1227,14 +1536,16 @@
       <w:tr>
         <w:tc>
           <w:tcPr>
-            <w:tcW w:type="dxa" w:w="2160"/>
+            <w:tcW w:type="dxa" w:w="2376"/>
+            <w:shd w:val="clear" w:fill="F1F5F9"/>
           </w:tcPr>
           <w:p>
-            <w:r/>
+            <w:pPr>
+              <w:spacing w:after="0" w:before="0"/>
+            </w:pPr>
             <w:r>
               <w:rPr>
-                <w:b/>
-                <w:sz w:val="17"/>
+                <w:sz w:val="19"/>
               </w:rPr>
               <w:t>Vector store</w:t>
             </w:r>
@@ -1242,13 +1553,16 @@
         </w:tc>
         <w:tc>
           <w:tcPr>
-            <w:tcW w:type="dxa" w:w="2160"/>
+            <w:tcW w:type="dxa" w:w="2376"/>
+            <w:shd w:val="clear" w:fill="F1F5F9"/>
           </w:tcPr>
           <w:p>
-            <w:r/>
+            <w:pPr>
+              <w:spacing w:after="0" w:before="0"/>
+            </w:pPr>
             <w:r>
               <w:rPr>
-                <w:sz w:val="17"/>
+                <w:sz w:val="19"/>
               </w:rPr>
               <w:t>ChromaDB</w:t>
             </w:r>
@@ -1256,13 +1570,16 @@
         </w:tc>
         <w:tc>
           <w:tcPr>
-            <w:tcW w:type="dxa" w:w="2160"/>
+            <w:tcW w:type="dxa" w:w="2376"/>
+            <w:shd w:val="clear" w:fill="F1F5F9"/>
           </w:tcPr>
           <w:p>
-            <w:r/>
+            <w:pPr>
+              <w:spacing w:after="0" w:before="0"/>
+            </w:pPr>
             <w:r>
               <w:rPr>
-                <w:sz w:val="17"/>
+                <w:sz w:val="19"/>
               </w:rPr>
               <w:t>Local per-profile .index/ for Layer 5 semantic retrieval; also a ChromaExtractor source.</w:t>
             </w:r>
@@ -1270,13 +1587,16 @@
         </w:tc>
         <w:tc>
           <w:tcPr>
-            <w:tcW w:type="dxa" w:w="2160"/>
+            <w:tcW w:type="dxa" w:w="2376"/>
+            <w:shd w:val="clear" w:fill="F1F5F9"/>
           </w:tcPr>
           <w:p>
-            <w:r/>
+            <w:pPr>
+              <w:spacing w:after="0" w:before="0"/>
+            </w:pPr>
             <w:r>
               <w:rPr>
-                <w:sz w:val="17"/>
+                <w:sz w:val="19"/>
               </w:rPr>
               <w:t>Apache-2.0</w:t>
             </w:r>
@@ -1286,14 +1606,15 @@
       <w:tr>
         <w:tc>
           <w:tcPr>
-            <w:tcW w:type="dxa" w:w="2160"/>
+            <w:tcW w:type="dxa" w:w="2376"/>
           </w:tcPr>
           <w:p>
-            <w:r/>
+            <w:pPr>
+              <w:spacing w:after="0" w:before="0"/>
+            </w:pPr>
             <w:r>
               <w:rPr>
-                <w:b/>
-                <w:sz w:val="17"/>
+                <w:sz w:val="19"/>
               </w:rPr>
               <w:t>Vector store</w:t>
             </w:r>
@@ -1301,13 +1622,15 @@
         </w:tc>
         <w:tc>
           <w:tcPr>
-            <w:tcW w:type="dxa" w:w="2160"/>
+            <w:tcW w:type="dxa" w:w="2376"/>
           </w:tcPr>
           <w:p>
-            <w:r/>
+            <w:pPr>
+              <w:spacing w:after="0" w:before="0"/>
+            </w:pPr>
             <w:r>
               <w:rPr>
-                <w:sz w:val="17"/>
+                <w:sz w:val="19"/>
               </w:rPr>
               <w:t>Qdrant client</w:t>
             </w:r>
@@ -1315,13 +1638,15 @@
         </w:tc>
         <w:tc>
           <w:tcPr>
-            <w:tcW w:type="dxa" w:w="2160"/>
+            <w:tcW w:type="dxa" w:w="2376"/>
           </w:tcPr>
           <w:p>
-            <w:r/>
+            <w:pPr>
+              <w:spacing w:after="0" w:before="0"/>
+            </w:pPr>
             <w:r>
               <w:rPr>
-                <w:sz w:val="17"/>
+                <w:sz w:val="19"/>
               </w:rPr>
               <w:t>QdrantExtractor — treat a Qdrant collection as a browsable 'schema' source.</w:t>
             </w:r>
@@ -1329,13 +1654,15 @@
         </w:tc>
         <w:tc>
           <w:tcPr>
-            <w:tcW w:type="dxa" w:w="2160"/>
+            <w:tcW w:type="dxa" w:w="2376"/>
           </w:tcPr>
           <w:p>
-            <w:r/>
+            <w:pPr>
+              <w:spacing w:after="0" w:before="0"/>
+            </w:pPr>
             <w:r>
               <w:rPr>
-                <w:sz w:val="17"/>
+                <w:sz w:val="19"/>
               </w:rPr>
               <w:t>Apache-2.0</w:t>
             </w:r>
@@ -1345,14 +1672,16 @@
       <w:tr>
         <w:tc>
           <w:tcPr>
-            <w:tcW w:type="dxa" w:w="2160"/>
+            <w:tcW w:type="dxa" w:w="2376"/>
+            <w:shd w:val="clear" w:fill="F1F5F9"/>
           </w:tcPr>
           <w:p>
-            <w:r/>
+            <w:pPr>
+              <w:spacing w:after="0" w:before="0"/>
+            </w:pPr>
             <w:r>
               <w:rPr>
-                <w:b/>
-                <w:sz w:val="17"/>
+                <w:sz w:val="19"/>
               </w:rPr>
               <w:t>Local LLM</w:t>
             </w:r>
@@ -1360,13 +1689,16 @@
         </w:tc>
         <w:tc>
           <w:tcPr>
-            <w:tcW w:type="dxa" w:w="2160"/>
+            <w:tcW w:type="dxa" w:w="2376"/>
+            <w:shd w:val="clear" w:fill="F1F5F9"/>
           </w:tcPr>
           <w:p>
-            <w:r/>
+            <w:pPr>
+              <w:spacing w:after="0" w:before="0"/>
+            </w:pPr>
             <w:r>
               <w:rPr>
-                <w:sz w:val="17"/>
+                <w:sz w:val="19"/>
               </w:rPr>
               <w:t>Ollama</w:t>
             </w:r>
@@ -1374,13 +1706,16 @@
         </w:tc>
         <w:tc>
           <w:tcPr>
-            <w:tcW w:type="dxa" w:w="2160"/>
+            <w:tcW w:type="dxa" w:w="2376"/>
+            <w:shd w:val="clear" w:fill="F1F5F9"/>
           </w:tcPr>
           <w:p>
-            <w:r/>
+            <w:pPr>
+              <w:spacing w:after="0" w:before="0"/>
+            </w:pPr>
             <w:r>
               <w:rPr>
-                <w:sz w:val="17"/>
+                <w:sz w:val="19"/>
               </w:rPr>
               <w:t>Default reasoning + NL-&gt;SQL engine (granite3.1-dense, qwen2.5-coder, sqlcoder, gemma). 100% local.</w:t>
             </w:r>
@@ -1388,13 +1723,16 @@
         </w:tc>
         <w:tc>
           <w:tcPr>
-            <w:tcW w:type="dxa" w:w="2160"/>
+            <w:tcW w:type="dxa" w:w="2376"/>
+            <w:shd w:val="clear" w:fill="F1F5F9"/>
           </w:tcPr>
           <w:p>
-            <w:r/>
+            <w:pPr>
+              <w:spacing w:after="0" w:before="0"/>
+            </w:pPr>
             <w:r>
               <w:rPr>
-                <w:sz w:val="17"/>
+                <w:sz w:val="19"/>
               </w:rPr>
               <w:t>MIT</w:t>
             </w:r>
@@ -1404,14 +1742,15 @@
       <w:tr>
         <w:tc>
           <w:tcPr>
-            <w:tcW w:type="dxa" w:w="2160"/>
+            <w:tcW w:type="dxa" w:w="2376"/>
           </w:tcPr>
           <w:p>
-            <w:r/>
+            <w:pPr>
+              <w:spacing w:after="0" w:before="0"/>
+            </w:pPr>
             <w:r>
               <w:rPr>
-                <w:b/>
-                <w:sz w:val="17"/>
+                <w:sz w:val="19"/>
               </w:rPr>
               <w:t>Local embeddings</w:t>
             </w:r>
@@ -1419,13 +1758,15 @@
         </w:tc>
         <w:tc>
           <w:tcPr>
-            <w:tcW w:type="dxa" w:w="2160"/>
+            <w:tcW w:type="dxa" w:w="2376"/>
           </w:tcPr>
           <w:p>
-            <w:r/>
+            <w:pPr>
+              <w:spacing w:after="0" w:before="0"/>
+            </w:pPr>
             <w:r>
               <w:rPr>
-                <w:sz w:val="17"/>
+                <w:sz w:val="19"/>
               </w:rPr>
               <w:t>nomic-embed-text (via Ollama)</w:t>
             </w:r>
@@ -1433,13 +1774,15 @@
         </w:tc>
         <w:tc>
           <w:tcPr>
-            <w:tcW w:type="dxa" w:w="2160"/>
+            <w:tcW w:type="dxa" w:w="2376"/>
           </w:tcPr>
           <w:p>
-            <w:r/>
+            <w:pPr>
+              <w:spacing w:after="0" w:before="0"/>
+            </w:pPr>
             <w:r>
               <w:rPr>
-                <w:sz w:val="17"/>
+                <w:sz w:val="19"/>
               </w:rPr>
               <w:t>768-dim embeddings for Layer 5; runs locally so vectors never leave the box.</w:t>
             </w:r>
@@ -1447,13 +1790,15 @@
         </w:tc>
         <w:tc>
           <w:tcPr>
-            <w:tcW w:type="dxa" w:w="2160"/>
+            <w:tcW w:type="dxa" w:w="2376"/>
           </w:tcPr>
           <w:p>
-            <w:r/>
+            <w:pPr>
+              <w:spacing w:after="0" w:before="0"/>
+            </w:pPr>
             <w:r>
               <w:rPr>
-                <w:sz w:val="17"/>
+                <w:sz w:val="19"/>
               </w:rPr>
               <w:t>Apache-2.0</w:t>
             </w:r>
@@ -1463,14 +1808,16 @@
       <w:tr>
         <w:tc>
           <w:tcPr>
-            <w:tcW w:type="dxa" w:w="2160"/>
+            <w:tcW w:type="dxa" w:w="2376"/>
+            <w:shd w:val="clear" w:fill="F1F5F9"/>
           </w:tcPr>
           <w:p>
-            <w:r/>
+            <w:pPr>
+              <w:spacing w:after="0" w:before="0"/>
+            </w:pPr>
             <w:r>
               <w:rPr>
-                <w:b/>
-                <w:sz w:val="17"/>
+                <w:sz w:val="19"/>
               </w:rPr>
               <w:t>Cloud LLM gateway</w:t>
             </w:r>
@@ -1478,13 +1825,16 @@
         </w:tc>
         <w:tc>
           <w:tcPr>
-            <w:tcW w:type="dxa" w:w="2160"/>
+            <w:tcW w:type="dxa" w:w="2376"/>
+            <w:shd w:val="clear" w:fill="F1F5F9"/>
           </w:tcPr>
           <w:p>
-            <w:r/>
+            <w:pPr>
+              <w:spacing w:after="0" w:before="0"/>
+            </w:pPr>
             <w:r>
               <w:rPr>
-                <w:sz w:val="17"/>
+                <w:sz w:val="19"/>
               </w:rPr>
               <w:t>OpenRouter (OpenAI-compatible)</w:t>
             </w:r>
@@ -1492,13 +1842,16 @@
         </w:tc>
         <w:tc>
           <w:tcPr>
-            <w:tcW w:type="dxa" w:w="2160"/>
+            <w:tcW w:type="dxa" w:w="2376"/>
+            <w:shd w:val="clear" w:fill="F1F5F9"/>
           </w:tcPr>
           <w:p>
-            <w:r/>
+            <w:pPr>
+              <w:spacing w:after="0" w:before="0"/>
+            </w:pPr>
             <w:r>
               <w:rPr>
-                <w:sz w:val="17"/>
+                <w:sz w:val="19"/>
               </w:rPr>
               <w:t>Optional frontier-model access, gated by the per-profile data_policy guardrail.</w:t>
             </w:r>
@@ -1506,13 +1859,16 @@
         </w:tc>
         <w:tc>
           <w:tcPr>
-            <w:tcW w:type="dxa" w:w="2160"/>
+            <w:tcW w:type="dxa" w:w="2376"/>
+            <w:shd w:val="clear" w:fill="F1F5F9"/>
           </w:tcPr>
           <w:p>
-            <w:r/>
+            <w:pPr>
+              <w:spacing w:after="0" w:before="0"/>
+            </w:pPr>
             <w:r>
               <w:rPr>
-                <w:sz w:val="17"/>
+                <w:sz w:val="19"/>
               </w:rPr>
               <w:t>Commercial API</w:t>
             </w:r>
@@ -1522,14 +1878,15 @@
       <w:tr>
         <w:tc>
           <w:tcPr>
-            <w:tcW w:type="dxa" w:w="2160"/>
+            <w:tcW w:type="dxa" w:w="2376"/>
           </w:tcPr>
           <w:p>
-            <w:r/>
+            <w:pPr>
+              <w:spacing w:after="0" w:before="0"/>
+            </w:pPr>
             <w:r>
               <w:rPr>
-                <w:b/>
-                <w:sz w:val="17"/>
+                <w:sz w:val="19"/>
               </w:rPr>
               <w:t>Cloud LLM (direct)</w:t>
             </w:r>
@@ -1537,13 +1894,15 @@
         </w:tc>
         <w:tc>
           <w:tcPr>
-            <w:tcW w:type="dxa" w:w="2160"/>
+            <w:tcW w:type="dxa" w:w="2376"/>
           </w:tcPr>
           <w:p>
-            <w:r/>
+            <w:pPr>
+              <w:spacing w:after="0" w:before="0"/>
+            </w:pPr>
             <w:r>
               <w:rPr>
-                <w:sz w:val="17"/>
+                <w:sz w:val="19"/>
               </w:rPr>
               <w:t>Direct provider APIs (Anthropic / OpenAI-class)</w:t>
             </w:r>
@@ -1551,13 +1910,15 @@
         </w:tc>
         <w:tc>
           <w:tcPr>
-            <w:tcW w:type="dxa" w:w="2160"/>
+            <w:tcW w:type="dxa" w:w="2376"/>
           </w:tcPr>
           <w:p>
-            <w:r/>
+            <w:pPr>
+              <w:spacing w:after="0" w:before="0"/>
+            </w:pPr>
             <w:r>
               <w:rPr>
-                <w:sz w:val="17"/>
+                <w:sz w:val="19"/>
               </w:rPr>
               <w:t>Optional direct frontier models with per-provider SSE delta parsing; same guardrail.</w:t>
             </w:r>
@@ -1565,13 +1926,15 @@
         </w:tc>
         <w:tc>
           <w:tcPr>
-            <w:tcW w:type="dxa" w:w="2160"/>
+            <w:tcW w:type="dxa" w:w="2376"/>
           </w:tcPr>
           <w:p>
-            <w:r/>
+            <w:pPr>
+              <w:spacing w:after="0" w:before="0"/>
+            </w:pPr>
             <w:r>
               <w:rPr>
-                <w:sz w:val="17"/>
+                <w:sz w:val="19"/>
               </w:rPr>
               <w:t>Commercial API</w:t>
             </w:r>
@@ -1581,14 +1944,16 @@
       <w:tr>
         <w:tc>
           <w:tcPr>
-            <w:tcW w:type="dxa" w:w="2160"/>
+            <w:tcW w:type="dxa" w:w="2376"/>
+            <w:shd w:val="clear" w:fill="F1F5F9"/>
           </w:tcPr>
           <w:p>
-            <w:r/>
+            <w:pPr>
+              <w:spacing w:after="0" w:before="0"/>
+            </w:pPr>
             <w:r>
               <w:rPr>
-                <w:b/>
-                <w:sz w:val="17"/>
+                <w:sz w:val="19"/>
               </w:rPr>
               <w:t>Document parsing</w:t>
             </w:r>
@@ -1596,13 +1961,16 @@
         </w:tc>
         <w:tc>
           <w:tcPr>
-            <w:tcW w:type="dxa" w:w="2160"/>
+            <w:tcW w:type="dxa" w:w="2376"/>
+            <w:shd w:val="clear" w:fill="F1F5F9"/>
           </w:tcPr>
           <w:p>
-            <w:r/>
+            <w:pPr>
+              <w:spacing w:after="0" w:before="0"/>
+            </w:pPr>
             <w:r>
               <w:rPr>
-                <w:sz w:val="17"/>
+                <w:sz w:val="19"/>
               </w:rPr>
               <w:t>python-docx</w:t>
             </w:r>
@@ -1610,13 +1978,16 @@
         </w:tc>
         <w:tc>
           <w:tcPr>
-            <w:tcW w:type="dxa" w:w="2160"/>
+            <w:tcW w:type="dxa" w:w="2376"/>
+            <w:shd w:val="clear" w:fill="F1F5F9"/>
           </w:tcPr>
           <w:p>
-            <w:r/>
+            <w:pPr>
+              <w:spacing w:after="0" w:before="0"/>
+            </w:pPr>
             <w:r>
               <w:rPr>
-                <w:sz w:val="17"/>
+                <w:sz w:val="19"/>
               </w:rPr>
               <w:t>Reads .docx reference docs for RAG; generates schema confirmation report, admin guide, feature list.</w:t>
             </w:r>
@@ -1624,13 +1995,16 @@
         </w:tc>
         <w:tc>
           <w:tcPr>
-            <w:tcW w:type="dxa" w:w="2160"/>
+            <w:tcW w:type="dxa" w:w="2376"/>
+            <w:shd w:val="clear" w:fill="F1F5F9"/>
           </w:tcPr>
           <w:p>
-            <w:r/>
+            <w:pPr>
+              <w:spacing w:after="0" w:before="0"/>
+            </w:pPr>
             <w:r>
               <w:rPr>
-                <w:sz w:val="17"/>
+                <w:sz w:val="19"/>
               </w:rPr>
               <w:t>MIT</w:t>
             </w:r>
@@ -1640,14 +2014,15 @@
       <w:tr>
         <w:tc>
           <w:tcPr>
-            <w:tcW w:type="dxa" w:w="2160"/>
+            <w:tcW w:type="dxa" w:w="2376"/>
           </w:tcPr>
           <w:p>
-            <w:r/>
+            <w:pPr>
+              <w:spacing w:after="0" w:before="0"/>
+            </w:pPr>
             <w:r>
               <w:rPr>
-                <w:b/>
-                <w:sz w:val="17"/>
+                <w:sz w:val="19"/>
               </w:rPr>
               <w:t>Document parsing</w:t>
             </w:r>
@@ -1655,13 +2030,15 @@
         </w:tc>
         <w:tc>
           <w:tcPr>
-            <w:tcW w:type="dxa" w:w="2160"/>
+            <w:tcW w:type="dxa" w:w="2376"/>
           </w:tcPr>
           <w:p>
-            <w:r/>
+            <w:pPr>
+              <w:spacing w:after="0" w:before="0"/>
+            </w:pPr>
             <w:r>
               <w:rPr>
-                <w:sz w:val="17"/>
+                <w:sz w:val="19"/>
               </w:rPr>
               <w:t>PyPDF2 / pdfminer.six</w:t>
             </w:r>
@@ -1669,13 +2046,15 @@
         </w:tc>
         <w:tc>
           <w:tcPr>
-            <w:tcW w:type="dxa" w:w="2160"/>
+            <w:tcW w:type="dxa" w:w="2376"/>
           </w:tcPr>
           <w:p>
-            <w:r/>
+            <w:pPr>
+              <w:spacing w:after="0" w:before="0"/>
+            </w:pPr>
             <w:r>
               <w:rPr>
-                <w:sz w:val="17"/>
+                <w:sz w:val="19"/>
               </w:rPr>
               <w:t>Optional PDF text extraction for the document library (graceful fallback if absent).</w:t>
             </w:r>
@@ -1683,13 +2062,15 @@
         </w:tc>
         <w:tc>
           <w:tcPr>
-            <w:tcW w:type="dxa" w:w="2160"/>
+            <w:tcW w:type="dxa" w:w="2376"/>
           </w:tcPr>
           <w:p>
-            <w:r/>
+            <w:pPr>
+              <w:spacing w:after="0" w:before="0"/>
+            </w:pPr>
             <w:r>
               <w:rPr>
-                <w:sz w:val="17"/>
+                <w:sz w:val="19"/>
               </w:rPr>
               <w:t>BSD / MIT</w:t>
             </w:r>
@@ -1699,14 +2080,16 @@
       <w:tr>
         <w:tc>
           <w:tcPr>
-            <w:tcW w:type="dxa" w:w="2160"/>
+            <w:tcW w:type="dxa" w:w="2376"/>
+            <w:shd w:val="clear" w:fill="F1F5F9"/>
           </w:tcPr>
           <w:p>
-            <w:r/>
+            <w:pPr>
+              <w:spacing w:after="0" w:before="0"/>
+            </w:pPr>
             <w:r>
               <w:rPr>
-                <w:b/>
-                <w:sz w:val="17"/>
+                <w:sz w:val="19"/>
               </w:rPr>
               <w:t>Spreadsheet parsing</w:t>
             </w:r>
@@ -1714,13 +2097,16 @@
         </w:tc>
         <w:tc>
           <w:tcPr>
-            <w:tcW w:type="dxa" w:w="2160"/>
+            <w:tcW w:type="dxa" w:w="2376"/>
+            <w:shd w:val="clear" w:fill="F1F5F9"/>
           </w:tcPr>
           <w:p>
-            <w:r/>
+            <w:pPr>
+              <w:spacing w:after="0" w:before="0"/>
+            </w:pPr>
             <w:r>
               <w:rPr>
-                <w:sz w:val="17"/>
+                <w:sz w:val="19"/>
               </w:rPr>
               <w:t>openpyxl</w:t>
             </w:r>
@@ -1728,13 +2114,16 @@
         </w:tc>
         <w:tc>
           <w:tcPr>
-            <w:tcW w:type="dxa" w:w="2160"/>
+            <w:tcW w:type="dxa" w:w="2376"/>
+            <w:shd w:val="clear" w:fill="F1F5F9"/>
           </w:tcPr>
           <w:p>
-            <w:r/>
+            <w:pPr>
+              <w:spacing w:after="0" w:before="0"/>
+            </w:pPr>
             <w:r>
               <w:rPr>
-                <w:sz w:val="17"/>
+                <w:sz w:val="19"/>
               </w:rPr>
               <w:t>Reads .xlsx schema/relation exports (e.g. OnBase IST schema workbooks).</w:t>
             </w:r>
@@ -1742,13 +2131,16 @@
         </w:tc>
         <w:tc>
           <w:tcPr>
-            <w:tcW w:type="dxa" w:w="2160"/>
+            <w:tcW w:type="dxa" w:w="2376"/>
+            <w:shd w:val="clear" w:fill="F1F5F9"/>
           </w:tcPr>
           <w:p>
-            <w:r/>
+            <w:pPr>
+              <w:spacing w:after="0" w:before="0"/>
+            </w:pPr>
             <w:r>
               <w:rPr>
-                <w:sz w:val="17"/>
+                <w:sz w:val="19"/>
               </w:rPr>
               <w:t>MIT</w:t>
             </w:r>
@@ -1758,14 +2150,15 @@
       <w:tr>
         <w:tc>
           <w:tcPr>
-            <w:tcW w:type="dxa" w:w="2160"/>
+            <w:tcW w:type="dxa" w:w="2376"/>
           </w:tcPr>
           <w:p>
-            <w:r/>
+            <w:pPr>
+              <w:spacing w:after="0" w:before="0"/>
+            </w:pPr>
             <w:r>
               <w:rPr>
-                <w:b/>
-                <w:sz w:val="17"/>
+                <w:sz w:val="19"/>
               </w:rPr>
               <w:t>Config import</w:t>
             </w:r>
@@ -1773,13 +2166,15 @@
         </w:tc>
         <w:tc>
           <w:tcPr>
-            <w:tcW w:type="dxa" w:w="2160"/>
+            <w:tcW w:type="dxa" w:w="2376"/>
           </w:tcPr>
           <w:p>
-            <w:r/>
+            <w:pPr>
+              <w:spacing w:after="0" w:before="0"/>
+            </w:pPr>
             <w:r>
               <w:rPr>
-                <w:sz w:val="17"/>
+                <w:sz w:val="19"/>
               </w:rPr>
               <w:t>zipfile + xml (stdlib)</w:t>
             </w:r>
@@ -1787,13 +2182,15 @@
         </w:tc>
         <w:tc>
           <w:tcPr>
-            <w:tcW w:type="dxa" w:w="2160"/>
+            <w:tcW w:type="dxa" w:w="2376"/>
           </w:tcPr>
           <w:p>
-            <w:r/>
+            <w:pPr>
+              <w:spacing w:after="0" w:before="0"/>
+            </w:pPr>
             <w:r>
               <w:rPr>
-                <w:sz w:val="17"/>
+                <w:sz w:val="19"/>
               </w:rPr>
               <w:t>Unpacks OnBase .spk/.expk Studio packages (ZIP+XML) to extract DocType / keyword definitions.</w:t>
             </w:r>
@@ -1801,13 +2198,15 @@
         </w:tc>
         <w:tc>
           <w:tcPr>
-            <w:tcW w:type="dxa" w:w="2160"/>
+            <w:tcW w:type="dxa" w:w="2376"/>
           </w:tcPr>
           <w:p>
-            <w:r/>
+            <w:pPr>
+              <w:spacing w:after="0" w:before="0"/>
+            </w:pPr>
             <w:r>
               <w:rPr>
-                <w:sz w:val="17"/>
+                <w:sz w:val="19"/>
               </w:rPr>
               <w:t>PSF</w:t>
             </w:r>
@@ -1817,14 +2216,16 @@
       <w:tr>
         <w:tc>
           <w:tcPr>
-            <w:tcW w:type="dxa" w:w="2160"/>
+            <w:tcW w:type="dxa" w:w="2376"/>
+            <w:shd w:val="clear" w:fill="F1F5F9"/>
           </w:tcPr>
           <w:p>
-            <w:r/>
+            <w:pPr>
+              <w:spacing w:after="0" w:before="0"/>
+            </w:pPr>
             <w:r>
               <w:rPr>
-                <w:b/>
-                <w:sz w:val="17"/>
+                <w:sz w:val="19"/>
               </w:rPr>
               <w:t>Auth crypto</w:t>
             </w:r>
@@ -1832,13 +2233,16 @@
         </w:tc>
         <w:tc>
           <w:tcPr>
-            <w:tcW w:type="dxa" w:w="2160"/>
+            <w:tcW w:type="dxa" w:w="2376"/>
+            <w:shd w:val="clear" w:fill="F1F5F9"/>
           </w:tcPr>
           <w:p>
-            <w:r/>
+            <w:pPr>
+              <w:spacing w:after="0" w:before="0"/>
+            </w:pPr>
             <w:r>
               <w:rPr>
-                <w:sz w:val="17"/>
+                <w:sz w:val="19"/>
               </w:rPr>
               <w:t>hmac / hashlib / secrets (stdlib)</w:t>
             </w:r>
@@ -1846,13 +2250,16 @@
         </w:tc>
         <w:tc>
           <w:tcPr>
-            <w:tcW w:type="dxa" w:w="2160"/>
+            <w:tcW w:type="dxa" w:w="2376"/>
+            <w:shd w:val="clear" w:fill="F1F5F9"/>
           </w:tcPr>
           <w:p>
-            <w:r/>
+            <w:pPr>
+              <w:spacing w:after="0" w:before="0"/>
+            </w:pPr>
             <w:r>
               <w:rPr>
-                <w:sz w:val="17"/>
+                <w:sz w:val="19"/>
               </w:rPr>
               <w:t>Password hashing and session-token generation for login mode.</w:t>
             </w:r>
@@ -1860,13 +2267,16 @@
         </w:tc>
         <w:tc>
           <w:tcPr>
-            <w:tcW w:type="dxa" w:w="2160"/>
+            <w:tcW w:type="dxa" w:w="2376"/>
+            <w:shd w:val="clear" w:fill="F1F5F9"/>
           </w:tcPr>
           <w:p>
-            <w:r/>
+            <w:pPr>
+              <w:spacing w:after="0" w:before="0"/>
+            </w:pPr>
             <w:r>
               <w:rPr>
-                <w:sz w:val="17"/>
+                <w:sz w:val="19"/>
               </w:rPr>
               <w:t>PSF</w:t>
             </w:r>
@@ -1876,14 +2286,15 @@
       <w:tr>
         <w:tc>
           <w:tcPr>
-            <w:tcW w:type="dxa" w:w="2160"/>
+            <w:tcW w:type="dxa" w:w="2376"/>
           </w:tcPr>
           <w:p>
-            <w:r/>
+            <w:pPr>
+              <w:spacing w:after="0" w:before="0"/>
+            </w:pPr>
             <w:r>
               <w:rPr>
-                <w:b/>
-                <w:sz w:val="17"/>
+                <w:sz w:val="19"/>
               </w:rPr>
               <w:t>Process / service</w:t>
             </w:r>
@@ -1891,13 +2302,15 @@
         </w:tc>
         <w:tc>
           <w:tcPr>
-            <w:tcW w:type="dxa" w:w="2160"/>
+            <w:tcW w:type="dxa" w:w="2376"/>
           </w:tcPr>
           <w:p>
-            <w:r/>
+            <w:pPr>
+              <w:spacing w:after="0" w:before="0"/>
+            </w:pPr>
             <w:r>
               <w:rPr>
-                <w:sz w:val="17"/>
+                <w:sz w:val="19"/>
               </w:rPr>
               <w:t>NSSM</w:t>
             </w:r>
@@ -1905,13 +2318,15 @@
         </w:tc>
         <w:tc>
           <w:tcPr>
-            <w:tcW w:type="dxa" w:w="2160"/>
+            <w:tcW w:type="dxa" w:w="2376"/>
           </w:tcPr>
           <w:p>
-            <w:r/>
+            <w:pPr>
+              <w:spacing w:after="0" w:before="0"/>
+            </w:pPr>
             <w:r>
               <w:rPr>
-                <w:sz w:val="17"/>
+                <w:sz w:val="19"/>
               </w:rPr>
               <w:t>Runs QI_MapSnap + QI_MapSnapTunnel as auto-start Windows services with log rotation.</w:t>
             </w:r>
@@ -1919,13 +2334,15 @@
         </w:tc>
         <w:tc>
           <w:tcPr>
-            <w:tcW w:type="dxa" w:w="2160"/>
+            <w:tcW w:type="dxa" w:w="2376"/>
           </w:tcPr>
           <w:p>
-            <w:r/>
+            <w:pPr>
+              <w:spacing w:after="0" w:before="0"/>
+            </w:pPr>
             <w:r>
               <w:rPr>
-                <w:sz w:val="17"/>
+                <w:sz w:val="19"/>
               </w:rPr>
               <w:t>Public domain</w:t>
             </w:r>
@@ -1935,14 +2352,16 @@
       <w:tr>
         <w:tc>
           <w:tcPr>
-            <w:tcW w:type="dxa" w:w="2160"/>
+            <w:tcW w:type="dxa" w:w="2376"/>
+            <w:shd w:val="clear" w:fill="F1F5F9"/>
           </w:tcPr>
           <w:p>
-            <w:r/>
+            <w:pPr>
+              <w:spacing w:after="0" w:before="0"/>
+            </w:pPr>
             <w:r>
               <w:rPr>
-                <w:b/>
-                <w:sz w:val="17"/>
+                <w:sz w:val="19"/>
               </w:rPr>
               <w:t>Remote access</w:t>
             </w:r>
@@ -1950,13 +2369,16 @@
         </w:tc>
         <w:tc>
           <w:tcPr>
-            <w:tcW w:type="dxa" w:w="2160"/>
+            <w:tcW w:type="dxa" w:w="2376"/>
+            <w:shd w:val="clear" w:fill="F1F5F9"/>
           </w:tcPr>
           <w:p>
-            <w:r/>
+            <w:pPr>
+              <w:spacing w:after="0" w:before="0"/>
+            </w:pPr>
             <w:r>
               <w:rPr>
-                <w:sz w:val="17"/>
+                <w:sz w:val="19"/>
               </w:rPr>
               <w:t>Cloudflare Tunnel (cloudflared)</w:t>
             </w:r>
@@ -1964,13 +2386,16 @@
         </w:tc>
         <w:tc>
           <w:tcPr>
-            <w:tcW w:type="dxa" w:w="2160"/>
+            <w:tcW w:type="dxa" w:w="2376"/>
+            <w:shd w:val="clear" w:fill="F1F5F9"/>
           </w:tcPr>
           <w:p>
-            <w:r/>
+            <w:pPr>
+              <w:spacing w:after="0" w:before="0"/>
+            </w:pPr>
             <w:r>
               <w:rPr>
-                <w:sz w:val="17"/>
+                <w:sz w:val="19"/>
               </w:rPr>
               <w:t>Named tunnel exposing localhost:9876 as the public HTTPS URL; quick-tunnel fallback on customer boxes.</w:t>
             </w:r>
@@ -1978,13 +2403,16 @@
         </w:tc>
         <w:tc>
           <w:tcPr>
-            <w:tcW w:type="dxa" w:w="2160"/>
+            <w:tcW w:type="dxa" w:w="2376"/>
+            <w:shd w:val="clear" w:fill="F1F5F9"/>
           </w:tcPr>
           <w:p>
-            <w:r/>
+            <w:pPr>
+              <w:spacing w:after="0" w:before="0"/>
+            </w:pPr>
             <w:r>
               <w:rPr>
-                <w:sz w:val="17"/>
+                <w:sz w:val="19"/>
               </w:rPr>
               <w:t>Apache-2.0 (client)</w:t>
             </w:r>
@@ -1993,53 +2421,72 @@
       </w:tr>
     </w:tbl>
     <w:p>
-      <w:r>
-        <w:br w:type="page"/>
-      </w:r>
+      <w:pPr>
+        <w:spacing w:after="40"/>
+      </w:pPr>
     </w:p>
     <w:p>
       <w:pPr>
         <w:pStyle w:val="Heading1"/>
+        <w:pBdr>
+          <w:bottom w:val="single" w:sz="14" w:space="6" w:color="0D6EA6"/>
+        </w:pBdr>
       </w:pPr>
       <w:r>
         <w:t>4. The enrichment layers (how components combine)</w:t>
       </w:r>
     </w:p>
     <w:p>
-      <w:pPr>
-        <w:spacing w:after="160" w:before="0"/>
-      </w:pPr>
       <w:r>
         <w:rPr>
           <w:b w:val="0"/>
           <w:i w:val="0"/>
-          <w:sz w:val="21"/>
         </w:rPr>
         <w:t>MapSnap's intelligence comes from a per-profile 'knowledge bundle' — a stack of enrichment layers, each a plain file stored beside the schema. This is where the components above earn their place.</w:t>
       </w:r>
     </w:p>
     <w:tbl>
       <w:tblPr>
-        <w:tblStyle w:val="TableGrid"/>
         <w:tblW w:type="auto" w:w="0"/>
-        <w:jc w:val="center"/>
+        <w:jc w:val="left"/>
         <w:tblLook w:firstColumn="1" w:firstRow="1" w:lastColumn="0" w:lastRow="0" w:noHBand="0" w:noVBand="1" w:val="04A0"/>
+        <w:tblBorders>
+          <w:top w:val="single" w:sz="8" w:color="0D6EA6"/>
+          <w:left w:val="none" w:sz="0" w:color="auto"/>
+          <w:bottom w:val="single" w:sz="8" w:color="C9D4DE"/>
+          <w:right w:val="none" w:sz="0" w:color="auto"/>
+          <w:insideH w:val="single" w:sz="4" w:color="C9D4DE"/>
+          <w:insideV w:val="none" w:sz="0" w:color="auto"/>
+        </w:tblBorders>
+        <w:tblCellMar>
+          <w:top w:w="40" w:type="dxa"/>
+          <w:left w:w="90" w:type="dxa"/>
+          <w:bottom w:w="40" w:type="dxa"/>
+          <w:right w:w="90" w:type="dxa"/>
+        </w:tblCellMar>
       </w:tblPr>
       <w:tblGrid>
-        <w:gridCol w:w="2160"/>
-        <w:gridCol w:w="2160"/>
-        <w:gridCol w:w="2160"/>
-        <w:gridCol w:w="2160"/>
+        <w:gridCol w:w="2376"/>
+        <w:gridCol w:w="2376"/>
+        <w:gridCol w:w="2376"/>
+        <w:gridCol w:w="2376"/>
       </w:tblGrid>
       <w:tr>
+        <w:trPr>
+          <w:tblHeader w:val="true"/>
+        </w:trPr>
         <w:tc>
           <w:tcPr>
-            <w:tcW w:type="dxa" w:w="2160"/>
-            <w:shd w:val="clear" w:color="auto" w:fill="B31B1B"/>
+            <w:tcW w:type="dxa" w:w="2376"/>
+            <w:shd w:val="clear" w:fill="0D6EA6"/>
           </w:tcPr>
           <w:p>
+            <w:pPr>
+              <w:spacing w:after="0" w:before="0"/>
+            </w:pPr>
             <w:r>
               <w:rPr>
+                <w:rFonts w:ascii="Segoe UI" w:hAnsi="Segoe UI"/>
                 <w:b/>
                 <w:color w:val="FFFFFF"/>
                 <w:sz w:val="18"/>
@@ -2050,12 +2497,16 @@
         </w:tc>
         <w:tc>
           <w:tcPr>
-            <w:tcW w:type="dxa" w:w="2160"/>
-            <w:shd w:val="clear" w:color="auto" w:fill="B31B1B"/>
+            <w:tcW w:type="dxa" w:w="2376"/>
+            <w:shd w:val="clear" w:fill="0D6EA6"/>
           </w:tcPr>
           <w:p>
+            <w:pPr>
+              <w:spacing w:after="0" w:before="0"/>
+            </w:pPr>
             <w:r>
               <w:rPr>
+                <w:rFonts w:ascii="Segoe UI" w:hAnsi="Segoe UI"/>
                 <w:b/>
                 <w:color w:val="FFFFFF"/>
                 <w:sz w:val="18"/>
@@ -2066,12 +2517,16 @@
         </w:tc>
         <w:tc>
           <w:tcPr>
-            <w:tcW w:type="dxa" w:w="2160"/>
-            <w:shd w:val="clear" w:color="auto" w:fill="B31B1B"/>
+            <w:tcW w:type="dxa" w:w="2376"/>
+            <w:shd w:val="clear" w:fill="0D6EA6"/>
           </w:tcPr>
           <w:p>
+            <w:pPr>
+              <w:spacing w:after="0" w:before="0"/>
+            </w:pPr>
             <w:r>
               <w:rPr>
+                <w:rFonts w:ascii="Segoe UI" w:hAnsi="Segoe UI"/>
                 <w:b/>
                 <w:color w:val="FFFFFF"/>
                 <w:sz w:val="18"/>
@@ -2082,12 +2537,16 @@
         </w:tc>
         <w:tc>
           <w:tcPr>
-            <w:tcW w:type="dxa" w:w="2160"/>
-            <w:shd w:val="clear" w:color="auto" w:fill="B31B1B"/>
+            <w:tcW w:type="dxa" w:w="2376"/>
+            <w:shd w:val="clear" w:fill="0D6EA6"/>
           </w:tcPr>
           <w:p>
+            <w:pPr>
+              <w:spacing w:after="0" w:before="0"/>
+            </w:pPr>
             <w:r>
               <w:rPr>
+                <w:rFonts w:ascii="Segoe UI" w:hAnsi="Segoe UI"/>
                 <w:b/>
                 <w:color w:val="FFFFFF"/>
                 <w:sz w:val="18"/>
@@ -2100,14 +2559,15 @@
       <w:tr>
         <w:tc>
           <w:tcPr>
-            <w:tcW w:type="dxa" w:w="2160"/>
+            <w:tcW w:type="dxa" w:w="2376"/>
           </w:tcPr>
           <w:p>
-            <w:r/>
+            <w:pPr>
+              <w:spacing w:after="0" w:before="0"/>
+            </w:pPr>
             <w:r>
               <w:rPr>
-                <w:b/>
-                <w:sz w:val="17"/>
+                <w:sz w:val="19"/>
               </w:rPr>
               <w:t>Layer 0 — Egress guardrail</w:t>
             </w:r>
@@ -2115,13 +2575,15 @@
         </w:tc>
         <w:tc>
           <w:tcPr>
-            <w:tcW w:type="dxa" w:w="2160"/>
+            <w:tcW w:type="dxa" w:w="2376"/>
           </w:tcPr>
           <w:p>
-            <w:r/>
+            <w:pPr>
+              <w:spacing w:after="0" w:before="0"/>
+            </w:pPr>
             <w:r>
               <w:rPr>
-                <w:sz w:val="17"/>
+                <w:sz w:val="19"/>
               </w:rPr>
               <w:t>guardrail.py</w:t>
             </w:r>
@@ -2129,13 +2591,15 @@
         </w:tc>
         <w:tc>
           <w:tcPr>
-            <w:tcW w:type="dxa" w:w="2160"/>
+            <w:tcW w:type="dxa" w:w="2376"/>
           </w:tcPr>
           <w:p>
-            <w:r/>
+            <w:pPr>
+              <w:spacing w:after="0" w:before="0"/>
+            </w:pPr>
             <w:r>
               <w:rPr>
-                <w:sz w:val="17"/>
+                <w:sz w:val="19"/>
               </w:rPr>
               <w:t>Framework-free single chokepoint for cloud egress. Resolves the active policy (fail-safe local_only), blocks calls under local_only, scrubs regulated values and strips LOCAL_ONLY-sentinel spans under cloud_metadata_only, and logs every decision. Wraps /api/chat and /api/nl2sql only; local execution and local models are never touched.</w:t>
             </w:r>
@@ -2143,13 +2607,15 @@
         </w:tc>
         <w:tc>
           <w:tcPr>
-            <w:tcW w:type="dxa" w:w="2160"/>
+            <w:tcW w:type="dxa" w:w="2376"/>
           </w:tcPr>
           <w:p>
-            <w:r/>
+            <w:pPr>
+              <w:spacing w:after="0" w:before="0"/>
+            </w:pPr>
             <w:r>
               <w:rPr>
-                <w:sz w:val="17"/>
+                <w:sz w:val="19"/>
               </w:rPr>
               <w:t>Python stdlib</w:t>
             </w:r>
@@ -2159,14 +2625,16 @@
       <w:tr>
         <w:tc>
           <w:tcPr>
-            <w:tcW w:type="dxa" w:w="2160"/>
+            <w:tcW w:type="dxa" w:w="2376"/>
+            <w:shd w:val="clear" w:fill="F1F5F9"/>
           </w:tcPr>
           <w:p>
-            <w:r/>
+            <w:pPr>
+              <w:spacing w:after="0" w:before="0"/>
+            </w:pPr>
             <w:r>
               <w:rPr>
-                <w:b/>
-                <w:sz w:val="17"/>
+                <w:sz w:val="19"/>
               </w:rPr>
               <w:t>Layer 1 — Schema extraction</w:t>
             </w:r>
@@ -2174,13 +2642,16 @@
         </w:tc>
         <w:tc>
           <w:tcPr>
-            <w:tcW w:type="dxa" w:w="2160"/>
+            <w:tcW w:type="dxa" w:w="2376"/>
+            <w:shd w:val="clear" w:fill="F1F5F9"/>
           </w:tcPr>
           <w:p>
-            <w:r/>
+            <w:pPr>
+              <w:spacing w:after="0" w:before="0"/>
+            </w:pPr>
             <w:r>
               <w:rPr>
-                <w:sz w:val="17"/>
+                <w:sz w:val="19"/>
               </w:rPr>
               <w:t>db_extractors.py, extract_schema.py</w:t>
             </w:r>
@@ -2188,13 +2659,16 @@
         </w:tc>
         <w:tc>
           <w:tcPr>
-            <w:tcW w:type="dxa" w:w="2160"/>
+            <w:tcW w:type="dxa" w:w="2376"/>
+            <w:shd w:val="clear" w:fill="F1F5F9"/>
           </w:tcPr>
           <w:p>
-            <w:r/>
+            <w:pPr>
+              <w:spacing w:after="0" w:before="0"/>
+            </w:pPr>
             <w:r>
               <w:rPr>
-                <w:sz w:val="17"/>
+                <w:sz w:val="19"/>
               </w:rPr>
               <w:t>Interchangeable Sqlite/Postgres/MySql/Oracle extractors (+ Chroma/Qdrant) and a pyodbc SQL Server path, all emitting one canonical schema.json. Soft-FK inference adds relationships for schemas (like OnBase) that declare none.</w:t>
             </w:r>
@@ -2202,13 +2676,16 @@
         </w:tc>
         <w:tc>
           <w:tcPr>
-            <w:tcW w:type="dxa" w:w="2160"/>
+            <w:tcW w:type="dxa" w:w="2376"/>
+            <w:shd w:val="clear" w:fill="F1F5F9"/>
           </w:tcPr>
           <w:p>
-            <w:r/>
+            <w:pPr>
+              <w:spacing w:after="0" w:before="0"/>
+            </w:pPr>
             <w:r>
               <w:rPr>
-                <w:sz w:val="17"/>
+                <w:sz w:val="19"/>
               </w:rPr>
               <w:t>pyodbc / psycopg2 / PyMySQL / oracledb</w:t>
             </w:r>
@@ -2218,14 +2695,15 @@
       <w:tr>
         <w:tc>
           <w:tcPr>
-            <w:tcW w:type="dxa" w:w="2160"/>
+            <w:tcW w:type="dxa" w:w="2376"/>
           </w:tcPr>
           <w:p>
-            <w:r/>
+            <w:pPr>
+              <w:spacing w:after="0" w:before="0"/>
+            </w:pPr>
             <w:r>
               <w:rPr>
-                <w:b/>
-                <w:sz w:val="17"/>
+                <w:sz w:val="19"/>
               </w:rPr>
               <w:t>Layer 2 — Semantic annotations</w:t>
             </w:r>
@@ -2233,13 +2711,15 @@
         </w:tc>
         <w:tc>
           <w:tcPr>
-            <w:tcW w:type="dxa" w:w="2160"/>
+            <w:tcW w:type="dxa" w:w="2376"/>
           </w:tcPr>
           <w:p>
-            <w:r/>
+            <w:pPr>
+              <w:spacing w:after="0" w:before="0"/>
+            </w:pPr>
             <w:r>
               <w:rPr>
-                <w:sz w:val="17"/>
+                <w:sz w:val="19"/>
               </w:rPr>
               <w:t>annotations.json</w:t>
             </w:r>
@@ -2247,13 +2727,15 @@
         </w:tc>
         <w:tc>
           <w:tcPr>
-            <w:tcW w:type="dxa" w:w="2160"/>
+            <w:tcW w:type="dxa" w:w="2376"/>
           </w:tcPr>
           <w:p>
-            <w:r/>
+            <w:pPr>
+              <w:spacing w:after="0" w:before="0"/>
+            </w:pPr>
             <w:r>
               <w:rPr>
-                <w:sz w:val="17"/>
+                <w:sz w:val="19"/>
               </w:rPr>
               <w:t>Per-table purpose/role text wired into the AI prompt so the model understands meaning, not just shape.</w:t>
             </w:r>
@@ -2261,13 +2743,15 @@
         </w:tc>
         <w:tc>
           <w:tcPr>
-            <w:tcW w:type="dxa" w:w="2160"/>
+            <w:tcW w:type="dxa" w:w="2376"/>
           </w:tcPr>
           <w:p>
-            <w:r/>
+            <w:pPr>
+              <w:spacing w:after="0" w:before="0"/>
+            </w:pPr>
             <w:r>
               <w:rPr>
-                <w:sz w:val="17"/>
+                <w:sz w:val="19"/>
               </w:rPr>
               <w:t>JSON sidecar</w:t>
             </w:r>
@@ -2277,14 +2761,16 @@
       <w:tr>
         <w:tc>
           <w:tcPr>
-            <w:tcW w:type="dxa" w:w="2160"/>
+            <w:tcW w:type="dxa" w:w="2376"/>
+            <w:shd w:val="clear" w:fill="F1F5F9"/>
           </w:tcPr>
           <w:p>
-            <w:r/>
+            <w:pPr>
+              <w:spacing w:after="0" w:before="0"/>
+            </w:pPr>
             <w:r>
               <w:rPr>
-                <w:b/>
-                <w:sz w:val="17"/>
+                <w:sz w:val="19"/>
               </w:rPr>
               <w:t>Layer 3 — Business-value catalog</w:t>
             </w:r>
@@ -2292,13 +2778,16 @@
         </w:tc>
         <w:tc>
           <w:tcPr>
-            <w:tcW w:type="dxa" w:w="2160"/>
+            <w:tcW w:type="dxa" w:w="2376"/>
+            <w:shd w:val="clear" w:fill="F1F5F9"/>
           </w:tcPr>
           <w:p>
-            <w:r/>
+            <w:pPr>
+              <w:spacing w:after="0" w:before="0"/>
+            </w:pPr>
             <w:r>
               <w:rPr>
-                <w:sz w:val="17"/>
+                <w:sz w:val="19"/>
               </w:rPr>
               <w:t>BU_Catalog.json</w:t>
             </w:r>
@@ -2306,13 +2795,16 @@
         </w:tc>
         <w:tc>
           <w:tcPr>
-            <w:tcW w:type="dxa" w:w="2160"/>
+            <w:tcW w:type="dxa" w:w="2376"/>
+            <w:shd w:val="clear" w:fill="F1F5F9"/>
           </w:tcPr>
           <w:p>
-            <w:r/>
+            <w:pPr>
+              <w:spacing w:after="0" w:before="0"/>
+            </w:pPr>
             <w:r>
               <w:rPr>
-                <w:sz w:val="17"/>
+                <w:sz w:val="19"/>
               </w:rPr>
               <w:t>Business-name values (e.g. OnBase DocType names) from live OnBase or curated .expk config import.</w:t>
             </w:r>
@@ -2320,13 +2812,16 @@
         </w:tc>
         <w:tc>
           <w:tcPr>
-            <w:tcW w:type="dxa" w:w="2160"/>
+            <w:tcW w:type="dxa" w:w="2376"/>
+            <w:shd w:val="clear" w:fill="F1F5F9"/>
           </w:tcPr>
           <w:p>
-            <w:r/>
+            <w:pPr>
+              <w:spacing w:after="0" w:before="0"/>
+            </w:pPr>
             <w:r>
               <w:rPr>
-                <w:sz w:val="17"/>
+                <w:sz w:val="19"/>
               </w:rPr>
               <w:t>JSON sidecar</w:t>
             </w:r>
@@ -2336,14 +2831,15 @@
       <w:tr>
         <w:tc>
           <w:tcPr>
-            <w:tcW w:type="dxa" w:w="2160"/>
+            <w:tcW w:type="dxa" w:w="2376"/>
           </w:tcPr>
           <w:p>
-            <w:r/>
+            <w:pPr>
+              <w:spacing w:after="0" w:before="0"/>
+            </w:pPr>
             <w:r>
               <w:rPr>
-                <w:b/>
-                <w:sz w:val="17"/>
+                <w:sz w:val="19"/>
               </w:rPr>
               <w:t>Layer 4 — Data profiling</w:t>
             </w:r>
@@ -2351,13 +2847,15 @@
         </w:tc>
         <w:tc>
           <w:tcPr>
-            <w:tcW w:type="dxa" w:w="2160"/>
+            <w:tcW w:type="dxa" w:w="2376"/>
           </w:tcPr>
           <w:p>
-            <w:r/>
+            <w:pPr>
+              <w:spacing w:after="0" w:before="0"/>
+            </w:pPr>
             <w:r>
               <w:rPr>
-                <w:sz w:val="17"/>
+                <w:sz w:val="19"/>
               </w:rPr>
               <w:t>profile.json</w:t>
             </w:r>
@@ -2365,13 +2863,15 @@
         </w:tc>
         <w:tc>
           <w:tcPr>
-            <w:tcW w:type="dxa" w:w="2160"/>
+            <w:tcW w:type="dxa" w:w="2376"/>
           </w:tcPr>
           <w:p>
-            <w:r/>
+            <w:pPr>
+              <w:spacing w:after="0" w:before="0"/>
+            </w:pPr>
             <w:r>
               <w:rPr>
-                <w:sz w:val="17"/>
+                <w:sz w:val="19"/>
               </w:rPr>
               <w:t>Real, PII-masked data samples and semantic types so the AI knows the actual data in place.</w:t>
             </w:r>
@@ -2379,13 +2879,15 @@
         </w:tc>
         <w:tc>
           <w:tcPr>
-            <w:tcW w:type="dxa" w:w="2160"/>
+            <w:tcW w:type="dxa" w:w="2376"/>
           </w:tcPr>
           <w:p>
-            <w:r/>
+            <w:pPr>
+              <w:spacing w:after="0" w:before="0"/>
+            </w:pPr>
             <w:r>
               <w:rPr>
-                <w:sz w:val="17"/>
+                <w:sz w:val="19"/>
               </w:rPr>
               <w:t>JSON sidecar</w:t>
             </w:r>
@@ -2395,14 +2897,16 @@
       <w:tr>
         <w:tc>
           <w:tcPr>
-            <w:tcW w:type="dxa" w:w="2160"/>
+            <w:tcW w:type="dxa" w:w="2376"/>
+            <w:shd w:val="clear" w:fill="F1F5F9"/>
           </w:tcPr>
           <w:p>
-            <w:r/>
+            <w:pPr>
+              <w:spacing w:after="0" w:before="0"/>
+            </w:pPr>
             <w:r>
               <w:rPr>
-                <w:b/>
-                <w:sz w:val="17"/>
+                <w:sz w:val="19"/>
               </w:rPr>
               <w:t>Layer 5 — Semantic retrieval</w:t>
             </w:r>
@@ -2410,13 +2914,16 @@
         </w:tc>
         <w:tc>
           <w:tcPr>
-            <w:tcW w:type="dxa" w:w="2160"/>
+            <w:tcW w:type="dxa" w:w="2376"/>
+            <w:shd w:val="clear" w:fill="F1F5F9"/>
           </w:tcPr>
           <w:p>
-            <w:r/>
+            <w:pPr>
+              <w:spacing w:after="0" w:before="0"/>
+            </w:pPr>
             <w:r>
               <w:rPr>
-                <w:sz w:val="17"/>
+                <w:sz w:val="19"/>
               </w:rPr>
               <w:t>semantic_index.py + ChromaDB</w:t>
             </w:r>
@@ -2424,13 +2931,16 @@
         </w:tc>
         <w:tc>
           <w:tcPr>
-            <w:tcW w:type="dxa" w:w="2160"/>
+            <w:tcW w:type="dxa" w:w="2376"/>
+            <w:shd w:val="clear" w:fill="F1F5F9"/>
           </w:tcPr>
           <w:p>
-            <w:r/>
+            <w:pPr>
+              <w:spacing w:after="0" w:before="0"/>
+            </w:pPr>
             <w:r>
               <w:rPr>
-                <w:sz w:val="17"/>
+                <w:sz w:val="19"/>
               </w:rPr>
               <w:t>One nomic-embed-text embedding per table stored in a local ChromaDB index; query time interleaves keyword scoring with semantic matches, with a pure-keyword fallback if no index exists or Ollama is down.</w:t>
             </w:r>
@@ -2438,13 +2948,16 @@
         </w:tc>
         <w:tc>
           <w:tcPr>
-            <w:tcW w:type="dxa" w:w="2160"/>
+            <w:tcW w:type="dxa" w:w="2376"/>
+            <w:shd w:val="clear" w:fill="F1F5F9"/>
           </w:tcPr>
           <w:p>
-            <w:r/>
+            <w:pPr>
+              <w:spacing w:after="0" w:before="0"/>
+            </w:pPr>
             <w:r>
               <w:rPr>
-                <w:sz w:val="17"/>
+                <w:sz w:val="19"/>
               </w:rPr>
               <w:t>ChromaDB + nomic-embed-text</w:t>
             </w:r>
@@ -2454,14 +2967,14 @@
     </w:tbl>
     <w:p>
       <w:pPr>
-        <w:spacing w:after="80" w:before="120"/>
+        <w:spacing w:after="40"/>
       </w:pPr>
+    </w:p>
+    <w:p>
       <w:r>
         <w:rPr>
           <w:b w:val="0"/>
           <w:i/>
-          <w:color w:val="666666"/>
-          <w:sz w:val="21"/>
         </w:rPr>
         <w:t>Each enrichment artifact is a plain JSON file beside schema.json; an enrich.py orchestrator runs the chain idempotently (source-hash gated) and best-effort, triggered by extract / document import / config import.</w:t>
       </w:r>
@@ -2469,50 +2982,69 @@
     <w:p>
       <w:pPr>
         <w:pStyle w:val="Heading1"/>
+        <w:pBdr>
+          <w:bottom w:val="single" w:sz="14" w:space="6" w:color="0D6EA6"/>
+        </w:pBdr>
       </w:pPr>
       <w:r>
         <w:t>5. Open-source components pulled from GitHub / public repositories</w:t>
       </w:r>
     </w:p>
     <w:p>
-      <w:pPr>
-        <w:spacing w:after="160" w:before="0"/>
-      </w:pPr>
       <w:r>
         <w:rPr>
           <w:b w:val="0"/>
           <w:i w:val="0"/>
-          <w:sz w:val="21"/>
         </w:rPr>
         <w:t>MapSnap ships dependency-light and installs database drivers on demand through a strict pip allow-list, so the app only pulls the driver a given connection needs. The third-party components below are free-to-use open-source projects. None are modified; each is used as an unmodified library or external service.</w:t>
       </w:r>
     </w:p>
     <w:tbl>
       <w:tblPr>
-        <w:tblStyle w:val="TableGrid"/>
         <w:tblW w:type="auto" w:w="0"/>
-        <w:jc w:val="center"/>
+        <w:jc w:val="left"/>
         <w:tblLook w:firstColumn="1" w:firstRow="1" w:lastColumn="0" w:lastRow="0" w:noHBand="0" w:noVBand="1" w:val="04A0"/>
+        <w:tblBorders>
+          <w:top w:val="single" w:sz="8" w:color="0D6EA6"/>
+          <w:left w:val="none" w:sz="0" w:color="auto"/>
+          <w:bottom w:val="single" w:sz="8" w:color="C9D4DE"/>
+          <w:right w:val="none" w:sz="0" w:color="auto"/>
+          <w:insideH w:val="single" w:sz="4" w:color="C9D4DE"/>
+          <w:insideV w:val="none" w:sz="0" w:color="auto"/>
+        </w:tblBorders>
+        <w:tblCellMar>
+          <w:top w:w="40" w:type="dxa"/>
+          <w:left w:w="90" w:type="dxa"/>
+          <w:bottom w:w="40" w:type="dxa"/>
+          <w:right w:w="90" w:type="dxa"/>
+        </w:tblCellMar>
       </w:tblPr>
       <w:tblGrid>
-        <w:gridCol w:w="1728"/>
-        <w:gridCol w:w="1728"/>
-        <w:gridCol w:w="1728"/>
-        <w:gridCol w:w="1728"/>
-        <w:gridCol w:w="1728"/>
+        <w:gridCol w:w="1901"/>
+        <w:gridCol w:w="1901"/>
+        <w:gridCol w:w="1901"/>
+        <w:gridCol w:w="1901"/>
+        <w:gridCol w:w="1901"/>
       </w:tblGrid>
       <w:tr>
+        <w:trPr>
+          <w:tblHeader w:val="true"/>
+        </w:trPr>
         <w:tc>
           <w:tcPr>
-            <w:tcW w:type="dxa" w:w="1728"/>
-            <w:shd w:val="clear" w:color="auto" w:fill="B31B1B"/>
+            <w:tcW w:type="dxa" w:w="1901"/>
+            <w:shd w:val="clear" w:fill="0D6EA6"/>
           </w:tcPr>
           <w:p>
+            <w:pPr>
+              <w:spacing w:after="0" w:before="0"/>
+            </w:pPr>
             <w:r>
               <w:rPr>
+                <w:rFonts w:ascii="Segoe UI" w:hAnsi="Segoe UI"/>
                 <w:b/>
                 <w:color w:val="FFFFFF"/>
-                <w:sz w:val="17"/>
+                <w:sz w:val="18"/>
               </w:rPr>
               <w:t>Component</w:t>
             </w:r>
@@ -2520,15 +3052,19 @@
         </w:tc>
         <w:tc>
           <w:tcPr>
-            <w:tcW w:type="dxa" w:w="1728"/>
-            <w:shd w:val="clear" w:color="auto" w:fill="B31B1B"/>
+            <w:tcW w:type="dxa" w:w="1901"/>
+            <w:shd w:val="clear" w:fill="0D6EA6"/>
           </w:tcPr>
           <w:p>
+            <w:pPr>
+              <w:spacing w:after="0" w:before="0"/>
+            </w:pPr>
             <w:r>
               <w:rPr>
+                <w:rFonts w:ascii="Segoe UI" w:hAnsi="Segoe UI"/>
                 <w:b/>
                 <w:color w:val="FFFFFF"/>
-                <w:sz w:val="17"/>
+                <w:sz w:val="18"/>
               </w:rPr>
               <w:t>Upstream</w:t>
             </w:r>
@@ -2536,15 +3072,19 @@
         </w:tc>
         <w:tc>
           <w:tcPr>
-            <w:tcW w:type="dxa" w:w="1728"/>
-            <w:shd w:val="clear" w:color="auto" w:fill="B31B1B"/>
+            <w:tcW w:type="dxa" w:w="1901"/>
+            <w:shd w:val="clear" w:fill="0D6EA6"/>
           </w:tcPr>
           <w:p>
+            <w:pPr>
+              <w:spacing w:after="0" w:before="0"/>
+            </w:pPr>
             <w:r>
               <w:rPr>
+                <w:rFonts w:ascii="Segoe UI" w:hAnsi="Segoe UI"/>
                 <w:b/>
                 <w:color w:val="FFFFFF"/>
-                <w:sz w:val="17"/>
+                <w:sz w:val="18"/>
               </w:rPr>
               <w:t>License</w:t>
             </w:r>
@@ -2552,15 +3092,19 @@
         </w:tc>
         <w:tc>
           <w:tcPr>
-            <w:tcW w:type="dxa" w:w="1728"/>
-            <w:shd w:val="clear" w:color="auto" w:fill="B31B1B"/>
+            <w:tcW w:type="dxa" w:w="1901"/>
+            <w:shd w:val="clear" w:fill="0D6EA6"/>
           </w:tcPr>
           <w:p>
+            <w:pPr>
+              <w:spacing w:after="0" w:before="0"/>
+            </w:pPr>
             <w:r>
               <w:rPr>
+                <w:rFonts w:ascii="Segoe UI" w:hAnsi="Segoe UI"/>
                 <w:b/>
                 <w:color w:val="FFFFFF"/>
-                <w:sz w:val="17"/>
+                <w:sz w:val="18"/>
               </w:rPr>
               <w:t>What it does</w:t>
             </w:r>
@@ -2568,15 +3112,19 @@
         </w:tc>
         <w:tc>
           <w:tcPr>
-            <w:tcW w:type="dxa" w:w="1728"/>
-            <w:shd w:val="clear" w:color="auto" w:fill="B31B1B"/>
+            <w:tcW w:type="dxa" w:w="1901"/>
+            <w:shd w:val="clear" w:fill="0D6EA6"/>
           </w:tcPr>
           <w:p>
+            <w:pPr>
+              <w:spacing w:after="0" w:before="0"/>
+            </w:pPr>
             <w:r>
               <w:rPr>
+                <w:rFonts w:ascii="Segoe UI" w:hAnsi="Segoe UI"/>
                 <w:b/>
                 <w:color w:val="FFFFFF"/>
-                <w:sz w:val="17"/>
+                <w:sz w:val="18"/>
               </w:rPr>
               <w:t>Obligation / note</w:t>
             </w:r>
@@ -2586,14 +3134,15 @@
       <w:tr>
         <w:tc>
           <w:tcPr>
-            <w:tcW w:type="dxa" w:w="1728"/>
+            <w:tcW w:type="dxa" w:w="1901"/>
           </w:tcPr>
           <w:p>
-            <w:r/>
+            <w:pPr>
+              <w:spacing w:after="0" w:before="0"/>
+            </w:pPr>
             <w:r>
               <w:rPr>
-                <w:b/>
-                <w:sz w:val="16"/>
+                <w:sz w:val="19"/>
               </w:rPr>
               <w:t>Ollama</w:t>
             </w:r>
@@ -2601,13 +3150,15 @@
         </w:tc>
         <w:tc>
           <w:tcPr>
-            <w:tcW w:type="dxa" w:w="1728"/>
+            <w:tcW w:type="dxa" w:w="1901"/>
           </w:tcPr>
           <w:p>
-            <w:r/>
+            <w:pPr>
+              <w:spacing w:after="0" w:before="0"/>
+            </w:pPr>
             <w:r>
               <w:rPr>
-                <w:sz w:val="16"/>
+                <w:sz w:val="19"/>
               </w:rPr>
               <w:t>github.com/ollama/ollama</w:t>
             </w:r>
@@ -2615,13 +3166,15 @@
         </w:tc>
         <w:tc>
           <w:tcPr>
-            <w:tcW w:type="dxa" w:w="1728"/>
+            <w:tcW w:type="dxa" w:w="1901"/>
           </w:tcPr>
           <w:p>
-            <w:r/>
+            <w:pPr>
+              <w:spacing w:after="0" w:before="0"/>
+            </w:pPr>
             <w:r>
               <w:rPr>
-                <w:sz w:val="16"/>
+                <w:sz w:val="19"/>
               </w:rPr>
               <w:t>MIT</w:t>
             </w:r>
@@ -2629,13 +3182,15 @@
         </w:tc>
         <w:tc>
           <w:tcPr>
-            <w:tcW w:type="dxa" w:w="1728"/>
+            <w:tcW w:type="dxa" w:w="1901"/>
           </w:tcPr>
           <w:p>
-            <w:r/>
+            <w:pPr>
+              <w:spacing w:after="0" w:before="0"/>
+            </w:pPr>
             <w:r>
               <w:rPr>
-                <w:sz w:val="16"/>
+                <w:sz w:val="19"/>
               </w:rPr>
               <w:t>Local LLM runtime/server (localhost:11434) for reasoning and NL→SQL.</w:t>
             </w:r>
@@ -2643,13 +3198,15 @@
         </w:tc>
         <w:tc>
           <w:tcPr>
-            <w:tcW w:type="dxa" w:w="1728"/>
+            <w:tcW w:type="dxa" w:w="1901"/>
           </w:tcPr>
           <w:p>
-            <w:r/>
+            <w:pPr>
+              <w:spacing w:after="0" w:before="0"/>
+            </w:pPr>
             <w:r>
               <w:rPr>
-                <w:sz w:val="16"/>
+                <w:sz w:val="19"/>
               </w:rPr>
               <w:t>Permissive — attribution only. Runs as a separate local service.</w:t>
             </w:r>
@@ -2659,14 +3216,16 @@
       <w:tr>
         <w:tc>
           <w:tcPr>
-            <w:tcW w:type="dxa" w:w="1728"/>
+            <w:tcW w:type="dxa" w:w="1901"/>
+            <w:shd w:val="clear" w:fill="F1F5F9"/>
           </w:tcPr>
           <w:p>
-            <w:r/>
+            <w:pPr>
+              <w:spacing w:after="0" w:before="0"/>
+            </w:pPr>
             <w:r>
               <w:rPr>
-                <w:b/>
-                <w:sz w:val="16"/>
+                <w:sz w:val="19"/>
               </w:rPr>
               <w:t>ChromaDB</w:t>
             </w:r>
@@ -2674,13 +3233,16 @@
         </w:tc>
         <w:tc>
           <w:tcPr>
-            <w:tcW w:type="dxa" w:w="1728"/>
+            <w:tcW w:type="dxa" w:w="1901"/>
+            <w:shd w:val="clear" w:fill="F1F5F9"/>
           </w:tcPr>
           <w:p>
-            <w:r/>
+            <w:pPr>
+              <w:spacing w:after="0" w:before="0"/>
+            </w:pPr>
             <w:r>
               <w:rPr>
-                <w:sz w:val="16"/>
+                <w:sz w:val="19"/>
               </w:rPr>
               <w:t>github.com/chroma-core/chroma</w:t>
             </w:r>
@@ -2688,13 +3250,16 @@
         </w:tc>
         <w:tc>
           <w:tcPr>
-            <w:tcW w:type="dxa" w:w="1728"/>
+            <w:tcW w:type="dxa" w:w="1901"/>
+            <w:shd w:val="clear" w:fill="F1F5F9"/>
           </w:tcPr>
           <w:p>
-            <w:r/>
+            <w:pPr>
+              <w:spacing w:after="0" w:before="0"/>
+            </w:pPr>
             <w:r>
               <w:rPr>
-                <w:sz w:val="16"/>
+                <w:sz w:val="19"/>
               </w:rPr>
               <w:t>Apache-2.0</w:t>
             </w:r>
@@ -2702,13 +3267,16 @@
         </w:tc>
         <w:tc>
           <w:tcPr>
-            <w:tcW w:type="dxa" w:w="1728"/>
+            <w:tcW w:type="dxa" w:w="1901"/>
+            <w:shd w:val="clear" w:fill="F1F5F9"/>
           </w:tcPr>
           <w:p>
-            <w:r/>
+            <w:pPr>
+              <w:spacing w:after="0" w:before="0"/>
+            </w:pPr>
             <w:r>
               <w:rPr>
-                <w:sz w:val="16"/>
+                <w:sz w:val="19"/>
               </w:rPr>
               <w:t>On-disk vector store for Layer 5 semantic retrieval.</w:t>
             </w:r>
@@ -2716,13 +3284,16 @@
         </w:tc>
         <w:tc>
           <w:tcPr>
-            <w:tcW w:type="dxa" w:w="1728"/>
+            <w:tcW w:type="dxa" w:w="1901"/>
+            <w:shd w:val="clear" w:fill="F1F5F9"/>
           </w:tcPr>
           <w:p>
-            <w:r/>
+            <w:pPr>
+              <w:spacing w:after="0" w:before="0"/>
+            </w:pPr>
             <w:r>
               <w:rPr>
-                <w:sz w:val="16"/>
+                <w:sz w:val="19"/>
               </w:rPr>
               <w:t>Permissive — keep NOTICE/attribution. Used as an unmodified library.</w:t>
             </w:r>
@@ -2732,14 +3303,15 @@
       <w:tr>
         <w:tc>
           <w:tcPr>
-            <w:tcW w:type="dxa" w:w="1728"/>
+            <w:tcW w:type="dxa" w:w="1901"/>
           </w:tcPr>
           <w:p>
-            <w:r/>
+            <w:pPr>
+              <w:spacing w:after="0" w:before="0"/>
+            </w:pPr>
             <w:r>
               <w:rPr>
-                <w:b/>
-                <w:sz w:val="16"/>
+                <w:sz w:val="19"/>
               </w:rPr>
               <w:t>nomic-embed-text</w:t>
             </w:r>
@@ -2747,13 +3319,15 @@
         </w:tc>
         <w:tc>
           <w:tcPr>
-            <w:tcW w:type="dxa" w:w="1728"/>
+            <w:tcW w:type="dxa" w:w="1901"/>
           </w:tcPr>
           <w:p>
-            <w:r/>
+            <w:pPr>
+              <w:spacing w:after="0" w:before="0"/>
+            </w:pPr>
             <w:r>
               <w:rPr>
-                <w:sz w:val="16"/>
+                <w:sz w:val="19"/>
               </w:rPr>
               <w:t>huggingface.co/nomic-ai</w:t>
             </w:r>
@@ -2761,13 +3335,15 @@
         </w:tc>
         <w:tc>
           <w:tcPr>
-            <w:tcW w:type="dxa" w:w="1728"/>
+            <w:tcW w:type="dxa" w:w="1901"/>
           </w:tcPr>
           <w:p>
-            <w:r/>
+            <w:pPr>
+              <w:spacing w:after="0" w:before="0"/>
+            </w:pPr>
             <w:r>
               <w:rPr>
-                <w:sz w:val="16"/>
+                <w:sz w:val="19"/>
               </w:rPr>
               <w:t>Apache-2.0</w:t>
             </w:r>
@@ -2775,13 +3351,15 @@
         </w:tc>
         <w:tc>
           <w:tcPr>
-            <w:tcW w:type="dxa" w:w="1728"/>
+            <w:tcW w:type="dxa" w:w="1901"/>
           </w:tcPr>
           <w:p>
-            <w:r/>
+            <w:pPr>
+              <w:spacing w:after="0" w:before="0"/>
+            </w:pPr>
             <w:r>
               <w:rPr>
-                <w:sz w:val="16"/>
+                <w:sz w:val="19"/>
               </w:rPr>
               <w:t>Local text-embedding model served via Ollama.</w:t>
             </w:r>
@@ -2789,13 +3367,15 @@
         </w:tc>
         <w:tc>
           <w:tcPr>
-            <w:tcW w:type="dxa" w:w="1728"/>
+            <w:tcW w:type="dxa" w:w="1901"/>
           </w:tcPr>
           <w:p>
-            <w:r/>
+            <w:pPr>
+              <w:spacing w:after="0" w:before="0"/>
+            </w:pPr>
             <w:r>
               <w:rPr>
-                <w:sz w:val="16"/>
+                <w:sz w:val="19"/>
               </w:rPr>
               <w:t>Permissive — model weights, attribution only.</w:t>
             </w:r>
@@ -2805,14 +3385,16 @@
       <w:tr>
         <w:tc>
           <w:tcPr>
-            <w:tcW w:type="dxa" w:w="1728"/>
+            <w:tcW w:type="dxa" w:w="1901"/>
+            <w:shd w:val="clear" w:fill="F1F5F9"/>
           </w:tcPr>
           <w:p>
-            <w:r/>
+            <w:pPr>
+              <w:spacing w:after="0" w:before="0"/>
+            </w:pPr>
             <w:r>
               <w:rPr>
-                <w:b/>
-                <w:sz w:val="16"/>
+                <w:sz w:val="19"/>
               </w:rPr>
               <w:t>pyodbc</w:t>
             </w:r>
@@ -2820,13 +3402,16 @@
         </w:tc>
         <w:tc>
           <w:tcPr>
-            <w:tcW w:type="dxa" w:w="1728"/>
+            <w:tcW w:type="dxa" w:w="1901"/>
+            <w:shd w:val="clear" w:fill="F1F5F9"/>
           </w:tcPr>
           <w:p>
-            <w:r/>
+            <w:pPr>
+              <w:spacing w:after="0" w:before="0"/>
+            </w:pPr>
             <w:r>
               <w:rPr>
-                <w:sz w:val="16"/>
+                <w:sz w:val="19"/>
               </w:rPr>
               <w:t>github.com/mkleehammer/pyodbc</w:t>
             </w:r>
@@ -2834,13 +3419,16 @@
         </w:tc>
         <w:tc>
           <w:tcPr>
-            <w:tcW w:type="dxa" w:w="1728"/>
+            <w:tcW w:type="dxa" w:w="1901"/>
+            <w:shd w:val="clear" w:fill="F1F5F9"/>
           </w:tcPr>
           <w:p>
-            <w:r/>
+            <w:pPr>
+              <w:spacing w:after="0" w:before="0"/>
+            </w:pPr>
             <w:r>
               <w:rPr>
-                <w:sz w:val="16"/>
+                <w:sz w:val="19"/>
               </w:rPr>
               <w:t>MIT-0</w:t>
             </w:r>
@@ -2848,13 +3436,16 @@
         </w:tc>
         <w:tc>
           <w:tcPr>
-            <w:tcW w:type="dxa" w:w="1728"/>
+            <w:tcW w:type="dxa" w:w="1901"/>
+            <w:shd w:val="clear" w:fill="F1F5F9"/>
           </w:tcPr>
           <w:p>
-            <w:r/>
+            <w:pPr>
+              <w:spacing w:after="0" w:before="0"/>
+            </w:pPr>
             <w:r>
               <w:rPr>
-                <w:sz w:val="16"/>
+                <w:sz w:val="19"/>
               </w:rPr>
               <w:t>SQL Server connectivity for live extract + queries.</w:t>
             </w:r>
@@ -2862,13 +3453,16 @@
         </w:tc>
         <w:tc>
           <w:tcPr>
-            <w:tcW w:type="dxa" w:w="1728"/>
+            <w:tcW w:type="dxa" w:w="1901"/>
+            <w:shd w:val="clear" w:fill="F1F5F9"/>
           </w:tcPr>
           <w:p>
-            <w:r/>
+            <w:pPr>
+              <w:spacing w:after="0" w:before="0"/>
+            </w:pPr>
             <w:r>
               <w:rPr>
-                <w:sz w:val="16"/>
+                <w:sz w:val="19"/>
               </w:rPr>
               <w:t>MIT-0 — no obligations (no attribution required).</w:t>
             </w:r>
@@ -2878,14 +3472,15 @@
       <w:tr>
         <w:tc>
           <w:tcPr>
-            <w:tcW w:type="dxa" w:w="1728"/>
+            <w:tcW w:type="dxa" w:w="1901"/>
           </w:tcPr>
           <w:p>
-            <w:r/>
+            <w:pPr>
+              <w:spacing w:after="0" w:before="0"/>
+            </w:pPr>
             <w:r>
               <w:rPr>
-                <w:b/>
-                <w:sz w:val="16"/>
+                <w:sz w:val="19"/>
               </w:rPr>
               <w:t>psycopg2</w:t>
             </w:r>
@@ -2893,13 +3488,15 @@
         </w:tc>
         <w:tc>
           <w:tcPr>
-            <w:tcW w:type="dxa" w:w="1728"/>
+            <w:tcW w:type="dxa" w:w="1901"/>
           </w:tcPr>
           <w:p>
-            <w:r/>
+            <w:pPr>
+              <w:spacing w:after="0" w:before="0"/>
+            </w:pPr>
             <w:r>
               <w:rPr>
-                <w:sz w:val="16"/>
+                <w:sz w:val="19"/>
               </w:rPr>
               <w:t>github.com/psycopg/psycopg2</w:t>
             </w:r>
@@ -2907,13 +3504,15 @@
         </w:tc>
         <w:tc>
           <w:tcPr>
-            <w:tcW w:type="dxa" w:w="1728"/>
+            <w:tcW w:type="dxa" w:w="1901"/>
           </w:tcPr>
           <w:p>
-            <w:r/>
+            <w:pPr>
+              <w:spacing w:after="0" w:before="0"/>
+            </w:pPr>
             <w:r>
               <w:rPr>
-                <w:sz w:val="16"/>
+                <w:sz w:val="19"/>
               </w:rPr>
               <w:t>LGPL-3.0</w:t>
             </w:r>
@@ -2921,13 +3520,15 @@
         </w:tc>
         <w:tc>
           <w:tcPr>
-            <w:tcW w:type="dxa" w:w="1728"/>
+            <w:tcW w:type="dxa" w:w="1901"/>
           </w:tcPr>
           <w:p>
-            <w:r/>
+            <w:pPr>
+              <w:spacing w:after="0" w:before="0"/>
+            </w:pPr>
             <w:r>
               <w:rPr>
-                <w:sz w:val="16"/>
+                <w:sz w:val="19"/>
               </w:rPr>
               <w:t>PostgreSQL driver.</w:t>
             </w:r>
@@ -2935,13 +3536,15 @@
         </w:tc>
         <w:tc>
           <w:tcPr>
-            <w:tcW w:type="dxa" w:w="1728"/>
+            <w:tcW w:type="dxa" w:w="1901"/>
           </w:tcPr>
           <w:p>
-            <w:r/>
+            <w:pPr>
+              <w:spacing w:after="0" w:before="0"/>
+            </w:pPr>
             <w:r>
               <w:rPr>
-                <w:sz w:val="16"/>
+                <w:sz w:val="19"/>
               </w:rPr>
               <w:t>LGPL — fine as an unmodified, dynamically-used library; do not modify the library itself without sharing changes.</w:t>
             </w:r>
@@ -2951,14 +3554,16 @@
       <w:tr>
         <w:tc>
           <w:tcPr>
-            <w:tcW w:type="dxa" w:w="1728"/>
+            <w:tcW w:type="dxa" w:w="1901"/>
+            <w:shd w:val="clear" w:fill="F1F5F9"/>
           </w:tcPr>
           <w:p>
-            <w:r/>
+            <w:pPr>
+              <w:spacing w:after="0" w:before="0"/>
+            </w:pPr>
             <w:r>
               <w:rPr>
-                <w:b/>
-                <w:sz w:val="16"/>
+                <w:sz w:val="19"/>
               </w:rPr>
               <w:t>PyMySQL</w:t>
             </w:r>
@@ -2966,13 +3571,16 @@
         </w:tc>
         <w:tc>
           <w:tcPr>
-            <w:tcW w:type="dxa" w:w="1728"/>
+            <w:tcW w:type="dxa" w:w="1901"/>
+            <w:shd w:val="clear" w:fill="F1F5F9"/>
           </w:tcPr>
           <w:p>
-            <w:r/>
+            <w:pPr>
+              <w:spacing w:after="0" w:before="0"/>
+            </w:pPr>
             <w:r>
               <w:rPr>
-                <w:sz w:val="16"/>
+                <w:sz w:val="19"/>
               </w:rPr>
               <w:t>github.com/PyMySQL/PyMySQL</w:t>
             </w:r>
@@ -2980,13 +3588,16 @@
         </w:tc>
         <w:tc>
           <w:tcPr>
-            <w:tcW w:type="dxa" w:w="1728"/>
+            <w:tcW w:type="dxa" w:w="1901"/>
+            <w:shd w:val="clear" w:fill="F1F5F9"/>
           </w:tcPr>
           <w:p>
-            <w:r/>
+            <w:pPr>
+              <w:spacing w:after="0" w:before="0"/>
+            </w:pPr>
             <w:r>
               <w:rPr>
-                <w:sz w:val="16"/>
+                <w:sz w:val="19"/>
               </w:rPr>
               <w:t>MIT</w:t>
             </w:r>
@@ -2994,13 +3605,16 @@
         </w:tc>
         <w:tc>
           <w:tcPr>
-            <w:tcW w:type="dxa" w:w="1728"/>
+            <w:tcW w:type="dxa" w:w="1901"/>
+            <w:shd w:val="clear" w:fill="F1F5F9"/>
           </w:tcPr>
           <w:p>
-            <w:r/>
+            <w:pPr>
+              <w:spacing w:after="0" w:before="0"/>
+            </w:pPr>
             <w:r>
               <w:rPr>
-                <w:sz w:val="16"/>
+                <w:sz w:val="19"/>
               </w:rPr>
               <w:t>MySQL/MariaDB driver.</w:t>
             </w:r>
@@ -3008,13 +3622,16 @@
         </w:tc>
         <w:tc>
           <w:tcPr>
-            <w:tcW w:type="dxa" w:w="1728"/>
+            <w:tcW w:type="dxa" w:w="1901"/>
+            <w:shd w:val="clear" w:fill="F1F5F9"/>
           </w:tcPr>
           <w:p>
-            <w:r/>
+            <w:pPr>
+              <w:spacing w:after="0" w:before="0"/>
+            </w:pPr>
             <w:r>
               <w:rPr>
-                <w:sz w:val="16"/>
+                <w:sz w:val="19"/>
               </w:rPr>
               <w:t>Permissive — attribution only.</w:t>
             </w:r>
@@ -3024,14 +3641,15 @@
       <w:tr>
         <w:tc>
           <w:tcPr>
-            <w:tcW w:type="dxa" w:w="1728"/>
+            <w:tcW w:type="dxa" w:w="1901"/>
           </w:tcPr>
           <w:p>
-            <w:r/>
+            <w:pPr>
+              <w:spacing w:after="0" w:before="0"/>
+            </w:pPr>
             <w:r>
               <w:rPr>
-                <w:b/>
-                <w:sz w:val="16"/>
+                <w:sz w:val="19"/>
               </w:rPr>
               <w:t>oracledb</w:t>
             </w:r>
@@ -3039,13 +3657,15 @@
         </w:tc>
         <w:tc>
           <w:tcPr>
-            <w:tcW w:type="dxa" w:w="1728"/>
+            <w:tcW w:type="dxa" w:w="1901"/>
           </w:tcPr>
           <w:p>
-            <w:r/>
+            <w:pPr>
+              <w:spacing w:after="0" w:before="0"/>
+            </w:pPr>
             <w:r>
               <w:rPr>
-                <w:sz w:val="16"/>
+                <w:sz w:val="19"/>
               </w:rPr>
               <w:t>github.com/oracle/python-oracledb</w:t>
             </w:r>
@@ -3053,13 +3673,15 @@
         </w:tc>
         <w:tc>
           <w:tcPr>
-            <w:tcW w:type="dxa" w:w="1728"/>
+            <w:tcW w:type="dxa" w:w="1901"/>
           </w:tcPr>
           <w:p>
-            <w:r/>
+            <w:pPr>
+              <w:spacing w:after="0" w:before="0"/>
+            </w:pPr>
             <w:r>
               <w:rPr>
-                <w:sz w:val="16"/>
+                <w:sz w:val="19"/>
               </w:rPr>
               <w:t>Apache-2.0 / UPL</w:t>
             </w:r>
@@ -3067,13 +3689,15 @@
         </w:tc>
         <w:tc>
           <w:tcPr>
-            <w:tcW w:type="dxa" w:w="1728"/>
+            <w:tcW w:type="dxa" w:w="1901"/>
           </w:tcPr>
           <w:p>
-            <w:r/>
+            <w:pPr>
+              <w:spacing w:after="0" w:before="0"/>
+            </w:pPr>
             <w:r>
               <w:rPr>
-                <w:sz w:val="16"/>
+                <w:sz w:val="19"/>
               </w:rPr>
               <w:t>Oracle driver in thin mode (no client install).</w:t>
             </w:r>
@@ -3081,13 +3705,15 @@
         </w:tc>
         <w:tc>
           <w:tcPr>
-            <w:tcW w:type="dxa" w:w="1728"/>
+            <w:tcW w:type="dxa" w:w="1901"/>
           </w:tcPr>
           <w:p>
-            <w:r/>
+            <w:pPr>
+              <w:spacing w:after="0" w:before="0"/>
+            </w:pPr>
             <w:r>
               <w:rPr>
-                <w:sz w:val="16"/>
+                <w:sz w:val="19"/>
               </w:rPr>
               <w:t>Permissive — keep NOTICE.</w:t>
             </w:r>
@@ -3097,14 +3723,16 @@
       <w:tr>
         <w:tc>
           <w:tcPr>
-            <w:tcW w:type="dxa" w:w="1728"/>
+            <w:tcW w:type="dxa" w:w="1901"/>
+            <w:shd w:val="clear" w:fill="F1F5F9"/>
           </w:tcPr>
           <w:p>
-            <w:r/>
+            <w:pPr>
+              <w:spacing w:after="0" w:before="0"/>
+            </w:pPr>
             <w:r>
               <w:rPr>
-                <w:b/>
-                <w:sz w:val="16"/>
+                <w:sz w:val="19"/>
               </w:rPr>
               <w:t>python-docx</w:t>
             </w:r>
@@ -3112,13 +3740,16 @@
         </w:tc>
         <w:tc>
           <w:tcPr>
-            <w:tcW w:type="dxa" w:w="1728"/>
+            <w:tcW w:type="dxa" w:w="1901"/>
+            <w:shd w:val="clear" w:fill="F1F5F9"/>
           </w:tcPr>
           <w:p>
-            <w:r/>
+            <w:pPr>
+              <w:spacing w:after="0" w:before="0"/>
+            </w:pPr>
             <w:r>
               <w:rPr>
-                <w:sz w:val="16"/>
+                <w:sz w:val="19"/>
               </w:rPr>
               <w:t>github.com/python-openxml/python-docx</w:t>
             </w:r>
@@ -3126,13 +3757,16 @@
         </w:tc>
         <w:tc>
           <w:tcPr>
-            <w:tcW w:type="dxa" w:w="1728"/>
+            <w:tcW w:type="dxa" w:w="1901"/>
+            <w:shd w:val="clear" w:fill="F1F5F9"/>
           </w:tcPr>
           <w:p>
-            <w:r/>
+            <w:pPr>
+              <w:spacing w:after="0" w:before="0"/>
+            </w:pPr>
             <w:r>
               <w:rPr>
-                <w:sz w:val="16"/>
+                <w:sz w:val="19"/>
               </w:rPr>
               <w:t>MIT</w:t>
             </w:r>
@@ -3140,13 +3774,16 @@
         </w:tc>
         <w:tc>
           <w:tcPr>
-            <w:tcW w:type="dxa" w:w="1728"/>
+            <w:tcW w:type="dxa" w:w="1901"/>
+            <w:shd w:val="clear" w:fill="F1F5F9"/>
           </w:tcPr>
           <w:p>
-            <w:r/>
+            <w:pPr>
+              <w:spacing w:after="0" w:before="0"/>
+            </w:pPr>
             <w:r>
               <w:rPr>
-                <w:sz w:val="16"/>
+                <w:sz w:val="19"/>
               </w:rPr>
               <w:t>Read .docx for RAG; generate reports/guides.</w:t>
             </w:r>
@@ -3154,13 +3791,16 @@
         </w:tc>
         <w:tc>
           <w:tcPr>
-            <w:tcW w:type="dxa" w:w="1728"/>
+            <w:tcW w:type="dxa" w:w="1901"/>
+            <w:shd w:val="clear" w:fill="F1F5F9"/>
           </w:tcPr>
           <w:p>
-            <w:r/>
+            <w:pPr>
+              <w:spacing w:after="0" w:before="0"/>
+            </w:pPr>
             <w:r>
               <w:rPr>
-                <w:sz w:val="16"/>
+                <w:sz w:val="19"/>
               </w:rPr>
               <w:t>Permissive — attribution only.</w:t>
             </w:r>
@@ -3170,14 +3810,15 @@
       <w:tr>
         <w:tc>
           <w:tcPr>
-            <w:tcW w:type="dxa" w:w="1728"/>
+            <w:tcW w:type="dxa" w:w="1901"/>
           </w:tcPr>
           <w:p>
-            <w:r/>
+            <w:pPr>
+              <w:spacing w:after="0" w:before="0"/>
+            </w:pPr>
             <w:r>
               <w:rPr>
-                <w:b/>
-                <w:sz w:val="16"/>
+                <w:sz w:val="19"/>
               </w:rPr>
               <w:t>openpyxl</w:t>
             </w:r>
@@ -3185,13 +3826,15 @@
         </w:tc>
         <w:tc>
           <w:tcPr>
-            <w:tcW w:type="dxa" w:w="1728"/>
+            <w:tcW w:type="dxa" w:w="1901"/>
           </w:tcPr>
           <w:p>
-            <w:r/>
+            <w:pPr>
+              <w:spacing w:after="0" w:before="0"/>
+            </w:pPr>
             <w:r>
               <w:rPr>
-                <w:sz w:val="16"/>
+                <w:sz w:val="19"/>
               </w:rPr>
               <w:t>foss.heptapod.net/openpyxl</w:t>
             </w:r>
@@ -3199,13 +3842,15 @@
         </w:tc>
         <w:tc>
           <w:tcPr>
-            <w:tcW w:type="dxa" w:w="1728"/>
+            <w:tcW w:type="dxa" w:w="1901"/>
           </w:tcPr>
           <w:p>
-            <w:r/>
+            <w:pPr>
+              <w:spacing w:after="0" w:before="0"/>
+            </w:pPr>
             <w:r>
               <w:rPr>
-                <w:sz w:val="16"/>
+                <w:sz w:val="19"/>
               </w:rPr>
               <w:t>MIT</w:t>
             </w:r>
@@ -3213,13 +3858,15 @@
         </w:tc>
         <w:tc>
           <w:tcPr>
-            <w:tcW w:type="dxa" w:w="1728"/>
+            <w:tcW w:type="dxa" w:w="1901"/>
           </w:tcPr>
           <w:p>
-            <w:r/>
+            <w:pPr>
+              <w:spacing w:after="0" w:before="0"/>
+            </w:pPr>
             <w:r>
               <w:rPr>
-                <w:sz w:val="16"/>
+                <w:sz w:val="19"/>
               </w:rPr>
               <w:t>Read .xlsx schema/relation exports.</w:t>
             </w:r>
@@ -3227,13 +3874,15 @@
         </w:tc>
         <w:tc>
           <w:tcPr>
-            <w:tcW w:type="dxa" w:w="1728"/>
+            <w:tcW w:type="dxa" w:w="1901"/>
           </w:tcPr>
           <w:p>
-            <w:r/>
+            <w:pPr>
+              <w:spacing w:after="0" w:before="0"/>
+            </w:pPr>
             <w:r>
               <w:rPr>
-                <w:sz w:val="16"/>
+                <w:sz w:val="19"/>
               </w:rPr>
               <w:t>Permissive — attribution only.</w:t>
             </w:r>
@@ -3243,14 +3892,16 @@
       <w:tr>
         <w:tc>
           <w:tcPr>
-            <w:tcW w:type="dxa" w:w="1728"/>
+            <w:tcW w:type="dxa" w:w="1901"/>
+            <w:shd w:val="clear" w:fill="F1F5F9"/>
           </w:tcPr>
           <w:p>
-            <w:r/>
+            <w:pPr>
+              <w:spacing w:after="0" w:before="0"/>
+            </w:pPr>
             <w:r>
               <w:rPr>
-                <w:b/>
-                <w:sz w:val="16"/>
+                <w:sz w:val="19"/>
               </w:rPr>
               <w:t>PyPDF2 / pdfminer.six</w:t>
             </w:r>
@@ -3258,13 +3909,16 @@
         </w:tc>
         <w:tc>
           <w:tcPr>
-            <w:tcW w:type="dxa" w:w="1728"/>
+            <w:tcW w:type="dxa" w:w="1901"/>
+            <w:shd w:val="clear" w:fill="F1F5F9"/>
           </w:tcPr>
           <w:p>
-            <w:r/>
+            <w:pPr>
+              <w:spacing w:after="0" w:before="0"/>
+            </w:pPr>
             <w:r>
               <w:rPr>
-                <w:sz w:val="16"/>
+                <w:sz w:val="19"/>
               </w:rPr>
               <w:t>github.com/py-pdf/pypdf · github.com/pdfminer/pdfminer.six</w:t>
             </w:r>
@@ -3272,13 +3926,16 @@
         </w:tc>
         <w:tc>
           <w:tcPr>
-            <w:tcW w:type="dxa" w:w="1728"/>
+            <w:tcW w:type="dxa" w:w="1901"/>
+            <w:shd w:val="clear" w:fill="F1F5F9"/>
           </w:tcPr>
           <w:p>
-            <w:r/>
+            <w:pPr>
+              <w:spacing w:after="0" w:before="0"/>
+            </w:pPr>
             <w:r>
               <w:rPr>
-                <w:sz w:val="16"/>
+                <w:sz w:val="19"/>
               </w:rPr>
               <w:t>BSD / MIT</w:t>
             </w:r>
@@ -3286,13 +3943,16 @@
         </w:tc>
         <w:tc>
           <w:tcPr>
-            <w:tcW w:type="dxa" w:w="1728"/>
+            <w:tcW w:type="dxa" w:w="1901"/>
+            <w:shd w:val="clear" w:fill="F1F5F9"/>
           </w:tcPr>
           <w:p>
-            <w:r/>
+            <w:pPr>
+              <w:spacing w:after="0" w:before="0"/>
+            </w:pPr>
             <w:r>
               <w:rPr>
-                <w:sz w:val="16"/>
+                <w:sz w:val="19"/>
               </w:rPr>
               <w:t>Optional PDF text extraction for the document library.</w:t>
             </w:r>
@@ -3300,13 +3960,16 @@
         </w:tc>
         <w:tc>
           <w:tcPr>
-            <w:tcW w:type="dxa" w:w="1728"/>
+            <w:tcW w:type="dxa" w:w="1901"/>
+            <w:shd w:val="clear" w:fill="F1F5F9"/>
           </w:tcPr>
           <w:p>
-            <w:r/>
+            <w:pPr>
+              <w:spacing w:after="0" w:before="0"/>
+            </w:pPr>
             <w:r>
               <w:rPr>
-                <w:sz w:val="16"/>
+                <w:sz w:val="19"/>
               </w:rPr>
               <w:t>Permissive — attribution only; optional (graceful fallback).</w:t>
             </w:r>
@@ -3316,14 +3979,15 @@
       <w:tr>
         <w:tc>
           <w:tcPr>
-            <w:tcW w:type="dxa" w:w="1728"/>
+            <w:tcW w:type="dxa" w:w="1901"/>
           </w:tcPr>
           <w:p>
-            <w:r/>
+            <w:pPr>
+              <w:spacing w:after="0" w:before="0"/>
+            </w:pPr>
             <w:r>
               <w:rPr>
-                <w:b/>
-                <w:sz w:val="16"/>
+                <w:sz w:val="19"/>
               </w:rPr>
               <w:t>Qdrant client</w:t>
             </w:r>
@@ -3331,13 +3995,15 @@
         </w:tc>
         <w:tc>
           <w:tcPr>
-            <w:tcW w:type="dxa" w:w="1728"/>
+            <w:tcW w:type="dxa" w:w="1901"/>
           </w:tcPr>
           <w:p>
-            <w:r/>
+            <w:pPr>
+              <w:spacing w:after="0" w:before="0"/>
+            </w:pPr>
             <w:r>
               <w:rPr>
-                <w:sz w:val="16"/>
+                <w:sz w:val="19"/>
               </w:rPr>
               <w:t>github.com/qdrant/qdrant-client</w:t>
             </w:r>
@@ -3345,13 +4011,15 @@
         </w:tc>
         <w:tc>
           <w:tcPr>
-            <w:tcW w:type="dxa" w:w="1728"/>
+            <w:tcW w:type="dxa" w:w="1901"/>
           </w:tcPr>
           <w:p>
-            <w:r/>
+            <w:pPr>
+              <w:spacing w:after="0" w:before="0"/>
+            </w:pPr>
             <w:r>
               <w:rPr>
-                <w:sz w:val="16"/>
+                <w:sz w:val="19"/>
               </w:rPr>
               <w:t>Apache-2.0</w:t>
             </w:r>
@@ -3359,13 +4027,15 @@
         </w:tc>
         <w:tc>
           <w:tcPr>
-            <w:tcW w:type="dxa" w:w="1728"/>
+            <w:tcW w:type="dxa" w:w="1901"/>
           </w:tcPr>
           <w:p>
-            <w:r/>
+            <w:pPr>
+              <w:spacing w:after="0" w:before="0"/>
+            </w:pPr>
             <w:r>
               <w:rPr>
-                <w:sz w:val="16"/>
+                <w:sz w:val="19"/>
               </w:rPr>
               <w:t>Optional Qdrant-collection-as-schema source.</w:t>
             </w:r>
@@ -3373,13 +4043,15 @@
         </w:tc>
         <w:tc>
           <w:tcPr>
-            <w:tcW w:type="dxa" w:w="1728"/>
+            <w:tcW w:type="dxa" w:w="1901"/>
           </w:tcPr>
           <w:p>
-            <w:r/>
+            <w:pPr>
+              <w:spacing w:after="0" w:before="0"/>
+            </w:pPr>
             <w:r>
               <w:rPr>
-                <w:sz w:val="16"/>
+                <w:sz w:val="19"/>
               </w:rPr>
               <w:t>Permissive — keep NOTICE.</w:t>
             </w:r>
@@ -3389,14 +4061,16 @@
       <w:tr>
         <w:tc>
           <w:tcPr>
-            <w:tcW w:type="dxa" w:w="1728"/>
+            <w:tcW w:type="dxa" w:w="1901"/>
+            <w:shd w:val="clear" w:fill="F1F5F9"/>
           </w:tcPr>
           <w:p>
-            <w:r/>
+            <w:pPr>
+              <w:spacing w:after="0" w:before="0"/>
+            </w:pPr>
             <w:r>
               <w:rPr>
-                <w:b/>
-                <w:sz w:val="16"/>
+                <w:sz w:val="19"/>
               </w:rPr>
               <w:t>cloudflared</w:t>
             </w:r>
@@ -3404,13 +4078,16 @@
         </w:tc>
         <w:tc>
           <w:tcPr>
-            <w:tcW w:type="dxa" w:w="1728"/>
+            <w:tcW w:type="dxa" w:w="1901"/>
+            <w:shd w:val="clear" w:fill="F1F5F9"/>
           </w:tcPr>
           <w:p>
-            <w:r/>
+            <w:pPr>
+              <w:spacing w:after="0" w:before="0"/>
+            </w:pPr>
             <w:r>
               <w:rPr>
-                <w:sz w:val="16"/>
+                <w:sz w:val="19"/>
               </w:rPr>
               <w:t>github.com/cloudflare/cloudflared</w:t>
             </w:r>
@@ -3418,13 +4095,16 @@
         </w:tc>
         <w:tc>
           <w:tcPr>
-            <w:tcW w:type="dxa" w:w="1728"/>
+            <w:tcW w:type="dxa" w:w="1901"/>
+            <w:shd w:val="clear" w:fill="F1F5F9"/>
           </w:tcPr>
           <w:p>
-            <w:r/>
+            <w:pPr>
+              <w:spacing w:after="0" w:before="0"/>
+            </w:pPr>
             <w:r>
               <w:rPr>
-                <w:sz w:val="16"/>
+                <w:sz w:val="19"/>
               </w:rPr>
               <w:t>Apache-2.0</w:t>
             </w:r>
@@ -3432,13 +4112,16 @@
         </w:tc>
         <w:tc>
           <w:tcPr>
-            <w:tcW w:type="dxa" w:w="1728"/>
+            <w:tcW w:type="dxa" w:w="1901"/>
+            <w:shd w:val="clear" w:fill="F1F5F9"/>
           </w:tcPr>
           <w:p>
-            <w:r/>
+            <w:pPr>
+              <w:spacing w:after="0" w:before="0"/>
+            </w:pPr>
             <w:r>
               <w:rPr>
-                <w:sz w:val="16"/>
+                <w:sz w:val="19"/>
               </w:rPr>
               <w:t>Cloudflare Tunnel client for public HTTPS exposure.</w:t>
             </w:r>
@@ -3446,13 +4129,16 @@
         </w:tc>
         <w:tc>
           <w:tcPr>
-            <w:tcW w:type="dxa" w:w="1728"/>
+            <w:tcW w:type="dxa" w:w="1901"/>
+            <w:shd w:val="clear" w:fill="F1F5F9"/>
           </w:tcPr>
           <w:p>
-            <w:r/>
+            <w:pPr>
+              <w:spacing w:after="0" w:before="0"/>
+            </w:pPr>
             <w:r>
               <w:rPr>
-                <w:sz w:val="16"/>
+                <w:sz w:val="19"/>
               </w:rPr>
               <w:t>Permissive (client). Cloudflare service governed by Cloudflare ToS.</w:t>
             </w:r>
@@ -3462,14 +4148,15 @@
       <w:tr>
         <w:tc>
           <w:tcPr>
-            <w:tcW w:type="dxa" w:w="1728"/>
+            <w:tcW w:type="dxa" w:w="1901"/>
           </w:tcPr>
           <w:p>
-            <w:r/>
+            <w:pPr>
+              <w:spacing w:after="0" w:before="0"/>
+            </w:pPr>
             <w:r>
               <w:rPr>
-                <w:b/>
-                <w:sz w:val="16"/>
+                <w:sz w:val="19"/>
               </w:rPr>
               <w:t>NSSM</w:t>
             </w:r>
@@ -3477,13 +4164,15 @@
         </w:tc>
         <w:tc>
           <w:tcPr>
-            <w:tcW w:type="dxa" w:w="1728"/>
+            <w:tcW w:type="dxa" w:w="1901"/>
           </w:tcPr>
           <w:p>
-            <w:r/>
+            <w:pPr>
+              <w:spacing w:after="0" w:before="0"/>
+            </w:pPr>
             <w:r>
               <w:rPr>
-                <w:sz w:val="16"/>
+                <w:sz w:val="19"/>
               </w:rPr>
               <w:t>nssm.cc / git.nssm.cc</w:t>
             </w:r>
@@ -3491,13 +4180,15 @@
         </w:tc>
         <w:tc>
           <w:tcPr>
-            <w:tcW w:type="dxa" w:w="1728"/>
+            <w:tcW w:type="dxa" w:w="1901"/>
           </w:tcPr>
           <w:p>
-            <w:r/>
+            <w:pPr>
+              <w:spacing w:after="0" w:before="0"/>
+            </w:pPr>
             <w:r>
               <w:rPr>
-                <w:sz w:val="16"/>
+                <w:sz w:val="19"/>
               </w:rPr>
               <w:t>Public domain</w:t>
             </w:r>
@@ -3505,13 +4196,15 @@
         </w:tc>
         <w:tc>
           <w:tcPr>
-            <w:tcW w:type="dxa" w:w="1728"/>
+            <w:tcW w:type="dxa" w:w="1901"/>
           </w:tcPr>
           <w:p>
-            <w:r/>
+            <w:pPr>
+              <w:spacing w:after="0" w:before="0"/>
+            </w:pPr>
             <w:r>
               <w:rPr>
-                <w:sz w:val="16"/>
+                <w:sz w:val="19"/>
               </w:rPr>
               <w:t>Runs the server + tunnel as Windows services.</w:t>
             </w:r>
@@ -3519,13 +4212,15 @@
         </w:tc>
         <w:tc>
           <w:tcPr>
-            <w:tcW w:type="dxa" w:w="1728"/>
+            <w:tcW w:type="dxa" w:w="1901"/>
           </w:tcPr>
           <w:p>
-            <w:r/>
+            <w:pPr>
+              <w:spacing w:after="0" w:before="0"/>
+            </w:pPr>
             <w:r>
               <w:rPr>
-                <w:sz w:val="16"/>
+                <w:sz w:val="19"/>
               </w:rPr>
               <w:t>Public domain — no obligations.</w:t>
             </w:r>
@@ -3534,52 +4229,71 @@
       </w:tr>
     </w:tbl>
     <w:p>
-      <w:r>
-        <w:br w:type="page"/>
-      </w:r>
+      <w:pPr>
+        <w:spacing w:after="40"/>
+      </w:pPr>
     </w:p>
     <w:p>
       <w:pPr>
         <w:pStyle w:val="Heading1"/>
+        <w:pBdr>
+          <w:bottom w:val="single" w:sz="14" w:space="6" w:color="0D6EA6"/>
+        </w:pBdr>
       </w:pPr>
       <w:r>
         <w:t>6. Feature → component mapping</w:t>
       </w:r>
     </w:p>
     <w:p>
-      <w:pPr>
-        <w:spacing w:after="160" w:before="0"/>
-      </w:pPr>
       <w:r>
         <w:rPr>
           <w:b w:val="0"/>
           <w:i w:val="0"/>
-          <w:sz w:val="21"/>
         </w:rPr>
         <w:t>How the technologies tie to what a user actually sees and does in MapSnap.</w:t>
       </w:r>
     </w:p>
     <w:tbl>
       <w:tblPr>
-        <w:tblStyle w:val="TableGrid"/>
         <w:tblW w:type="auto" w:w="0"/>
-        <w:jc w:val="center"/>
+        <w:jc w:val="left"/>
         <w:tblLook w:firstColumn="1" w:firstRow="1" w:lastColumn="0" w:lastRow="0" w:noHBand="0" w:noVBand="1" w:val="04A0"/>
+        <w:tblBorders>
+          <w:top w:val="single" w:sz="8" w:color="0D6EA6"/>
+          <w:left w:val="none" w:sz="0" w:color="auto"/>
+          <w:bottom w:val="single" w:sz="8" w:color="C9D4DE"/>
+          <w:right w:val="none" w:sz="0" w:color="auto"/>
+          <w:insideH w:val="single" w:sz="4" w:color="C9D4DE"/>
+          <w:insideV w:val="none" w:sz="0" w:color="auto"/>
+        </w:tblBorders>
+        <w:tblCellMar>
+          <w:top w:w="40" w:type="dxa"/>
+          <w:left w:w="90" w:type="dxa"/>
+          <w:bottom w:w="40" w:type="dxa"/>
+          <w:right w:w="90" w:type="dxa"/>
+        </w:tblCellMar>
       </w:tblPr>
       <w:tblGrid>
-        <w:gridCol w:w="2880"/>
-        <w:gridCol w:w="2880"/>
-        <w:gridCol w:w="2880"/>
+        <w:gridCol w:w="3168"/>
+        <w:gridCol w:w="3168"/>
+        <w:gridCol w:w="3168"/>
       </w:tblGrid>
       <w:tr>
+        <w:trPr>
+          <w:tblHeader w:val="true"/>
+        </w:trPr>
         <w:tc>
           <w:tcPr>
-            <w:tcW w:type="dxa" w:w="2880"/>
-            <w:shd w:val="clear" w:color="auto" w:fill="B31B1B"/>
+            <w:tcW w:type="dxa" w:w="3168"/>
+            <w:shd w:val="clear" w:fill="0D6EA6"/>
           </w:tcPr>
           <w:p>
+            <w:pPr>
+              <w:spacing w:after="0" w:before="0"/>
+            </w:pPr>
             <w:r>
               <w:rPr>
+                <w:rFonts w:ascii="Segoe UI" w:hAnsi="Segoe UI"/>
                 <w:b/>
                 <w:color w:val="FFFFFF"/>
                 <w:sz w:val="18"/>
@@ -3590,12 +4304,16 @@
         </w:tc>
         <w:tc>
           <w:tcPr>
-            <w:tcW w:type="dxa" w:w="2880"/>
-            <w:shd w:val="clear" w:color="auto" w:fill="B31B1B"/>
+            <w:tcW w:type="dxa" w:w="3168"/>
+            <w:shd w:val="clear" w:fill="0D6EA6"/>
           </w:tcPr>
           <w:p>
+            <w:pPr>
+              <w:spacing w:after="0" w:before="0"/>
+            </w:pPr>
             <w:r>
               <w:rPr>
+                <w:rFonts w:ascii="Segoe UI" w:hAnsi="Segoe UI"/>
                 <w:b/>
                 <w:color w:val="FFFFFF"/>
                 <w:sz w:val="18"/>
@@ -3606,12 +4324,16 @@
         </w:tc>
         <w:tc>
           <w:tcPr>
-            <w:tcW w:type="dxa" w:w="2880"/>
-            <w:shd w:val="clear" w:color="auto" w:fill="B31B1B"/>
+            <w:tcW w:type="dxa" w:w="3168"/>
+            <w:shd w:val="clear" w:fill="0D6EA6"/>
           </w:tcPr>
           <w:p>
+            <w:pPr>
+              <w:spacing w:after="0" w:before="0"/>
+            </w:pPr>
             <w:r>
               <w:rPr>
+                <w:rFonts w:ascii="Segoe UI" w:hAnsi="Segoe UI"/>
                 <w:b/>
                 <w:color w:val="FFFFFF"/>
                 <w:sz w:val="18"/>
@@ -3624,14 +4346,15 @@
       <w:tr>
         <w:tc>
           <w:tcPr>
-            <w:tcW w:type="dxa" w:w="2880"/>
+            <w:tcW w:type="dxa" w:w="3168"/>
           </w:tcPr>
           <w:p>
-            <w:r/>
+            <w:pPr>
+              <w:spacing w:after="0" w:before="0"/>
+            </w:pPr>
             <w:r>
               <w:rPr>
-                <w:b/>
-                <w:sz w:val="17"/>
+                <w:sz w:val="19"/>
               </w:rPr>
               <w:t>Map any database into a browser</w:t>
             </w:r>
@@ -3639,13 +4362,15 @@
         </w:tc>
         <w:tc>
           <w:tcPr>
-            <w:tcW w:type="dxa" w:w="2880"/>
+            <w:tcW w:type="dxa" w:w="3168"/>
           </w:tcPr>
           <w:p>
-            <w:r/>
+            <w:pPr>
+              <w:spacing w:after="0" w:before="0"/>
+            </w:pPr>
             <w:r>
               <w:rPr>
-                <w:sz w:val="17"/>
+                <w:sz w:val="19"/>
               </w:rPr>
               <w:t>stdlib http.server, build_browser.py, db_extractors.py, pyodbc/psycopg2/PyMySQL/oracledb</w:t>
             </w:r>
@@ -3653,13 +4378,15 @@
         </w:tc>
         <w:tc>
           <w:tcPr>
-            <w:tcW w:type="dxa" w:w="2880"/>
+            <w:tcW w:type="dxa" w:w="3168"/>
           </w:tcPr>
           <w:p>
-            <w:r/>
+            <w:pPr>
+              <w:spacing w:after="0" w:before="0"/>
+            </w:pPr>
             <w:r>
               <w:rPr>
-                <w:sz w:val="17"/>
+                <w:sz w:val="19"/>
               </w:rPr>
               <w:t>Connect → extract → one canonical schema.json → generated single-page HTML browser.</w:t>
             </w:r>
@@ -3669,14 +4396,16 @@
       <w:tr>
         <w:tc>
           <w:tcPr>
-            <w:tcW w:type="dxa" w:w="2880"/>
+            <w:tcW w:type="dxa" w:w="3168"/>
+            <w:shd w:val="clear" w:fill="F1F5F9"/>
           </w:tcPr>
           <w:p>
-            <w:r/>
+            <w:pPr>
+              <w:spacing w:after="0" w:before="0"/>
+            </w:pPr>
             <w:r>
               <w:rPr>
-                <w:b/>
-                <w:sz w:val="17"/>
+                <w:sz w:val="19"/>
               </w:rPr>
               <w:t>See joins that aren't declared</w:t>
             </w:r>
@@ -3684,13 +4413,16 @@
         </w:tc>
         <w:tc>
           <w:tcPr>
-            <w:tcW w:type="dxa" w:w="2880"/>
+            <w:tcW w:type="dxa" w:w="3168"/>
+            <w:shd w:val="clear" w:fill="F1F5F9"/>
           </w:tcPr>
           <w:p>
-            <w:r/>
+            <w:pPr>
+              <w:spacing w:after="0" w:before="0"/>
+            </w:pPr>
             <w:r>
               <w:rPr>
-                <w:sz w:val="17"/>
+                <w:sz w:val="19"/>
               </w:rPr>
               <w:t>infer_soft_fks.py</w:t>
             </w:r>
@@ -3698,13 +4430,16 @@
         </w:tc>
         <w:tc>
           <w:tcPr>
-            <w:tcW w:type="dxa" w:w="2880"/>
+            <w:tcW w:type="dxa" w:w="3168"/>
+            <w:shd w:val="clear" w:fill="F1F5F9"/>
           </w:tcPr>
           <w:p>
-            <w:r/>
+            <w:pPr>
+              <w:spacing w:after="0" w:before="0"/>
+            </w:pPr>
             <w:r>
               <w:rPr>
-                <w:sz w:val="17"/>
+                <w:sz w:val="19"/>
               </w:rPr>
               <w:t>Infers relationships from column-name conventions so an OnBase dump stops looking like disconnected islands.</w:t>
             </w:r>
@@ -3714,14 +4449,15 @@
       <w:tr>
         <w:tc>
           <w:tcPr>
-            <w:tcW w:type="dxa" w:w="2880"/>
+            <w:tcW w:type="dxa" w:w="3168"/>
           </w:tcPr>
           <w:p>
-            <w:r/>
+            <w:pPr>
+              <w:spacing w:after="0" w:before="0"/>
+            </w:pPr>
             <w:r>
               <w:rPr>
-                <w:b/>
-                <w:sz w:val="17"/>
+                <w:sz w:val="19"/>
               </w:rPr>
               <w:t>Ask 'where are the checks?'</w:t>
             </w:r>
@@ -3729,13 +4465,15 @@
         </w:tc>
         <w:tc>
           <w:tcPr>
-            <w:tcW w:type="dxa" w:w="2880"/>
+            <w:tcW w:type="dxa" w:w="3168"/>
           </w:tcPr>
           <w:p>
-            <w:r/>
+            <w:pPr>
+              <w:spacing w:after="0" w:before="0"/>
+            </w:pPr>
             <w:r>
               <w:rPr>
-                <w:sz w:val="17"/>
+                <w:sz w:val="19"/>
               </w:rPr>
               <w:t>Ollama + nomic-embed-text + ChromaDB (Layer 5)</w:t>
             </w:r>
@@ -3743,13 +4481,15 @@
         </w:tc>
         <w:tc>
           <w:tcPr>
-            <w:tcW w:type="dxa" w:w="2880"/>
+            <w:tcW w:type="dxa" w:w="3168"/>
           </w:tcPr>
           <w:p>
-            <w:r/>
+            <w:pPr>
+              <w:spacing w:after="0" w:before="0"/>
+            </w:pPr>
             <w:r>
               <w:rPr>
-                <w:sz w:val="17"/>
+                <w:sz w:val="19"/>
               </w:rPr>
               <w:t>Local model + hybrid keyword/semantic retrieval map cryptic names (hsi.itemdata) to meaning.</w:t>
             </w:r>
@@ -3759,14 +4499,16 @@
       <w:tr>
         <w:tc>
           <w:tcPr>
-            <w:tcW w:type="dxa" w:w="2880"/>
+            <w:tcW w:type="dxa" w:w="3168"/>
+            <w:shd w:val="clear" w:fill="F1F5F9"/>
           </w:tcPr>
           <w:p>
-            <w:r/>
+            <w:pPr>
+              <w:spacing w:after="0" w:before="0"/>
+            </w:pPr>
             <w:r>
               <w:rPr>
-                <w:b/>
-                <w:sz w:val="17"/>
+                <w:sz w:val="19"/>
               </w:rPr>
               <w:t>Plain-English → SQL</w:t>
             </w:r>
@@ -3774,13 +4516,16 @@
         </w:tc>
         <w:tc>
           <w:tcPr>
-            <w:tcW w:type="dxa" w:w="2880"/>
+            <w:tcW w:type="dxa" w:w="3168"/>
+            <w:shd w:val="clear" w:fill="F1F5F9"/>
           </w:tcPr>
           <w:p>
-            <w:r/>
+            <w:pPr>
+              <w:spacing w:after="0" w:before="0"/>
+            </w:pPr>
             <w:r>
               <w:rPr>
-                <w:sz w:val="17"/>
+                <w:sz w:val="19"/>
               </w:rPr>
               <w:t>Ollama (NL→SQL), _is_readonly_sql guard</w:t>
             </w:r>
@@ -3788,13 +4533,16 @@
         </w:tc>
         <w:tc>
           <w:tcPr>
-            <w:tcW w:type="dxa" w:w="2880"/>
+            <w:tcW w:type="dxa" w:w="3168"/>
+            <w:shd w:val="clear" w:fill="F1F5F9"/>
           </w:tcPr>
           <w:p>
-            <w:r/>
+            <w:pPr>
+              <w:spacing w:after="0" w:before="0"/>
+            </w:pPr>
             <w:r>
               <w:rPr>
-                <w:sz w:val="17"/>
+                <w:sz w:val="19"/>
               </w:rPr>
               <w:t>Model drafts SQL; a read-only guard rejects non-SELECT and caps rows (≤1000) before any live execution.</w:t>
             </w:r>
@@ -3804,14 +4552,15 @@
       <w:tr>
         <w:tc>
           <w:tcPr>
-            <w:tcW w:type="dxa" w:w="2880"/>
+            <w:tcW w:type="dxa" w:w="3168"/>
           </w:tcPr>
           <w:p>
-            <w:r/>
+            <w:pPr>
+              <w:spacing w:after="0" w:before="0"/>
+            </w:pPr>
             <w:r>
               <w:rPr>
-                <w:b/>
-                <w:sz w:val="17"/>
+                <w:sz w:val="19"/>
               </w:rPr>
               <w:t>Keep regulated data on-prem</w:t>
             </w:r>
@@ -3819,13 +4568,15 @@
         </w:tc>
         <w:tc>
           <w:tcPr>
-            <w:tcW w:type="dxa" w:w="2880"/>
+            <w:tcW w:type="dxa" w:w="3168"/>
           </w:tcPr>
           <w:p>
-            <w:r/>
+            <w:pPr>
+              <w:spacing w:after="0" w:before="0"/>
+            </w:pPr>
             <w:r>
               <w:rPr>
-                <w:sz w:val="17"/>
+                <w:sz w:val="19"/>
               </w:rPr>
               <w:t>guardrail.py (Layer 0), per-profile data_policy</w:t>
             </w:r>
@@ -3833,13 +4584,15 @@
         </w:tc>
         <w:tc>
           <w:tcPr>
-            <w:tcW w:type="dxa" w:w="2880"/>
+            <w:tcW w:type="dxa" w:w="3168"/>
           </w:tcPr>
           <w:p>
-            <w:r/>
+            <w:pPr>
+              <w:spacing w:after="0" w:before="0"/>
+            </w:pPr>
             <w:r>
               <w:rPr>
-                <w:sz w:val="17"/>
+                <w:sz w:val="19"/>
               </w:rPr>
               <w:t>Single egress chokepoint; default local_only; cloud only when an admin raises the policy with a recorded agreement.</w:t>
             </w:r>
@@ -3849,14 +4602,16 @@
       <w:tr>
         <w:tc>
           <w:tcPr>
-            <w:tcW w:type="dxa" w:w="2880"/>
+            <w:tcW w:type="dxa" w:w="3168"/>
+            <w:shd w:val="clear" w:fill="F1F5F9"/>
           </w:tcPr>
           <w:p>
-            <w:r/>
+            <w:pPr>
+              <w:spacing w:after="0" w:before="0"/>
+            </w:pPr>
             <w:r>
               <w:rPr>
-                <w:b/>
-                <w:sz w:val="17"/>
+                <w:sz w:val="19"/>
               </w:rPr>
               <w:t>Catalog OnBase DocTypes</w:t>
             </w:r>
@@ -3864,13 +4619,16 @@
         </w:tc>
         <w:tc>
           <w:tcPr>
-            <w:tcW w:type="dxa" w:w="2880"/>
+            <w:tcW w:type="dxa" w:w="3168"/>
+            <w:shd w:val="clear" w:fill="F1F5F9"/>
           </w:tcPr>
           <w:p>
-            <w:r/>
+            <w:pPr>
+              <w:spacing w:after="0" w:before="0"/>
+            </w:pPr>
             <w:r>
               <w:rPr>
-                <w:sz w:val="17"/>
+                <w:sz w:val="19"/>
               </w:rPr>
               <w:t>zipfile+xml, BU_Catalog.json (Layer 3)</w:t>
             </w:r>
@@ -3878,13 +4636,16 @@
         </w:tc>
         <w:tc>
           <w:tcPr>
-            <w:tcW w:type="dxa" w:w="2880"/>
+            <w:tcW w:type="dxa" w:w="3168"/>
+            <w:shd w:val="clear" w:fill="F1F5F9"/>
           </w:tcPr>
           <w:p>
-            <w:r/>
+            <w:pPr>
+              <w:spacing w:after="0" w:before="0"/>
+            </w:pPr>
             <w:r>
               <w:rPr>
-                <w:sz w:val="17"/>
+                <w:sz w:val="19"/>
               </w:rPr>
               <w:t>Imports .spk/.expk Studio packages to build a business-value catalog.</w:t>
             </w:r>
@@ -3894,14 +4655,15 @@
       <w:tr>
         <w:tc>
           <w:tcPr>
-            <w:tcW w:type="dxa" w:w="2880"/>
+            <w:tcW w:type="dxa" w:w="3168"/>
           </w:tcPr>
           <w:p>
-            <w:r/>
+            <w:pPr>
+              <w:spacing w:after="0" w:before="0"/>
+            </w:pPr>
             <w:r>
               <w:rPr>
-                <w:b/>
-                <w:sz w:val="17"/>
+                <w:sz w:val="19"/>
               </w:rPr>
               <w:t>Login, roles &amp; permissions</w:t>
             </w:r>
@@ -3909,13 +4671,15 @@
         </w:tc>
         <w:tc>
           <w:tcPr>
-            <w:tcW w:type="dxa" w:w="2880"/>
+            <w:tcW w:type="dxa" w:w="3168"/>
           </w:tcPr>
           <w:p>
-            <w:r/>
+            <w:pPr>
+              <w:spacing w:after="0" w:before="0"/>
+            </w:pPr>
             <w:r>
               <w:rPr>
-                <w:sz w:val="17"/>
+                <w:sz w:val="19"/>
               </w:rPr>
               <w:t>auth.py, SQLite, hmac/hashlib/secrets, permissions.json</w:t>
             </w:r>
@@ -3923,13 +4687,15 @@
         </w:tc>
         <w:tc>
           <w:tcPr>
-            <w:tcW w:type="dxa" w:w="2880"/>
+            <w:tcW w:type="dxa" w:w="3168"/>
           </w:tcPr>
           <w:p>
-            <w:r/>
+            <w:pPr>
+              <w:spacing w:after="0" w:before="0"/>
+            </w:pPr>
             <w:r>
               <w:rPr>
-                <w:sz w:val="17"/>
+                <w:sz w:val="19"/>
               </w:rPr>
               <w:t>HMAC-hashed passwords, token sessions; roles map to tab sets and feature flags.</w:t>
             </w:r>
@@ -3939,14 +4705,16 @@
       <w:tr>
         <w:tc>
           <w:tcPr>
-            <w:tcW w:type="dxa" w:w="2880"/>
+            <w:tcW w:type="dxa" w:w="3168"/>
+            <w:shd w:val="clear" w:fill="F1F5F9"/>
           </w:tcPr>
           <w:p>
-            <w:r/>
+            <w:pPr>
+              <w:spacing w:after="0" w:before="0"/>
+            </w:pPr>
             <w:r>
               <w:rPr>
-                <w:b/>
-                <w:sz w:val="17"/>
+                <w:sz w:val="19"/>
               </w:rPr>
               <w:t>Reach it remotely</w:t>
             </w:r>
@@ -3954,13 +4722,16 @@
         </w:tc>
         <w:tc>
           <w:tcPr>
-            <w:tcW w:type="dxa" w:w="2880"/>
+            <w:tcW w:type="dxa" w:w="3168"/>
+            <w:shd w:val="clear" w:fill="F1F5F9"/>
           </w:tcPr>
           <w:p>
-            <w:r/>
+            <w:pPr>
+              <w:spacing w:after="0" w:before="0"/>
+            </w:pPr>
             <w:r>
               <w:rPr>
-                <w:sz w:val="17"/>
+                <w:sz w:val="19"/>
               </w:rPr>
               <w:t>NSSM + Cloudflare Tunnel</w:t>
             </w:r>
@@ -3968,13 +4739,16 @@
         </w:tc>
         <w:tc>
           <w:tcPr>
-            <w:tcW w:type="dxa" w:w="2880"/>
+            <w:tcW w:type="dxa" w:w="3168"/>
+            <w:shd w:val="clear" w:fill="F1F5F9"/>
           </w:tcPr>
           <w:p>
-            <w:r/>
+            <w:pPr>
+              <w:spacing w:after="0" w:before="0"/>
+            </w:pPr>
             <w:r>
               <w:rPr>
-                <w:sz w:val="17"/>
+                <w:sz w:val="19"/>
               </w:rPr>
               <w:t>QI_MapSnap service behind a named tunnel at the public HTTPS URL.</w:t>
             </w:r>
@@ -3984,65 +4758,167 @@
     </w:tbl>
     <w:p>
       <w:pPr>
+        <w:spacing w:after="40"/>
+      </w:pPr>
+    </w:p>
+    <w:p>
+      <w:pPr>
         <w:pStyle w:val="Heading1"/>
+        <w:pBdr>
+          <w:bottom w:val="single" w:sz="14" w:space="6" w:color="0D6EA6"/>
+        </w:pBdr>
       </w:pPr>
       <w:r>
         <w:t>7. Licensing &amp; compliance posture (summary for IT)</w:t>
       </w:r>
     </w:p>
     <w:p>
-      <w:pPr>
-        <w:spacing w:after="60"/>
-      </w:pPr>
       <w:r>
         <w:rPr>
           <w:b/>
-          <w:color w:val="B31B1B"/>
         </w:rPr>
         <w:t xml:space="preserve">Permissive by default.  </w:t>
       </w:r>
       <w:r>
+        <w:rPr/>
         <w:t>Almost every third-party component is permissively licensed (MIT / MIT-0 / Apache-2.0 / BSD / public domain), used as an unmodified library or external service. The only copyleft item is psycopg2 (LGPL), which is used as an unmodified, dynamically-linked driver — compliant as shipped.</w:t>
       </w:r>
     </w:p>
     <w:p>
-      <w:pPr>
-        <w:spacing w:after="60"/>
-      </w:pPr>
       <w:r>
         <w:rPr>
           <w:b/>
-          <w:color w:val="B31B1B"/>
         </w:rPr>
         <w:t xml:space="preserve">Data-governance.  </w:t>
       </w:r>
       <w:r>
+        <w:rPr/>
         <w:t>The egress guardrail enforces FERPA/GLBA/HIPAA posture in code, not by convention: default local_only, optional cloud_metadata_only (structure only, values scrubbed), and locked profiles that require an admin + recorded agreement to raise. Every cloud decision is logged for audit.</w:t>
       </w:r>
     </w:p>
     <w:p>
-      <w:pPr>
-        <w:spacing w:after="60"/>
-      </w:pPr>
       <w:r>
         <w:rPr>
           <w:b/>
-          <w:color w:val="B31B1B"/>
         </w:rPr>
         <w:t xml:space="preserve">On-prem AI.  </w:t>
       </w:r>
       <w:r>
+        <w:rPr/>
         <w:t>The default AI path is fully local (Ollama + local embeddings); no document content or regulated value reaches a cloud provider unless a profile is explicitly, auditable raised.</w:t>
       </w:r>
     </w:p>
     <w:sectPr>
+      <w:headerReference w:type="default" r:id="rId9"/>
+      <w:footerReference w:type="default" r:id="rId10"/>
       <w:pgSz w:w="12240" w:h="15840"/>
-      <w:pgMar w:top="1440" w:right="1800" w:bottom="1440" w:left="1800" w:header="720" w:footer="720" w:gutter="0"/>
+      <w:pgMar w:top="1296" w:right="1368" w:bottom="1152" w:left="1368" w:header="720" w:footer="720" w:gutter="0"/>
       <w:cols w:space="720"/>
+      <w:titlePg/>
       <w:docGrid w:linePitch="360"/>
     </w:sectPr>
   </w:body>
 </w:document>
+</file>
+
+<file path=word/footer1.xml><?xml version="1.0" encoding="utf-8"?>
+<w:ftr xmlns:m="http://schemas.openxmlformats.org/officeDocument/2006/math" xmlns:mc="http://schemas.openxmlformats.org/markup-compatibility/2006" xmlns:mo="http://schemas.microsoft.com/office/mac/office/2008/main" xmlns:mv="urn:schemas-microsoft-com:mac:vml" xmlns:o="urn:schemas-microsoft-com:office:office" xmlns:r="http://schemas.openxmlformats.org/officeDocument/2006/relationships" xmlns:v="urn:schemas-microsoft-com:vml" xmlns:w10="urn:schemas-microsoft-com:office:word" xmlns:w14="http://schemas.microsoft.com/office/word/2010/wordml" xmlns:w="http://schemas.openxmlformats.org/wordprocessingml/2006/main" xmlns:wne="http://schemas.microsoft.com/office/word/2006/wordml" xmlns:wp14="http://schemas.microsoft.com/office/word/2010/wordprocessingDrawing" xmlns:wp="http://schemas.openxmlformats.org/drawingml/2006/wordprocessingDrawing" xmlns:wpc="http://schemas.microsoft.com/office/word/2010/wordprocessingCanvas" xmlns:wpg="http://schemas.microsoft.com/office/word/2010/wordprocessingGroup" xmlns:wpi="http://schemas.microsoft.com/office/word/2010/wordprocessingInk" xmlns:wps="http://schemas.microsoft.com/office/word/2010/wordprocessingShape" mc:Ignorable="w14 wp14">
+  <w:p>
+    <w:pPr>
+      <w:pStyle w:val="Footer"/>
+      <w:tabs>
+        <w:tab w:pos="9504" w:val="right"/>
+      </w:tabs>
+      <w:pBdr>
+        <w:top w:val="single" w:sz="6" w:space="4" w:color="C9D4DE"/>
+      </w:pBdr>
+    </w:pPr>
+    <w:r/>
+    <w:r>
+      <w:rPr>
+        <w:color w:val="64748B"/>
+        <w:sz w:val="17"/>
+      </w:rPr>
+      <w:t>Quiddity Innovations · Generated 2026-08-06</w:t>
+    </w:r>
+    <w:r>
+      <w:rPr>
+        <w:sz w:val="17"/>
+      </w:rPr>
+      <w:tab/>
+    </w:r>
+    <w:r>
+      <w:rPr>
+        <w:color w:val="64748B"/>
+        <w:sz w:val="17"/>
+      </w:rPr>
+      <w:t xml:space="preserve">Page </w:t>
+    </w:r>
+    <w:fldSimple w:instr="PAGE">
+      <w:r>
+        <w:rPr>
+          <w:rFonts w:ascii="Calibri" w:hAnsi="Calibri"/>
+          <w:sz w:val="17"/>
+          <w:color w:val="0A5580"/>
+          <w:b/>
+        </w:rPr>
+        <w:t>1</w:t>
+      </w:r>
+    </w:fldSimple>
+    <w:r>
+      <w:rPr>
+        <w:color w:val="64748B"/>
+        <w:sz w:val="17"/>
+      </w:rPr>
+      <w:t xml:space="preserve"> of </w:t>
+    </w:r>
+    <w:fldSimple w:instr="NUMPAGES">
+      <w:r>
+        <w:rPr>
+          <w:rFonts w:ascii="Calibri" w:hAnsi="Calibri"/>
+          <w:sz w:val="17"/>
+          <w:color w:val="64748B"/>
+        </w:rPr>
+        <w:t>1</w:t>
+      </w:r>
+    </w:fldSimple>
+  </w:p>
+</w:ftr>
+</file>
+
+<file path=word/header1.xml><?xml version="1.0" encoding="utf-8"?>
+<w:hdr xmlns:m="http://schemas.openxmlformats.org/officeDocument/2006/math" xmlns:mc="http://schemas.openxmlformats.org/markup-compatibility/2006" xmlns:mo="http://schemas.microsoft.com/office/mac/office/2008/main" xmlns:mv="urn:schemas-microsoft-com:mac:vml" xmlns:o="urn:schemas-microsoft-com:office:office" xmlns:r="http://schemas.openxmlformats.org/officeDocument/2006/relationships" xmlns:v="urn:schemas-microsoft-com:vml" xmlns:w10="urn:schemas-microsoft-com:office:word" xmlns:w14="http://schemas.microsoft.com/office/word/2010/wordml" xmlns:w="http://schemas.openxmlformats.org/wordprocessingml/2006/main" xmlns:wne="http://schemas.microsoft.com/office/word/2006/wordml" xmlns:wp14="http://schemas.microsoft.com/office/word/2010/wordprocessingDrawing" xmlns:wp="http://schemas.openxmlformats.org/drawingml/2006/wordprocessingDrawing" xmlns:wpc="http://schemas.microsoft.com/office/word/2010/wordprocessingCanvas" xmlns:wpg="http://schemas.microsoft.com/office/word/2010/wordprocessingGroup" xmlns:wpi="http://schemas.microsoft.com/office/word/2010/wordprocessingInk" xmlns:wps="http://schemas.microsoft.com/office/word/2010/wordprocessingShape" mc:Ignorable="w14 wp14">
+  <w:p>
+    <w:pPr>
+      <w:pStyle w:val="Header"/>
+      <w:tabs>
+        <w:tab w:pos="9504" w:val="right"/>
+      </w:tabs>
+      <w:pBdr>
+        <w:bottom w:val="single" w:sz="6" w:space="4" w:color="C9D4DE"/>
+      </w:pBdr>
+    </w:pPr>
+    <w:r/>
+    <w:r>
+      <w:rPr>
+        <w:rFonts w:ascii="Segoe UI" w:hAnsi="Segoe UI"/>
+        <w:b/>
+        <w:color w:val="0A5580"/>
+        <w:sz w:val="17"/>
+      </w:rPr>
+      <w:t>MapSnap — IT Components &amp; Licensing</w:t>
+    </w:r>
+    <w:r>
+      <w:rPr>
+        <w:rFonts w:ascii="Calibri" w:hAnsi="Calibri"/>
+        <w:color w:val="64748B"/>
+        <w:sz w:val="17"/>
+      </w:rPr>
+      <w:tab/>
+      <w:t>QI Hive · Project Documentation Library</w:t>
+    </w:r>
+  </w:p>
+</w:hdr>
 </file>
 
 <file path=word/numbering.xml><?xml version="1.0" encoding="utf-8"?>
@@ -4408,8 +5284,12 @@
     <w:name w:val="Normal"/>
     <w:qFormat/>
     <w:rsid w:val="00FC693F"/>
+    <w:pPr>
+      <w:spacing w:after="120" w:line="269" w:lineRule="auto"/>
+    </w:pPr>
     <w:rPr>
       <w:rFonts w:ascii="Calibri" w:hAnsi="Calibri"/>
+      <w:color w:val="1F2937"/>
       <w:sz w:val="21"/>
     </w:rPr>
   </w:style>
@@ -4468,15 +5348,16 @@
     <w:pPr>
       <w:keepNext/>
       <w:keepLines/>
-      <w:spacing w:before="480" w:after="0"/>
+      <w:spacing w:before="360" w:after="160"/>
       <w:outlineLvl w:val="0"/>
     </w:pPr>
     <w:rPr>
-      <w:rFonts w:asciiTheme="majorHAnsi" w:eastAsiaTheme="majorEastAsia" w:hAnsiTheme="majorHAnsi" w:cstheme="majorBidi"/>
+      <w:rFonts w:asciiTheme="majorHAnsi" w:eastAsiaTheme="majorEastAsia" w:hAnsiTheme="majorHAnsi" w:cstheme="majorBidi" w:ascii="Segoe UI" w:hAnsi="Segoe UI"/>
       <w:b/>
       <w:bCs/>
-      <w:color w:val="365F91" w:themeColor="accent1" w:themeShade="BF"/>
-      <w:sz w:val="28"/>
+      <w:i w:val="0"/>
+      <w:color w:val="1F2937"/>
+      <w:sz w:val="40"/>
       <w:szCs w:val="28"/>
     </w:rPr>
   </w:style>
@@ -4492,15 +5373,16 @@
     <w:pPr>
       <w:keepNext/>
       <w:keepLines/>
-      <w:spacing w:before="200" w:after="0"/>
+      <w:spacing w:before="280" w:after="100"/>
       <w:outlineLvl w:val="1"/>
     </w:pPr>
     <w:rPr>
-      <w:rFonts w:asciiTheme="majorHAnsi" w:eastAsiaTheme="majorEastAsia" w:hAnsiTheme="majorHAnsi" w:cstheme="majorBidi"/>
+      <w:rFonts w:asciiTheme="majorHAnsi" w:eastAsiaTheme="majorEastAsia" w:hAnsiTheme="majorHAnsi" w:cstheme="majorBidi" w:ascii="Segoe UI" w:hAnsi="Segoe UI"/>
       <w:b/>
       <w:bCs/>
-      <w:color w:val="4F81BD" w:themeColor="accent1"/>
-      <w:sz w:val="26"/>
+      <w:i w:val="0"/>
+      <w:color w:val="0A5580"/>
+      <w:sz w:val="27"/>
       <w:szCs w:val="26"/>
     </w:rPr>
   </w:style>
@@ -4516,14 +5398,16 @@
     <w:pPr>
       <w:keepNext/>
       <w:keepLines/>
-      <w:spacing w:before="200" w:after="0"/>
+      <w:spacing w:before="200" w:after="80"/>
       <w:outlineLvl w:val="2"/>
     </w:pPr>
     <w:rPr>
-      <w:rFonts w:asciiTheme="majorHAnsi" w:eastAsiaTheme="majorEastAsia" w:hAnsiTheme="majorHAnsi" w:cstheme="majorBidi"/>
+      <w:rFonts w:asciiTheme="majorHAnsi" w:eastAsiaTheme="majorEastAsia" w:hAnsiTheme="majorHAnsi" w:cstheme="majorBidi" w:ascii="Segoe UI" w:hAnsi="Segoe UI"/>
       <w:b/>
       <w:bCs/>
-      <w:color w:val="4F81BD" w:themeColor="accent1"/>
+      <w:i w:val="0"/>
+      <w:color w:val="1F2937"/>
+      <w:sz w:val="22"/>
     </w:rPr>
   </w:style>
   <w:style w:type="paragraph" w:styleId="Heading4">
